--- a/docs/requisitos.docx
+++ b/docs/requisitos.docx
@@ -4,6 +4,7 @@
   <w:body>
     <w:p>
       <w:pPr>
+        <w:ind w:left="708" w:hanging="708"/>
         <w:jc w:val="center"/>
         <w:rPr>
           <w:rFonts w:asciiTheme="majorHAnsi" w:hAnsiTheme="majorHAnsi"/>
@@ -26,6 +27,7 @@
     </w:p>
     <w:p>
       <w:pPr>
+        <w:ind w:left="708" w:hanging="708"/>
         <w:jc w:val="center"/>
         <w:rPr>
           <w:rFonts w:asciiTheme="majorHAnsi" w:hAnsiTheme="majorHAnsi"/>
@@ -38,6 +40,7 @@
     </w:p>
     <w:p>
       <w:pPr>
+        <w:ind w:left="708" w:hanging="708"/>
         <w:rPr>
           <w:rFonts w:asciiTheme="majorHAnsi" w:hAnsiTheme="majorHAnsi"/>
           <w:b/>
@@ -55,15 +58,19 @@
     </w:p>
     <w:p>
       <w:pPr>
-        <w:rPr>
-          <w:rFonts w:asciiTheme="majorHAnsi" w:hAnsiTheme="majorHAnsi"/>
-          <w:b/>
-          <w:bCs/>
-        </w:rPr>
-      </w:pPr>
-    </w:p>
-    <w:p>
-      <w:pPr>
+        <w:ind w:left="708" w:hanging="708"/>
+        <w:jc w:val="both"/>
+        <w:rPr>
+          <w:rFonts w:asciiTheme="majorHAnsi" w:hAnsiTheme="majorHAnsi"/>
+          <w:b/>
+          <w:bCs/>
+        </w:rPr>
+      </w:pPr>
+    </w:p>
+    <w:p>
+      <w:pPr>
+        <w:ind w:left="708" w:hanging="708"/>
+        <w:jc w:val="both"/>
         <w:rPr>
           <w:rFonts w:asciiTheme="majorHAnsi" w:hAnsiTheme="majorHAnsi"/>
           <w:b/>
@@ -80,33 +87,9 @@
           <w:sz w:val="28"/>
           <w:szCs w:val="28"/>
         </w:rPr>
-        <w:t>1. Descripción general</w:t>
-      </w:r>
-    </w:p>
-    <w:p>
-      <w:pPr>
-        <w:rPr>
-          <w:rFonts w:asciiTheme="majorHAnsi" w:hAnsiTheme="majorHAnsi"/>
-        </w:rPr>
-      </w:pPr>
-      <w:r>
-        <w:rPr>
-          <w:rFonts w:asciiTheme="majorHAnsi" w:hAnsiTheme="majorHAnsi"/>
-        </w:rPr>
-        <w:t>El sistema permite administrar torneos de un juego de cartas 1 contra 1, gestionando torneos, jugadores, mazos, rondas, emparejamientos, resultados, puntos, ranking y estadísticas. El torneo utiliza formato de eliminación directa, donde los jugadores se enfrentan en partidas individuales y el perdedor queda eliminado.</w:t>
-      </w:r>
-    </w:p>
-    <w:p>
-      <w:pPr>
-        <w:rPr>
-          <w:rFonts w:asciiTheme="majorHAnsi" w:hAnsiTheme="majorHAnsi"/>
-          <w:b/>
-          <w:bCs/>
-        </w:rPr>
-      </w:pPr>
-    </w:p>
-    <w:p>
-      <w:pPr>
+        <w:t>1</w:t>
+      </w:r>
+      <w:r>
         <w:rPr>
           <w:rFonts w:asciiTheme="majorHAnsi" w:hAnsiTheme="majorHAnsi"/>
           <w:b/>
@@ -114,8 +97,33 @@
           <w:sz w:val="28"/>
           <w:szCs w:val="28"/>
         </w:rPr>
-      </w:pPr>
-      <w:r>
+        <w:t>. Objetivo del sistema</w:t>
+      </w:r>
+    </w:p>
+    <w:p>
+      <w:pPr>
+        <w:rPr>
+          <w:rFonts w:asciiTheme="majorHAnsi" w:hAnsiTheme="majorHAnsi"/>
+        </w:rPr>
+      </w:pPr>
+      <w:r>
+        <w:rPr>
+          <w:rFonts w:asciiTheme="majorHAnsi" w:hAnsiTheme="majorHAnsi"/>
+        </w:rPr>
+        <w:t>El sistema permite administrar torneos de un juego de cartas 1 contra 1, gestionando torneos, jugadores, mazos, rondas, emparejamientos, resultados, puntos, ranking y estadísticas. El torneo utiliza formato de eliminación directa, donde los jugadores se enfrentan en partidas individuales y el perdedor queda eliminado.</w:t>
+      </w:r>
+    </w:p>
+    <w:p>
+      <w:pPr>
+        <w:rPr>
+          <w:rFonts w:asciiTheme="majorHAnsi" w:hAnsiTheme="majorHAnsi"/>
+        </w:rPr>
+      </w:pPr>
+    </w:p>
+    <w:p>
+      <w:pPr>
+        <w:ind w:left="708" w:hanging="708"/>
+        <w:jc w:val="both"/>
         <w:rPr>
           <w:rFonts w:asciiTheme="majorHAnsi" w:hAnsiTheme="majorHAnsi"/>
           <w:b/>
@@ -123,33 +131,8 @@
           <w:sz w:val="28"/>
           <w:szCs w:val="28"/>
         </w:rPr>
-        <w:t>2. Objetivo del sistema</w:t>
-      </w:r>
-    </w:p>
-    <w:p>
-      <w:pPr>
-        <w:rPr>
-          <w:rFonts w:asciiTheme="majorHAnsi" w:hAnsiTheme="majorHAnsi"/>
-        </w:rPr>
-      </w:pPr>
-      <w:r>
-        <w:rPr>
-          <w:rFonts w:asciiTheme="majorHAnsi" w:hAnsiTheme="majorHAnsi"/>
-        </w:rPr>
-        <w:t>Facilitar la organización completa de un torneo de cartas: desde la inscripción de jugadores y mazos, pasando por la generación automática de enfrentamientos por ronda, hasta el registro de resultados y el cálculo de rankings y estadísticas finales.</w:t>
-      </w:r>
-    </w:p>
-    <w:p>
-      <w:pPr>
-        <w:rPr>
-          <w:rFonts w:asciiTheme="majorHAnsi" w:hAnsiTheme="majorHAnsi"/>
-          <w:b/>
-          <w:bCs/>
-        </w:rPr>
-      </w:pPr>
-    </w:p>
-    <w:p>
-      <w:pPr>
+      </w:pPr>
+      <w:r>
         <w:rPr>
           <w:rFonts w:asciiTheme="majorHAnsi" w:hAnsiTheme="majorHAnsi"/>
           <w:b/>
@@ -157,8 +140,32 @@
           <w:sz w:val="28"/>
           <w:szCs w:val="28"/>
         </w:rPr>
-      </w:pPr>
-      <w:r>
+        <w:t>2. Objetivo del sistema</w:t>
+      </w:r>
+    </w:p>
+    <w:p>
+      <w:pPr>
+        <w:rPr>
+          <w:rFonts w:asciiTheme="majorHAnsi" w:hAnsiTheme="majorHAnsi"/>
+        </w:rPr>
+      </w:pPr>
+      <w:r>
+        <w:rPr>
+          <w:rFonts w:asciiTheme="majorHAnsi" w:hAnsiTheme="majorHAnsi"/>
+        </w:rPr>
+        <w:t>Facilitar la organización completa de un torneo de cartas: desde la inscripción de jugadores y la elección de mazos, pasando por la generación automática de enfrentamientos por ronda, hasta el registro de resultados y el cálculo de rankings y estadísticas finales.</w:t>
+      </w:r>
+    </w:p>
+    <w:p>
+      <w:pPr>
+        <w:rPr>
+          <w:rFonts w:asciiTheme="majorHAnsi" w:hAnsiTheme="majorHAnsi"/>
+        </w:rPr>
+      </w:pPr>
+    </w:p>
+    <w:p>
+      <w:pPr>
+        <w:ind w:left="708" w:hanging="708"/>
         <w:rPr>
           <w:rFonts w:asciiTheme="majorHAnsi" w:hAnsiTheme="majorHAnsi"/>
           <w:b/>
@@ -166,153 +173,8 @@
           <w:sz w:val="28"/>
           <w:szCs w:val="28"/>
         </w:rPr>
-        <w:t>3. Alcance</w:t>
-      </w:r>
-    </w:p>
-    <w:p>
-      <w:pPr>
-        <w:rPr>
-          <w:rFonts w:asciiTheme="majorHAnsi" w:hAnsiTheme="majorHAnsi"/>
-        </w:rPr>
-      </w:pPr>
-      <w:r>
-        <w:rPr>
-          <w:rFonts w:asciiTheme="majorHAnsi" w:hAnsiTheme="majorHAnsi"/>
-        </w:rPr>
-        <w:t>El sistema cubre:</w:t>
-      </w:r>
-    </w:p>
-    <w:p>
-      <w:pPr>
-        <w:numPr>
-          <w:ilvl w:val="0"/>
-          <w:numId w:val="10"/>
-        </w:numPr>
-        <w:rPr>
-          <w:rFonts w:asciiTheme="majorHAnsi" w:hAnsiTheme="majorHAnsi"/>
-        </w:rPr>
-      </w:pPr>
-      <w:r>
-        <w:rPr>
-          <w:rFonts w:asciiTheme="majorHAnsi" w:hAnsiTheme="majorHAnsi"/>
-        </w:rPr>
-        <w:t>Gestión de jugadores y mazos</w:t>
-      </w:r>
-    </w:p>
-    <w:p>
-      <w:pPr>
-        <w:numPr>
-          <w:ilvl w:val="0"/>
-          <w:numId w:val="10"/>
-        </w:numPr>
-        <w:rPr>
-          <w:rFonts w:asciiTheme="majorHAnsi" w:hAnsiTheme="majorHAnsi"/>
-        </w:rPr>
-      </w:pPr>
-      <w:r>
-        <w:rPr>
-          <w:rFonts w:asciiTheme="majorHAnsi" w:hAnsiTheme="majorHAnsi"/>
-        </w:rPr>
-        <w:t>Gestión de torneos (creación, configuración, estados)</w:t>
-      </w:r>
-    </w:p>
-    <w:p>
-      <w:pPr>
-        <w:numPr>
-          <w:ilvl w:val="0"/>
-          <w:numId w:val="10"/>
-        </w:numPr>
-        <w:rPr>
-          <w:rFonts w:asciiTheme="majorHAnsi" w:hAnsiTheme="majorHAnsi"/>
-        </w:rPr>
-      </w:pPr>
-      <w:r>
-        <w:rPr>
-          <w:rFonts w:asciiTheme="majorHAnsi" w:hAnsiTheme="majorHAnsi"/>
-        </w:rPr>
-        <w:t>Generación de rondas y emparejamientos (eliminación directa)</w:t>
-      </w:r>
-    </w:p>
-    <w:p>
-      <w:pPr>
-        <w:numPr>
-          <w:ilvl w:val="0"/>
-          <w:numId w:val="10"/>
-        </w:numPr>
-        <w:rPr>
-          <w:rFonts w:asciiTheme="majorHAnsi" w:hAnsiTheme="majorHAnsi"/>
-        </w:rPr>
-      </w:pPr>
-      <w:r>
-        <w:rPr>
-          <w:rFonts w:asciiTheme="majorHAnsi" w:hAnsiTheme="majorHAnsi"/>
-        </w:rPr>
-        <w:t>Registro de resultados de partidas</w:t>
-      </w:r>
-    </w:p>
-    <w:p>
-      <w:pPr>
-        <w:numPr>
-          <w:ilvl w:val="0"/>
-          <w:numId w:val="10"/>
-        </w:numPr>
-        <w:rPr>
-          <w:rFonts w:asciiTheme="majorHAnsi" w:hAnsiTheme="majorHAnsi"/>
-        </w:rPr>
-      </w:pPr>
-      <w:r>
-        <w:rPr>
-          <w:rFonts w:asciiTheme="majorHAnsi" w:hAnsiTheme="majorHAnsi"/>
-        </w:rPr>
-        <w:t>Cálculo de puntos, ranking y estadísticas</w:t>
-      </w:r>
-    </w:p>
-    <w:p>
-      <w:pPr>
-        <w:rPr>
-          <w:rFonts w:asciiTheme="majorHAnsi" w:hAnsiTheme="majorHAnsi"/>
-          <w:b/>
-          <w:bCs/>
-          <w:i/>
-          <w:iCs/>
-        </w:rPr>
-      </w:pPr>
-    </w:p>
-    <w:p>
-      <w:pPr>
-        <w:rPr>
-          <w:rFonts w:asciiTheme="majorHAnsi" w:hAnsiTheme="majorHAnsi"/>
-          <w:b/>
-          <w:bCs/>
-          <w:i/>
-          <w:iCs/>
-        </w:rPr>
-      </w:pPr>
-    </w:p>
-    <w:p>
-      <w:pPr>
-        <w:rPr>
-          <w:rFonts w:asciiTheme="majorHAnsi" w:hAnsiTheme="majorHAnsi"/>
-          <w:b/>
-          <w:bCs/>
-          <w:i/>
-          <w:iCs/>
-        </w:rPr>
-      </w:pPr>
-    </w:p>
-    <w:p>
-      <w:pPr>
-        <w:rPr>
-          <w:rFonts w:asciiTheme="majorHAnsi" w:hAnsiTheme="majorHAnsi"/>
-          <w:b/>
-          <w:bCs/>
-          <w:i/>
-          <w:iCs/>
-        </w:rPr>
-      </w:pPr>
-    </w:p>
-    <w:p>
-      <w:pPr>
+      </w:pPr>
+      <w:r>
         <w:rPr>
           <w:rFonts w:asciiTheme="majorHAnsi" w:hAnsiTheme="majorHAnsi"/>
           <w:b/>
@@ -320,913 +182,25 @@
           <w:sz w:val="28"/>
           <w:szCs w:val="28"/>
         </w:rPr>
-      </w:pPr>
-      <w:r>
-        <w:rPr>
-          <w:rFonts w:asciiTheme="majorHAnsi" w:hAnsiTheme="majorHAnsi"/>
-          <w:b/>
-          <w:bCs/>
-          <w:sz w:val="28"/>
-          <w:szCs w:val="28"/>
-        </w:rPr>
-        <w:lastRenderedPageBreak/>
-        <w:t>4. Requisitos funcionales</w:t>
-      </w:r>
-    </w:p>
-    <w:p>
-      <w:pPr>
-        <w:rPr>
-          <w:rFonts w:asciiTheme="majorHAnsi" w:hAnsiTheme="majorHAnsi"/>
-          <w:b/>
-          <w:bCs/>
-        </w:rPr>
-      </w:pPr>
-      <w:r>
-        <w:rPr>
-          <w:rFonts w:asciiTheme="majorHAnsi" w:hAnsiTheme="majorHAnsi"/>
-          <w:b/>
-          <w:bCs/>
-        </w:rPr>
-        <w:t>4.1 Gestión de jugadores</w:t>
-      </w:r>
-    </w:p>
-    <w:p>
-      <w:pPr>
-        <w:numPr>
-          <w:ilvl w:val="0"/>
-          <w:numId w:val="11"/>
-        </w:numPr>
-        <w:rPr>
-          <w:rFonts w:asciiTheme="majorHAnsi" w:hAnsiTheme="majorHAnsi"/>
-          <w:b/>
-          <w:bCs/>
-        </w:rPr>
-      </w:pPr>
-      <w:r>
-        <w:rPr>
-          <w:rFonts w:asciiTheme="majorHAnsi" w:hAnsiTheme="majorHAnsi"/>
-          <w:b/>
-          <w:bCs/>
-        </w:rPr>
-        <w:t xml:space="preserve">RF-01: </w:t>
-      </w:r>
-      <w:r>
-        <w:rPr>
-          <w:rFonts w:asciiTheme="majorHAnsi" w:hAnsiTheme="majorHAnsi"/>
-        </w:rPr>
-        <w:t>El sistema debe permitir registrar un jugador (nombre, datos de contacto/identificación).</w:t>
-      </w:r>
-    </w:p>
-    <w:p>
-      <w:pPr>
-        <w:numPr>
-          <w:ilvl w:val="0"/>
-          <w:numId w:val="11"/>
-        </w:numPr>
-        <w:rPr>
-          <w:rFonts w:asciiTheme="majorHAnsi" w:hAnsiTheme="majorHAnsi"/>
-          <w:b/>
-          <w:bCs/>
-        </w:rPr>
-      </w:pPr>
-      <w:r>
-        <w:rPr>
-          <w:rFonts w:asciiTheme="majorHAnsi" w:hAnsiTheme="majorHAnsi"/>
-          <w:b/>
-          <w:bCs/>
-        </w:rPr>
-        <w:t xml:space="preserve">RF-02: </w:t>
-      </w:r>
-      <w:r>
-        <w:rPr>
-          <w:rFonts w:asciiTheme="majorHAnsi" w:hAnsiTheme="majorHAnsi"/>
-        </w:rPr>
-        <w:t>El sistema debe permitir consultar el historial de un jugador (torneos jugados, resultados).</w:t>
-      </w:r>
-    </w:p>
-    <w:p>
-      <w:pPr>
-        <w:numPr>
-          <w:ilvl w:val="0"/>
-          <w:numId w:val="11"/>
-        </w:numPr>
-        <w:rPr>
-          <w:rFonts w:asciiTheme="majorHAnsi" w:hAnsiTheme="majorHAnsi"/>
-          <w:b/>
-          <w:bCs/>
-        </w:rPr>
-      </w:pPr>
-      <w:r>
-        <w:rPr>
-          <w:rFonts w:asciiTheme="majorHAnsi" w:hAnsiTheme="majorHAnsi"/>
-          <w:b/>
-          <w:bCs/>
-        </w:rPr>
-        <w:t xml:space="preserve">RF-03: </w:t>
-      </w:r>
-      <w:r>
-        <w:rPr>
-          <w:rFonts w:asciiTheme="majorHAnsi" w:hAnsiTheme="majorHAnsi"/>
-        </w:rPr>
-        <w:t>El sistema debe permitir editar y eliminar jugadores.</w:t>
-      </w:r>
-    </w:p>
-    <w:p>
-      <w:pPr>
-        <w:rPr>
-          <w:rFonts w:asciiTheme="majorHAnsi" w:hAnsiTheme="majorHAnsi"/>
-          <w:b/>
-          <w:bCs/>
-        </w:rPr>
-      </w:pPr>
-      <w:r>
-        <w:rPr>
-          <w:rFonts w:asciiTheme="majorHAnsi" w:hAnsiTheme="majorHAnsi"/>
-          <w:b/>
-          <w:bCs/>
-        </w:rPr>
-        <w:t>4.2 Gestión de mazos</w:t>
-      </w:r>
-    </w:p>
-    <w:p>
-      <w:pPr>
-        <w:numPr>
-          <w:ilvl w:val="0"/>
-          <w:numId w:val="12"/>
-        </w:numPr>
-        <w:rPr>
-          <w:rFonts w:asciiTheme="majorHAnsi" w:hAnsiTheme="majorHAnsi"/>
-        </w:rPr>
-      </w:pPr>
-      <w:r>
-        <w:rPr>
-          <w:rFonts w:asciiTheme="majorHAnsi" w:hAnsiTheme="majorHAnsi"/>
-          <w:b/>
-          <w:bCs/>
-        </w:rPr>
-        <w:t xml:space="preserve">RF-04: </w:t>
-      </w:r>
-      <w:r>
-        <w:rPr>
-          <w:rFonts w:asciiTheme="majorHAnsi" w:hAnsiTheme="majorHAnsi"/>
-        </w:rPr>
-        <w:t>El sistema debe permitir registrar un mazo asociado a un jugador.</w:t>
-      </w:r>
-    </w:p>
-    <w:p>
-      <w:pPr>
-        <w:numPr>
-          <w:ilvl w:val="0"/>
-          <w:numId w:val="12"/>
-        </w:numPr>
-        <w:rPr>
-          <w:rFonts w:asciiTheme="majorHAnsi" w:hAnsiTheme="majorHAnsi"/>
-          <w:b/>
-          <w:bCs/>
-        </w:rPr>
-      </w:pPr>
-      <w:r>
-        <w:rPr>
-          <w:rFonts w:asciiTheme="majorHAnsi" w:hAnsiTheme="majorHAnsi"/>
-          <w:b/>
-          <w:bCs/>
-        </w:rPr>
-        <w:t xml:space="preserve">RF-05: </w:t>
-      </w:r>
-      <w:r>
-        <w:rPr>
-          <w:rFonts w:asciiTheme="majorHAnsi" w:hAnsiTheme="majorHAnsi"/>
-        </w:rPr>
-        <w:t>El sistema debe permitir consultar los mazos de un jugador.</w:t>
-      </w:r>
-    </w:p>
-    <w:p>
-      <w:pPr>
-        <w:rPr>
-          <w:rFonts w:asciiTheme="majorHAnsi" w:hAnsiTheme="majorHAnsi"/>
-          <w:b/>
-          <w:bCs/>
-        </w:rPr>
-      </w:pPr>
-      <w:r>
-        <w:rPr>
-          <w:rFonts w:asciiTheme="majorHAnsi" w:hAnsiTheme="majorHAnsi"/>
-          <w:b/>
-          <w:bCs/>
-        </w:rPr>
-        <w:t>4.3 Gestión de torneos</w:t>
-      </w:r>
-    </w:p>
-    <w:p>
-      <w:pPr>
-        <w:numPr>
-          <w:ilvl w:val="0"/>
-          <w:numId w:val="13"/>
-        </w:numPr>
-        <w:rPr>
-          <w:rFonts w:asciiTheme="majorHAnsi" w:hAnsiTheme="majorHAnsi"/>
-          <w:b/>
-          <w:bCs/>
-        </w:rPr>
-      </w:pPr>
-      <w:r>
-        <w:rPr>
-          <w:rFonts w:asciiTheme="majorHAnsi" w:hAnsiTheme="majorHAnsi"/>
-          <w:b/>
-          <w:bCs/>
-        </w:rPr>
-        <w:t xml:space="preserve">RF-06: </w:t>
-      </w:r>
-      <w:r>
-        <w:rPr>
-          <w:rFonts w:asciiTheme="majorHAnsi" w:hAnsiTheme="majorHAnsi"/>
-        </w:rPr>
-        <w:t>El sistema debe permitir crear un torneo (nombre, fecha, número de participantes).</w:t>
-      </w:r>
-    </w:p>
-    <w:p>
-      <w:pPr>
-        <w:numPr>
-          <w:ilvl w:val="0"/>
-          <w:numId w:val="13"/>
-        </w:numPr>
-        <w:rPr>
-          <w:rFonts w:asciiTheme="majorHAnsi" w:hAnsiTheme="majorHAnsi"/>
-          <w:b/>
-          <w:bCs/>
-        </w:rPr>
-      </w:pPr>
-      <w:r>
-        <w:rPr>
-          <w:rFonts w:asciiTheme="majorHAnsi" w:hAnsiTheme="majorHAnsi"/>
-          <w:b/>
-          <w:bCs/>
-        </w:rPr>
-        <w:t xml:space="preserve">RF-07: </w:t>
-      </w:r>
-      <w:r>
-        <w:rPr>
-          <w:rFonts w:asciiTheme="majorHAnsi" w:hAnsiTheme="majorHAnsi"/>
-        </w:rPr>
-        <w:t>El sistema debe permitir inscribir jugadores a un torneo.</w:t>
-      </w:r>
-    </w:p>
-    <w:p>
-      <w:pPr>
-        <w:numPr>
-          <w:ilvl w:val="0"/>
-          <w:numId w:val="13"/>
-        </w:numPr>
-        <w:rPr>
-          <w:rFonts w:asciiTheme="majorHAnsi" w:hAnsiTheme="majorHAnsi"/>
-        </w:rPr>
-      </w:pPr>
-      <w:r>
-        <w:rPr>
-          <w:rFonts w:asciiTheme="majorHAnsi" w:hAnsiTheme="majorHAnsi"/>
-          <w:b/>
-          <w:bCs/>
-        </w:rPr>
-        <w:t xml:space="preserve">RF-08: </w:t>
-      </w:r>
-      <w:r>
-        <w:rPr>
-          <w:rFonts w:asciiTheme="majorHAnsi" w:hAnsiTheme="majorHAnsi"/>
-        </w:rPr>
-        <w:t>El sistema debe generar automáticamente el bracket de eliminación directa según el número de jugadores inscritos.</w:t>
-      </w:r>
-    </w:p>
-    <w:p>
-      <w:pPr>
-        <w:rPr>
-          <w:rFonts w:asciiTheme="majorHAnsi" w:hAnsiTheme="majorHAnsi"/>
-          <w:b/>
-          <w:bCs/>
-        </w:rPr>
-      </w:pPr>
-      <w:r>
-        <w:rPr>
-          <w:rFonts w:asciiTheme="majorHAnsi" w:hAnsiTheme="majorHAnsi"/>
-          <w:b/>
-          <w:bCs/>
-        </w:rPr>
-        <w:t>4.4 Motor de torneo (rondas y emparejamientos)</w:t>
-      </w:r>
-    </w:p>
-    <w:p>
-      <w:pPr>
-        <w:numPr>
-          <w:ilvl w:val="0"/>
-          <w:numId w:val="14"/>
-        </w:numPr>
-        <w:rPr>
-          <w:rFonts w:asciiTheme="majorHAnsi" w:hAnsiTheme="majorHAnsi"/>
-          <w:b/>
-          <w:bCs/>
-        </w:rPr>
-      </w:pPr>
-      <w:r>
-        <w:rPr>
-          <w:rFonts w:asciiTheme="majorHAnsi" w:hAnsiTheme="majorHAnsi"/>
-          <w:b/>
-          <w:bCs/>
-        </w:rPr>
-        <w:t xml:space="preserve">RF-09: </w:t>
-      </w:r>
-      <w:r>
-        <w:rPr>
-          <w:rFonts w:asciiTheme="majorHAnsi" w:hAnsiTheme="majorHAnsi"/>
-        </w:rPr>
-        <w:t xml:space="preserve">El sistema debe generar los emparejamientos de cada ronda según el formato de </w:t>
-      </w:r>
-      <w:r>
-        <w:rPr>
-          <w:rFonts w:asciiTheme="majorHAnsi" w:hAnsiTheme="majorHAnsi"/>
-        </w:rPr>
-        <w:t>eliminación</w:t>
-      </w:r>
-      <w:r>
-        <w:rPr>
-          <w:rFonts w:asciiTheme="majorHAnsi" w:hAnsiTheme="majorHAnsi"/>
-        </w:rPr>
-        <w:t xml:space="preserve"> directa (ej. cuartos → semifinal → final).</w:t>
-      </w:r>
-    </w:p>
-    <w:p>
-      <w:pPr>
-        <w:numPr>
-          <w:ilvl w:val="0"/>
-          <w:numId w:val="14"/>
-        </w:numPr>
-        <w:rPr>
-          <w:rFonts w:asciiTheme="majorHAnsi" w:hAnsiTheme="majorHAnsi"/>
-          <w:b/>
-          <w:bCs/>
-        </w:rPr>
-      </w:pPr>
-      <w:r>
-        <w:rPr>
-          <w:rFonts w:asciiTheme="majorHAnsi" w:hAnsiTheme="majorHAnsi"/>
-          <w:b/>
-          <w:bCs/>
-        </w:rPr>
-        <w:t xml:space="preserve">RF-10: </w:t>
-      </w:r>
-      <w:r>
-        <w:rPr>
-          <w:rFonts w:asciiTheme="majorHAnsi" w:hAnsiTheme="majorHAnsi"/>
-        </w:rPr>
-        <w:t>El sistema debe registrar el resultado de cada emparejamiento (ganador/perdedor).</w:t>
-      </w:r>
-    </w:p>
-    <w:p>
-      <w:pPr>
-        <w:numPr>
-          <w:ilvl w:val="0"/>
-          <w:numId w:val="14"/>
-        </w:numPr>
-        <w:rPr>
-          <w:rFonts w:asciiTheme="majorHAnsi" w:hAnsiTheme="majorHAnsi"/>
-          <w:b/>
-          <w:bCs/>
-        </w:rPr>
-      </w:pPr>
-      <w:r>
-        <w:rPr>
-          <w:rFonts w:asciiTheme="majorHAnsi" w:hAnsiTheme="majorHAnsi"/>
-          <w:b/>
-          <w:bCs/>
-        </w:rPr>
-        <w:t xml:space="preserve">RF-11: </w:t>
-      </w:r>
-      <w:r>
-        <w:rPr>
-          <w:rFonts w:asciiTheme="majorHAnsi" w:hAnsiTheme="majorHAnsi"/>
-        </w:rPr>
-        <w:t>El sistema debe avanzar automáticamente al ganador a la siguiente ronda.</w:t>
-      </w:r>
-    </w:p>
-    <w:p>
-      <w:pPr>
-        <w:numPr>
-          <w:ilvl w:val="0"/>
-          <w:numId w:val="14"/>
-        </w:numPr>
-        <w:rPr>
-          <w:rFonts w:asciiTheme="majorHAnsi" w:hAnsiTheme="majorHAnsi"/>
-          <w:b/>
-          <w:bCs/>
-        </w:rPr>
-      </w:pPr>
-      <w:r>
-        <w:rPr>
-          <w:rFonts w:asciiTheme="majorHAnsi" w:hAnsiTheme="majorHAnsi"/>
-          <w:b/>
-          <w:bCs/>
-        </w:rPr>
-        <w:t xml:space="preserve">RF-12: </w:t>
-      </w:r>
-      <w:r>
-        <w:rPr>
-          <w:rFonts w:asciiTheme="majorHAnsi" w:hAnsiTheme="majorHAnsi"/>
-        </w:rPr>
-        <w:t>El sistema debe marcar como eliminado al jugador que pierde un enfrentamiento.</w:t>
-      </w:r>
-    </w:p>
-    <w:p>
-      <w:pPr>
-        <w:numPr>
-          <w:ilvl w:val="0"/>
-          <w:numId w:val="14"/>
-        </w:numPr>
-        <w:rPr>
-          <w:rFonts w:asciiTheme="majorHAnsi" w:hAnsiTheme="majorHAnsi"/>
-          <w:b/>
-          <w:bCs/>
-        </w:rPr>
-      </w:pPr>
-      <w:r>
-        <w:rPr>
-          <w:rFonts w:asciiTheme="majorHAnsi" w:hAnsiTheme="majorHAnsi"/>
-          <w:b/>
-          <w:bCs/>
-        </w:rPr>
-        <w:t xml:space="preserve">RF-13: </w:t>
-      </w:r>
-      <w:r>
-        <w:rPr>
-          <w:rFonts w:asciiTheme="majorHAnsi" w:hAnsiTheme="majorHAnsi"/>
-        </w:rPr>
-        <w:t>El sistema debe declarar un campeón al finalizar la última ronda.</w:t>
-      </w:r>
-    </w:p>
-    <w:p>
-      <w:pPr>
-        <w:rPr>
-          <w:rFonts w:asciiTheme="majorHAnsi" w:hAnsiTheme="majorHAnsi"/>
-          <w:b/>
-          <w:bCs/>
-        </w:rPr>
-      </w:pPr>
-    </w:p>
-    <w:p>
-      <w:pPr>
-        <w:rPr>
-          <w:rFonts w:asciiTheme="majorHAnsi" w:hAnsiTheme="majorHAnsi"/>
-          <w:b/>
-          <w:bCs/>
-        </w:rPr>
-      </w:pPr>
-    </w:p>
-    <w:p>
-      <w:pPr>
-        <w:rPr>
-          <w:rFonts w:asciiTheme="majorHAnsi" w:hAnsiTheme="majorHAnsi"/>
-          <w:b/>
-          <w:bCs/>
-        </w:rPr>
-      </w:pPr>
-    </w:p>
-    <w:p>
-      <w:pPr>
-        <w:rPr>
-          <w:rFonts w:asciiTheme="majorHAnsi" w:hAnsiTheme="majorHAnsi"/>
-          <w:b/>
-          <w:bCs/>
-        </w:rPr>
-      </w:pPr>
-      <w:r>
-        <w:rPr>
-          <w:rFonts w:asciiTheme="majorHAnsi" w:hAnsiTheme="majorHAnsi"/>
-          <w:b/>
-          <w:bCs/>
-        </w:rPr>
-        <w:lastRenderedPageBreak/>
-        <w:t>4.5 Puntos, ranking y estadísticas</w:t>
-      </w:r>
-    </w:p>
-    <w:p>
-      <w:pPr>
-        <w:numPr>
-          <w:ilvl w:val="0"/>
-          <w:numId w:val="15"/>
-        </w:numPr>
-        <w:rPr>
-          <w:rFonts w:asciiTheme="majorHAnsi" w:hAnsiTheme="majorHAnsi"/>
-          <w:b/>
-          <w:bCs/>
-        </w:rPr>
-      </w:pPr>
-      <w:r>
-        <w:rPr>
-          <w:rFonts w:asciiTheme="majorHAnsi" w:hAnsiTheme="majorHAnsi"/>
-          <w:b/>
-          <w:bCs/>
-        </w:rPr>
-        <w:t xml:space="preserve">RF-14: </w:t>
-      </w:r>
-      <w:r>
-        <w:rPr>
-          <w:rFonts w:asciiTheme="majorHAnsi" w:hAnsiTheme="majorHAnsi"/>
-        </w:rPr>
-        <w:t>El sistema debe calcular puntos por jugador según el resultado de sus partidas.</w:t>
-      </w:r>
-    </w:p>
-    <w:p>
-      <w:pPr>
-        <w:numPr>
-          <w:ilvl w:val="0"/>
-          <w:numId w:val="15"/>
-        </w:numPr>
-        <w:rPr>
-          <w:rFonts w:asciiTheme="majorHAnsi" w:hAnsiTheme="majorHAnsi"/>
-          <w:b/>
-          <w:bCs/>
-        </w:rPr>
-      </w:pPr>
-      <w:r>
-        <w:rPr>
-          <w:rFonts w:asciiTheme="majorHAnsi" w:hAnsiTheme="majorHAnsi"/>
-          <w:b/>
-          <w:bCs/>
-        </w:rPr>
-        <w:t xml:space="preserve">RF-15: </w:t>
-      </w:r>
-      <w:r>
-        <w:rPr>
-          <w:rFonts w:asciiTheme="majorHAnsi" w:hAnsiTheme="majorHAnsi"/>
-        </w:rPr>
-        <w:t>El sistema debe generar un ranking de jugadores basado en sus puntos acumulados.</w:t>
-      </w:r>
-    </w:p>
-    <w:p>
-      <w:pPr>
-        <w:numPr>
-          <w:ilvl w:val="0"/>
-          <w:numId w:val="15"/>
-        </w:numPr>
-        <w:rPr>
-          <w:rFonts w:asciiTheme="majorHAnsi" w:hAnsiTheme="majorHAnsi"/>
-          <w:b/>
-          <w:bCs/>
-        </w:rPr>
-      </w:pPr>
-      <w:r>
-        <w:rPr>
-          <w:rFonts w:asciiTheme="majorHAnsi" w:hAnsiTheme="majorHAnsi"/>
-          <w:b/>
-          <w:bCs/>
-        </w:rPr>
-        <w:t xml:space="preserve">RF-16: </w:t>
-      </w:r>
-      <w:r>
-        <w:rPr>
-          <w:rFonts w:asciiTheme="majorHAnsi" w:hAnsiTheme="majorHAnsi"/>
-        </w:rPr>
-        <w:t>El sistema debe mostrar estadísticas por jugador y por torneo (partidas jugadas, ganadas, perdidas).</w:t>
-      </w:r>
-    </w:p>
-    <w:p>
-      <w:pPr>
-        <w:ind w:left="720"/>
-        <w:rPr>
-          <w:rFonts w:asciiTheme="majorHAnsi" w:hAnsiTheme="majorHAnsi"/>
-          <w:b/>
-          <w:bCs/>
-        </w:rPr>
-      </w:pPr>
-    </w:p>
-    <w:p>
-      <w:pPr>
-        <w:rPr>
-          <w:rFonts w:asciiTheme="majorHAnsi" w:hAnsiTheme="majorHAnsi"/>
-          <w:b/>
-          <w:bCs/>
-        </w:rPr>
-      </w:pPr>
-      <w:r>
-        <w:rPr>
-          <w:rFonts w:asciiTheme="majorHAnsi" w:hAnsiTheme="majorHAnsi"/>
-          <w:b/>
-          <w:bCs/>
-        </w:rPr>
-        <w:t>5. Requisitos no funcionales</w:t>
-      </w:r>
-    </w:p>
-    <w:p>
-      <w:pPr>
-        <w:numPr>
-          <w:ilvl w:val="0"/>
-          <w:numId w:val="16"/>
-        </w:numPr>
-        <w:rPr>
-          <w:rFonts w:asciiTheme="majorHAnsi" w:hAnsiTheme="majorHAnsi"/>
-          <w:b/>
-          <w:bCs/>
-        </w:rPr>
-      </w:pPr>
-      <w:r>
-        <w:rPr>
-          <w:rFonts w:asciiTheme="majorHAnsi" w:hAnsiTheme="majorHAnsi"/>
-          <w:b/>
-          <w:bCs/>
-        </w:rPr>
-        <w:t xml:space="preserve">RNF-01: </w:t>
-      </w:r>
-      <w:r>
-        <w:rPr>
-          <w:rFonts w:asciiTheme="majorHAnsi" w:hAnsiTheme="majorHAnsi"/>
-        </w:rPr>
-        <w:t>El frontend debe desarrollarse en Angular con TypeScript, usando Tailwind CSS para estilos.</w:t>
-      </w:r>
-    </w:p>
-    <w:p>
-      <w:pPr>
-        <w:numPr>
-          <w:ilvl w:val="0"/>
-          <w:numId w:val="16"/>
-        </w:numPr>
-        <w:rPr>
-          <w:rFonts w:asciiTheme="majorHAnsi" w:hAnsiTheme="majorHAnsi"/>
-          <w:b/>
-          <w:bCs/>
-        </w:rPr>
-      </w:pPr>
-      <w:r>
-        <w:rPr>
-          <w:rFonts w:asciiTheme="majorHAnsi" w:hAnsiTheme="majorHAnsi"/>
-          <w:b/>
-          <w:bCs/>
-        </w:rPr>
-        <w:t xml:space="preserve">RNF-02: </w:t>
-      </w:r>
-      <w:r>
-        <w:rPr>
-          <w:rFonts w:asciiTheme="majorHAnsi" w:hAnsiTheme="majorHAnsi"/>
-        </w:rPr>
-        <w:t>El backend debe exponer una API REST desarrollada en FastAPI.</w:t>
-      </w:r>
-    </w:p>
-    <w:p>
-      <w:pPr>
-        <w:numPr>
-          <w:ilvl w:val="0"/>
-          <w:numId w:val="16"/>
-        </w:numPr>
-        <w:rPr>
-          <w:rFonts w:asciiTheme="majorHAnsi" w:hAnsiTheme="majorHAnsi"/>
-          <w:b/>
-          <w:bCs/>
-        </w:rPr>
-      </w:pPr>
-      <w:r>
-        <w:rPr>
-          <w:rFonts w:asciiTheme="majorHAnsi" w:hAnsiTheme="majorHAnsi"/>
-          <w:b/>
-          <w:bCs/>
-        </w:rPr>
-        <w:t xml:space="preserve">RNF-03: </w:t>
-      </w:r>
-      <w:r>
-        <w:rPr>
-          <w:rFonts w:asciiTheme="majorHAnsi" w:hAnsiTheme="majorHAnsi"/>
-        </w:rPr>
-        <w:t>La base de datos debe ser PostgreSQL, alojada en Supabase (usada únicamente como proveedor de base de datos, sin exponer su API autogenerada al frontend).</w:t>
-      </w:r>
-    </w:p>
-    <w:p>
-      <w:pPr>
-        <w:numPr>
-          <w:ilvl w:val="0"/>
-          <w:numId w:val="16"/>
-        </w:numPr>
-        <w:rPr>
-          <w:rFonts w:asciiTheme="majorHAnsi" w:hAnsiTheme="majorHAnsi"/>
-          <w:b/>
-          <w:bCs/>
-        </w:rPr>
-      </w:pPr>
-      <w:r>
-        <w:rPr>
-          <w:rFonts w:asciiTheme="majorHAnsi" w:hAnsiTheme="majorHAnsi"/>
-          <w:b/>
-          <w:bCs/>
-        </w:rPr>
-        <w:t xml:space="preserve">RNF-04: </w:t>
-      </w:r>
-      <w:r>
-        <w:rPr>
-          <w:rFonts w:asciiTheme="majorHAnsi" w:hAnsiTheme="majorHAnsi"/>
-        </w:rPr>
-        <w:t>El frontend debe consumir exclusivamente la API propia del backend (Angular HttpClient), sin conexión directa a la base de datos.</w:t>
-      </w:r>
-    </w:p>
-    <w:p>
-      <w:pPr>
-        <w:numPr>
-          <w:ilvl w:val="0"/>
-          <w:numId w:val="16"/>
-        </w:numPr>
-        <w:rPr>
-          <w:rFonts w:asciiTheme="majorHAnsi" w:hAnsiTheme="majorHAnsi"/>
-        </w:rPr>
-      </w:pPr>
-      <w:r>
-        <w:rPr>
-          <w:rFonts w:asciiTheme="majorHAnsi" w:hAnsiTheme="majorHAnsi"/>
-          <w:b/>
-          <w:bCs/>
-        </w:rPr>
-        <w:t xml:space="preserve">RNF-05: </w:t>
-      </w:r>
-      <w:r>
-        <w:rPr>
-          <w:rFonts w:asciiTheme="majorHAnsi" w:hAnsiTheme="majorHAnsi"/>
-        </w:rPr>
-        <w:t>El sistema debe ser usable tanto por el organizador (gestión completa) como por los jugadores (consulta de su información y del torneo).</w:t>
-      </w:r>
-    </w:p>
-    <w:p>
-      <w:pPr>
-        <w:ind w:left="720"/>
-        <w:rPr>
-          <w:rFonts w:asciiTheme="majorHAnsi" w:hAnsiTheme="majorHAnsi"/>
-          <w:b/>
-          <w:bCs/>
-        </w:rPr>
-      </w:pPr>
-    </w:p>
-    <w:p>
-      <w:pPr>
-        <w:rPr>
-          <w:rFonts w:asciiTheme="majorHAnsi" w:hAnsiTheme="majorHAnsi"/>
-          <w:b/>
-          <w:bCs/>
-        </w:rPr>
-      </w:pPr>
-      <w:r>
-        <w:rPr>
-          <w:rFonts w:asciiTheme="majorHAnsi" w:hAnsiTheme="majorHAnsi"/>
-          <w:b/>
-          <w:bCs/>
-        </w:rPr>
-        <w:t>6. Reglas de negocio (basadas en el documento de diseño del juego)</w:t>
-      </w:r>
-    </w:p>
-    <w:p>
-      <w:pPr>
-        <w:numPr>
-          <w:ilvl w:val="0"/>
-          <w:numId w:val="17"/>
-        </w:numPr>
-        <w:rPr>
-          <w:rFonts w:asciiTheme="majorHAnsi" w:hAnsiTheme="majorHAnsi"/>
-        </w:rPr>
-      </w:pPr>
-      <w:r>
-        <w:rPr>
-          <w:rFonts w:asciiTheme="majorHAnsi" w:hAnsiTheme="majorHAnsi"/>
-        </w:rPr>
-        <w:t>Cada partida es 1 contra 1, con 20 puntos de vida iniciales por jugador.</w:t>
-      </w:r>
-    </w:p>
-    <w:p>
-      <w:pPr>
-        <w:numPr>
-          <w:ilvl w:val="0"/>
-          <w:numId w:val="17"/>
-        </w:numPr>
-        <w:rPr>
-          <w:rFonts w:asciiTheme="majorHAnsi" w:hAnsiTheme="majorHAnsi"/>
-        </w:rPr>
-      </w:pPr>
-      <w:r>
-        <w:rPr>
-          <w:rFonts w:asciiTheme="majorHAnsi" w:hAnsiTheme="majorHAnsi"/>
-        </w:rPr>
-        <w:t>Cada jugador cuenta con un mazo de 20 cartas (ataque, defensa, especiales).</w:t>
-      </w:r>
-    </w:p>
-    <w:p>
-      <w:pPr>
-        <w:numPr>
-          <w:ilvl w:val="0"/>
-          <w:numId w:val="17"/>
-        </w:numPr>
-        <w:rPr>
-          <w:rFonts w:asciiTheme="majorHAnsi" w:hAnsiTheme="majorHAnsi"/>
-        </w:rPr>
-      </w:pPr>
-      <w:r>
-        <w:rPr>
-          <w:rFonts w:asciiTheme="majorHAnsi" w:hAnsiTheme="majorHAnsi"/>
-        </w:rPr>
-        <w:t>Mano inicial y máxima de 4 cartas; se roban hasta 2 al inicio de cada turno.</w:t>
-      </w:r>
-    </w:p>
-    <w:p>
-      <w:pPr>
-        <w:numPr>
-          <w:ilvl w:val="0"/>
-          <w:numId w:val="17"/>
-        </w:numPr>
-        <w:rPr>
-          <w:rFonts w:asciiTheme="majorHAnsi" w:hAnsiTheme="majorHAnsi"/>
-        </w:rPr>
-      </w:pPr>
-      <w:r>
-        <w:rPr>
-          <w:rFonts w:asciiTheme="majorHAnsi" w:hAnsiTheme="majorHAnsi"/>
-        </w:rPr>
-        <w:t>Cada turno permite usar hasta 3 cartas, con duración máxima de 30 segundos.</w:t>
-      </w:r>
-    </w:p>
-    <w:p>
-      <w:pPr>
-        <w:numPr>
-          <w:ilvl w:val="0"/>
-          <w:numId w:val="17"/>
-        </w:numPr>
-        <w:rPr>
-          <w:rFonts w:asciiTheme="majorHAnsi" w:hAnsiTheme="majorHAnsi"/>
-        </w:rPr>
-      </w:pPr>
-      <w:r>
-        <w:rPr>
-          <w:rFonts w:asciiTheme="majorHAnsi" w:hAnsiTheme="majorHAnsi"/>
-        </w:rPr>
-        <w:t>Duración normal de partida: 10 minutos; si no hay ganador, entra en fase de "presión por tiempo" con daño acumulativo por ciclos de 3 minutos.</w:t>
-      </w:r>
-    </w:p>
-    <w:p>
-      <w:pPr>
-        <w:numPr>
-          <w:ilvl w:val="0"/>
-          <w:numId w:val="17"/>
-        </w:numPr>
-        <w:rPr>
-          <w:rFonts w:asciiTheme="majorHAnsi" w:hAnsiTheme="majorHAnsi"/>
-        </w:rPr>
-      </w:pPr>
-      <w:r>
-        <w:rPr>
-          <w:rFonts w:asciiTheme="majorHAnsi" w:hAnsiTheme="majorHAnsi"/>
-        </w:rPr>
-        <w:t>El torneo se juega bajo formato de eliminación directa.</w:t>
-      </w:r>
-    </w:p>
-    <w:p>
-      <w:pPr>
-        <w:numPr>
-          <w:ilvl w:val="0"/>
-          <w:numId w:val="17"/>
-        </w:numPr>
-        <w:rPr>
-          <w:rFonts w:asciiTheme="majorHAnsi" w:hAnsiTheme="majorHAnsi"/>
-        </w:rPr>
-      </w:pPr>
-      <w:r>
-        <w:rPr>
-          <w:rFonts w:asciiTheme="majorHAnsi" w:hAnsiTheme="majorHAnsi"/>
-        </w:rPr>
-        <w:lastRenderedPageBreak/>
-        <w:t>Durante la partid</w:t>
-      </w:r>
-      <w:r>
-        <w:rPr>
-          <w:rFonts w:asciiTheme="majorHAnsi" w:hAnsiTheme="majorHAnsi"/>
-        </w:rPr>
-        <w:t xml:space="preserve">a, cada jugador solo puede </w:t>
-      </w:r>
-      <w:r>
-        <w:rPr>
-          <w:rFonts w:asciiTheme="majorHAnsi" w:hAnsiTheme="majorHAnsi"/>
-          <w:b/>
-          <w:bCs/>
-        </w:rPr>
-        <w:t>ver</w:t>
-      </w:r>
-      <w:r>
-        <w:rPr>
-          <w:rFonts w:asciiTheme="majorHAnsi" w:hAnsiTheme="majorHAnsi"/>
-        </w:rPr>
-        <w:t xml:space="preserve"> en la interfaz su propio mazo; al finalizar el emparejamiento, ambos mazos quedan visibles para los dos jugadores. </w:t>
-      </w:r>
-      <w:r>
-        <w:rPr>
-          <w:rFonts w:asciiTheme="majorHAnsi" w:hAnsiTheme="majorHAnsi"/>
-          <w:i/>
-          <w:iCs/>
-        </w:rPr>
-        <w:t>(En esta versión, la privacidad se implementa</w:t>
-      </w:r>
-      <w:r>
-        <w:rPr>
-          <w:rFonts w:asciiTheme="majorHAnsi" w:hAnsiTheme="majorHAnsi"/>
-          <w:i/>
-          <w:iCs/>
-        </w:rPr>
-        <w:t xml:space="preserve"> a nivel de interfaz de usuario; no se restringe el acceso a nivel de API.)</w:t>
+        <w:t>3. Alcance</w:t>
+      </w:r>
+    </w:p>
+    <w:p>
+      <w:pPr>
+        <w:ind w:left="708" w:hanging="708"/>
+        <w:rPr>
+          <w:rFonts w:asciiTheme="majorHAnsi" w:hAnsiTheme="majorHAnsi"/>
+          <w:b/>
+          <w:bCs/>
+        </w:rPr>
+      </w:pPr>
+      <w:r>
+        <w:rPr>
+          <w:rFonts w:asciiTheme="majorHAnsi" w:hAnsiTheme="majorHAnsi"/>
+          <w:b/>
+          <w:bCs/>
+        </w:rPr>
+        <w:t>El sistema cubre:</w:t>
       </w:r>
     </w:p>
     <w:p>
@@ -1234,260 +208,1285 @@
         <w:pStyle w:val="Prrafodelista"/>
         <w:numPr>
           <w:ilvl w:val="0"/>
-          <w:numId w:val="17"/>
+          <w:numId w:val="39"/>
         </w:numPr>
-        <w:spacing w:before="100" w:beforeAutospacing="1" w:after="100" w:afterAutospacing="1" w:line="240" w:lineRule="auto"/>
-        <w:rPr>
-          <w:rFonts w:asciiTheme="majorHAnsi" w:eastAsia="Times New Roman" w:hAnsiTheme="majorHAnsi" w:cs="Times New Roman"/>
-          <w:kern w:val="0"/>
-          <w:lang w:eastAsia="es-CO"/>
-          <w14:ligatures w14:val="none"/>
-        </w:rPr>
-      </w:pPr>
-      <w:r>
-        <w:rPr>
-          <w:rFonts w:asciiTheme="majorHAnsi" w:eastAsia="Times New Roman" w:hAnsiTheme="majorHAnsi" w:cs="Times New Roman"/>
-          <w:b/>
-          <w:bCs/>
-          <w:kern w:val="0"/>
-          <w:lang w:eastAsia="es-CO"/>
-          <w14:ligatures w14:val="none"/>
-        </w:rPr>
-        <w:t>Sistema de puntos:</w:t>
-      </w:r>
-      <w:r>
-        <w:rPr>
-          <w:rFonts w:asciiTheme="majorHAnsi" w:eastAsia="Times New Roman" w:hAnsiTheme="majorHAnsi" w:cs="Times New Roman"/>
-          <w:kern w:val="0"/>
-          <w:lang w:eastAsia="es-CO"/>
-          <w14:ligatures w14:val="none"/>
-        </w:rPr>
-        <w:t xml:space="preserve"> Cada emparej355amiento otorga puntos al ganador según la fase en la que se decidió la partida:</w:t>
-      </w:r>
-    </w:p>
-    <w:p>
-      <w:pPr>
-        <w:pStyle w:val="Prrafodelista"/>
-        <w:spacing w:before="100" w:beforeAutospacing="1" w:after="100" w:afterAutospacing="1" w:line="240" w:lineRule="auto"/>
-        <w:rPr>
-          <w:rFonts w:asciiTheme="majorHAnsi" w:eastAsia="Times New Roman" w:hAnsiTheme="majorHAnsi" w:cs="Times New Roman"/>
-          <w:kern w:val="0"/>
-          <w:lang w:eastAsia="es-CO"/>
-          <w14:ligatures w14:val="none"/>
-        </w:rPr>
-      </w:pPr>
+        <w:rPr>
+          <w:rFonts w:asciiTheme="majorHAnsi" w:hAnsiTheme="majorHAnsi"/>
+        </w:rPr>
+      </w:pPr>
+      <w:r>
+        <w:rPr>
+          <w:rFonts w:asciiTheme="majorHAnsi" w:hAnsiTheme="majorHAnsi"/>
+        </w:rPr>
+        <w:t>Gestión de jugadores y mazos</w:t>
+      </w:r>
     </w:p>
     <w:p>
       <w:pPr>
         <w:pStyle w:val="Prrafodelista"/>
         <w:numPr>
           <w:ilvl w:val="0"/>
-          <w:numId w:val="30"/>
+          <w:numId w:val="39"/>
         </w:numPr>
-        <w:spacing w:before="100" w:beforeAutospacing="1" w:after="100" w:afterAutospacing="1" w:line="240" w:lineRule="auto"/>
-        <w:rPr>
-          <w:rFonts w:asciiTheme="majorHAnsi" w:eastAsia="Times New Roman" w:hAnsiTheme="majorHAnsi" w:cs="Times New Roman"/>
-          <w:kern w:val="0"/>
-          <w:lang w:eastAsia="es-CO"/>
-          <w14:ligatures w14:val="none"/>
-        </w:rPr>
-      </w:pPr>
-      <w:r>
-        <w:rPr>
-          <w:rFonts w:asciiTheme="majorHAnsi" w:eastAsia="Times New Roman" w:hAnsiTheme="majorHAnsi" w:cs="Times New Roman"/>
-          <w:kern w:val="0"/>
-          <w:lang w:eastAsia="es-CO"/>
-          <w14:ligatures w14:val="none"/>
-        </w:rPr>
-        <w:t xml:space="preserve">Victoria dentro de los 10 minutos normales: </w:t>
-      </w:r>
-      <w:r>
-        <w:rPr>
-          <w:rFonts w:asciiTheme="majorHAnsi" w:eastAsia="Times New Roman" w:hAnsiTheme="majorHAnsi" w:cs="Times New Roman"/>
-          <w:b/>
-          <w:bCs/>
-          <w:kern w:val="0"/>
-          <w:lang w:eastAsia="es-CO"/>
-          <w14:ligatures w14:val="none"/>
-        </w:rPr>
-        <w:t>3 puntos</w:t>
-      </w:r>
-    </w:p>
-    <w:p>
-      <w:pPr>
-        <w:pStyle w:val="Prrafodelista"/>
-        <w:spacing w:before="100" w:beforeAutospacing="1" w:after="100" w:afterAutospacing="1" w:line="240" w:lineRule="auto"/>
-        <w:ind w:left="1068"/>
-        <w:rPr>
-          <w:rFonts w:asciiTheme="majorHAnsi" w:eastAsia="Times New Roman" w:hAnsiTheme="majorHAnsi" w:cs="Times New Roman"/>
-          <w:kern w:val="0"/>
-          <w:lang w:eastAsia="es-CO"/>
-          <w14:ligatures w14:val="none"/>
-        </w:rPr>
-      </w:pPr>
+        <w:rPr>
+          <w:rFonts w:asciiTheme="majorHAnsi" w:hAnsiTheme="majorHAnsi"/>
+        </w:rPr>
+      </w:pPr>
+      <w:r>
+        <w:rPr>
+          <w:rFonts w:asciiTheme="majorHAnsi" w:hAnsiTheme="majorHAnsi"/>
+        </w:rPr>
+        <w:t>Gestión de torneos (creación, configuración, estados)</w:t>
+      </w:r>
     </w:p>
     <w:p>
       <w:pPr>
         <w:pStyle w:val="Prrafodelista"/>
         <w:numPr>
           <w:ilvl w:val="0"/>
-          <w:numId w:val="30"/>
+          <w:numId w:val="39"/>
         </w:numPr>
-        <w:spacing w:before="100" w:beforeAutospacing="1" w:after="100" w:afterAutospacing="1" w:line="240" w:lineRule="auto"/>
-        <w:rPr>
-          <w:rFonts w:asciiTheme="majorHAnsi" w:eastAsia="Times New Roman" w:hAnsiTheme="majorHAnsi" w:cs="Times New Roman"/>
-          <w:kern w:val="0"/>
-          <w:lang w:eastAsia="es-CO"/>
-          <w14:ligatures w14:val="none"/>
-        </w:rPr>
-      </w:pPr>
-      <w:r>
-        <w:rPr>
-          <w:rFonts w:asciiTheme="majorHAnsi" w:eastAsia="Times New Roman" w:hAnsiTheme="majorHAnsi" w:cs="Times New Roman"/>
-          <w:kern w:val="0"/>
-          <w:lang w:eastAsia="es-CO"/>
-          <w14:ligatures w14:val="none"/>
-        </w:rPr>
-        <w:t xml:space="preserve">Victoria durante la fase de presión por tiempo, con la vida del ganador mayor a 0: </w:t>
-      </w:r>
-      <w:r>
-        <w:rPr>
-          <w:rFonts w:asciiTheme="majorHAnsi" w:eastAsia="Times New Roman" w:hAnsiTheme="majorHAnsi" w:cs="Times New Roman"/>
-          <w:b/>
-          <w:bCs/>
-          <w:kern w:val="0"/>
-          <w:lang w:eastAsia="es-CO"/>
-          <w14:ligatures w14:val="none"/>
-        </w:rPr>
-        <w:t>2 puntos</w:t>
-      </w:r>
-    </w:p>
-    <w:p>
-      <w:pPr>
-        <w:pStyle w:val="Prrafodelista"/>
-        <w:spacing w:before="100" w:beforeAutospacing="1" w:after="100" w:afterAutospacing="1" w:line="240" w:lineRule="auto"/>
-        <w:ind w:left="1068"/>
-        <w:rPr>
-          <w:rFonts w:asciiTheme="majorHAnsi" w:eastAsia="Times New Roman" w:hAnsiTheme="majorHAnsi" w:cs="Times New Roman"/>
-          <w:kern w:val="0"/>
-          <w:lang w:eastAsia="es-CO"/>
-          <w14:ligatures w14:val="none"/>
-        </w:rPr>
-      </w:pPr>
+        <w:rPr>
+          <w:rFonts w:asciiTheme="majorHAnsi" w:hAnsiTheme="majorHAnsi"/>
+        </w:rPr>
+      </w:pPr>
+      <w:r>
+        <w:rPr>
+          <w:rFonts w:asciiTheme="majorHAnsi" w:hAnsiTheme="majorHAnsi"/>
+        </w:rPr>
+        <w:t>Generación de rondas y emparejamientos (eliminación directa)</w:t>
+      </w:r>
     </w:p>
     <w:p>
       <w:pPr>
         <w:pStyle w:val="Prrafodelista"/>
         <w:numPr>
           <w:ilvl w:val="0"/>
-          <w:numId w:val="30"/>
+          <w:numId w:val="39"/>
         </w:numPr>
-        <w:spacing w:before="100" w:beforeAutospacing="1" w:after="100" w:afterAutospacing="1" w:line="240" w:lineRule="auto"/>
-        <w:rPr>
-          <w:rFonts w:asciiTheme="majorHAnsi" w:eastAsia="Times New Roman" w:hAnsiTheme="majorHAnsi" w:cs="Times New Roman"/>
-          <w:kern w:val="0"/>
-          <w:lang w:eastAsia="es-CO"/>
-          <w14:ligatures w14:val="none"/>
-        </w:rPr>
-      </w:pPr>
-      <w:r>
-        <w:rPr>
-          <w:rFonts w:asciiTheme="majorHAnsi" w:eastAsia="Times New Roman" w:hAnsiTheme="majorHAnsi" w:cs="Times New Roman"/>
-          <w:kern w:val="0"/>
-          <w:lang w:eastAsia="es-CO"/>
-          <w14:ligatures w14:val="none"/>
-        </w:rPr>
-        <w:t xml:space="preserve">Victoria durante la fase de presión por tiempo, con la vida del ganador en 0 o menos (caso de desempate por mayor vida entre ambos jugadores en negativo): </w:t>
-      </w:r>
-      <w:r>
-        <w:rPr>
-          <w:rFonts w:asciiTheme="majorHAnsi" w:eastAsia="Times New Roman" w:hAnsiTheme="majorHAnsi" w:cs="Times New Roman"/>
-          <w:b/>
-          <w:bCs/>
-          <w:kern w:val="0"/>
-          <w:lang w:eastAsia="es-CO"/>
-          <w14:ligatures w14:val="none"/>
-        </w:rPr>
-        <w:t>1 punto</w:t>
-      </w:r>
-    </w:p>
-    <w:p>
-      <w:pPr>
-        <w:pStyle w:val="Prrafodelista"/>
-        <w:spacing w:before="100" w:beforeAutospacing="1" w:after="100" w:afterAutospacing="1" w:line="240" w:lineRule="auto"/>
-        <w:ind w:left="1068"/>
-        <w:rPr>
-          <w:rFonts w:asciiTheme="majorHAnsi" w:eastAsia="Times New Roman" w:hAnsiTheme="majorHAnsi" w:cs="Times New Roman"/>
-          <w:kern w:val="0"/>
-          <w:lang w:eastAsia="es-CO"/>
-          <w14:ligatures w14:val="none"/>
-        </w:rPr>
-      </w:pPr>
+        <w:rPr>
+          <w:rFonts w:asciiTheme="majorHAnsi" w:hAnsiTheme="majorHAnsi"/>
+        </w:rPr>
+      </w:pPr>
+      <w:r>
+        <w:rPr>
+          <w:rFonts w:asciiTheme="majorHAnsi" w:hAnsiTheme="majorHAnsi"/>
+        </w:rPr>
+        <w:t>Registro de resultados de partidas</w:t>
+      </w:r>
     </w:p>
     <w:p>
       <w:pPr>
         <w:pStyle w:val="Prrafodelista"/>
         <w:numPr>
           <w:ilvl w:val="0"/>
-          <w:numId w:val="30"/>
+          <w:numId w:val="39"/>
         </w:numPr>
-        <w:spacing w:before="100" w:beforeAutospacing="1" w:after="100" w:afterAutospacing="1" w:line="240" w:lineRule="auto"/>
-        <w:rPr>
-          <w:rFonts w:asciiTheme="majorHAnsi" w:eastAsia="Times New Roman" w:hAnsiTheme="majorHAnsi" w:cs="Times New Roman"/>
-          <w:kern w:val="0"/>
-          <w:lang w:eastAsia="es-CO"/>
-          <w14:ligatures w14:val="none"/>
-        </w:rPr>
-      </w:pPr>
-      <w:r>
-        <w:rPr>
-          <w:rFonts w:asciiTheme="majorHAnsi" w:eastAsia="Times New Roman" w:hAnsiTheme="majorHAnsi" w:cs="Times New Roman"/>
-          <w:kern w:val="0"/>
-          <w:lang w:eastAsia="es-CO"/>
-          <w14:ligatures w14:val="none"/>
-        </w:rPr>
-        <w:t xml:space="preserve">Derrota: </w:t>
-      </w:r>
-      <w:r>
-        <w:rPr>
-          <w:rFonts w:asciiTheme="majorHAnsi" w:eastAsia="Times New Roman" w:hAnsiTheme="majorHAnsi" w:cs="Times New Roman"/>
-          <w:b/>
-          <w:bCs/>
-          <w:kern w:val="0"/>
-          <w:lang w:eastAsia="es-CO"/>
-          <w14:ligatures w14:val="none"/>
-        </w:rPr>
-        <w:t>0 puntos</w:t>
-      </w:r>
-    </w:p>
-    <w:p>
-      <w:pPr>
-        <w:rPr>
-          <w:rFonts w:asciiTheme="majorHAnsi" w:hAnsiTheme="majorHAnsi"/>
-          <w:b/>
-          <w:bCs/>
-        </w:rPr>
-      </w:pPr>
-    </w:p>
-    <w:p>
-      <w:pPr>
-        <w:rPr>
-          <w:rFonts w:asciiTheme="majorHAnsi" w:hAnsiTheme="majorHAnsi"/>
-          <w:b/>
-          <w:bCs/>
-        </w:rPr>
-      </w:pPr>
-      <w:r>
-        <w:rPr>
-          <w:rFonts w:asciiTheme="majorHAnsi" w:hAnsiTheme="majorHAnsi"/>
-          <w:b/>
-          <w:bCs/>
-        </w:rPr>
+        <w:rPr>
+          <w:rFonts w:asciiTheme="majorHAnsi" w:hAnsiTheme="majorHAnsi"/>
+        </w:rPr>
+      </w:pPr>
+      <w:r>
+        <w:rPr>
+          <w:rFonts w:asciiTheme="majorHAnsi" w:hAnsiTheme="majorHAnsi"/>
+        </w:rPr>
+        <w:t>Cálculo de puntos, ranking y estadísticas</w:t>
+      </w:r>
+    </w:p>
+    <w:p>
+      <w:pPr>
+        <w:rPr>
+          <w:rFonts w:asciiTheme="majorHAnsi" w:hAnsiTheme="majorHAnsi"/>
+          <w:b/>
+          <w:bCs/>
+          <w:i/>
+          <w:iCs/>
+        </w:rPr>
+      </w:pPr>
+    </w:p>
+    <w:p>
+      <w:pPr>
+        <w:rPr>
+          <w:rFonts w:asciiTheme="majorHAnsi" w:hAnsiTheme="majorHAnsi"/>
+          <w:b/>
+          <w:bCs/>
+          <w:i/>
+          <w:iCs/>
+        </w:rPr>
+      </w:pPr>
+    </w:p>
+    <w:p>
+      <w:pPr>
+        <w:rPr>
+          <w:rFonts w:asciiTheme="majorHAnsi" w:hAnsiTheme="majorHAnsi"/>
+          <w:b/>
+          <w:bCs/>
+          <w:i/>
+          <w:iCs/>
+        </w:rPr>
+      </w:pPr>
+    </w:p>
+    <w:p>
+      <w:pPr>
+        <w:rPr>
+          <w:rFonts w:asciiTheme="majorHAnsi" w:hAnsiTheme="majorHAnsi"/>
+          <w:b/>
+          <w:bCs/>
+          <w:i/>
+          <w:iCs/>
+        </w:rPr>
+      </w:pPr>
+    </w:p>
+    <w:p>
+      <w:pPr>
+        <w:rPr>
+          <w:rFonts w:asciiTheme="majorHAnsi" w:hAnsiTheme="majorHAnsi"/>
+          <w:b/>
+          <w:bCs/>
+          <w:i/>
+          <w:iCs/>
+        </w:rPr>
+      </w:pPr>
+    </w:p>
+    <w:p>
+      <w:pPr>
+        <w:rPr>
+          <w:rFonts w:asciiTheme="majorHAnsi" w:hAnsiTheme="majorHAnsi"/>
+          <w:b/>
+          <w:bCs/>
+          <w:i/>
+          <w:iCs/>
+        </w:rPr>
+      </w:pPr>
+    </w:p>
+    <w:p>
+      <w:pPr>
+        <w:ind w:left="708" w:hanging="708"/>
+        <w:rPr>
+          <w:rFonts w:asciiTheme="majorHAnsi" w:hAnsiTheme="majorHAnsi"/>
+          <w:b/>
+          <w:bCs/>
+          <w:sz w:val="28"/>
+          <w:szCs w:val="28"/>
+        </w:rPr>
+      </w:pPr>
+      <w:r>
+        <w:rPr>
+          <w:rFonts w:asciiTheme="majorHAnsi" w:hAnsiTheme="majorHAnsi"/>
+          <w:b/>
+          <w:bCs/>
+          <w:sz w:val="28"/>
+          <w:szCs w:val="28"/>
+        </w:rPr>
+        <w:lastRenderedPageBreak/>
+        <w:t>4. Requisitos funcionales</w:t>
+      </w:r>
+    </w:p>
+    <w:p>
+      <w:pPr>
+        <w:ind w:left="708" w:hanging="708"/>
+        <w:rPr>
+          <w:rFonts w:asciiTheme="majorHAnsi" w:hAnsiTheme="majorHAnsi"/>
+          <w:b/>
+          <w:bCs/>
+        </w:rPr>
+      </w:pPr>
+      <w:r>
+        <w:rPr>
+          <w:rFonts w:asciiTheme="majorHAnsi" w:hAnsiTheme="majorHAnsi"/>
+          <w:b/>
+          <w:bCs/>
+        </w:rPr>
+        <w:t>4.1 Gestión de jugadores</w:t>
+      </w:r>
+    </w:p>
+    <w:p>
+      <w:pPr>
+        <w:pStyle w:val="Prrafodelista"/>
+        <w:numPr>
+          <w:ilvl w:val="0"/>
+          <w:numId w:val="38"/>
+        </w:numPr>
+        <w:rPr>
+          <w:rFonts w:asciiTheme="majorHAnsi" w:hAnsiTheme="majorHAnsi"/>
+          <w:b/>
+          <w:bCs/>
+        </w:rPr>
+      </w:pPr>
+      <w:r>
+        <w:rPr>
+          <w:rFonts w:asciiTheme="majorHAnsi" w:hAnsiTheme="majorHAnsi"/>
+          <w:b/>
+          <w:bCs/>
+        </w:rPr>
+        <w:t xml:space="preserve">RF-01: </w:t>
+      </w:r>
+      <w:r>
+        <w:rPr>
+          <w:rFonts w:asciiTheme="majorHAnsi" w:hAnsiTheme="majorHAnsi"/>
+        </w:rPr>
+        <w:t>El sistema debe permitir registrar un jugador (nombre, datos de contacto/identificación).</w:t>
+      </w:r>
+    </w:p>
+    <w:p>
+      <w:pPr>
+        <w:pStyle w:val="Prrafodelista"/>
+        <w:numPr>
+          <w:ilvl w:val="0"/>
+          <w:numId w:val="38"/>
+        </w:numPr>
+        <w:rPr>
+          <w:rFonts w:asciiTheme="majorHAnsi" w:hAnsiTheme="majorHAnsi"/>
+          <w:b/>
+          <w:bCs/>
+        </w:rPr>
+      </w:pPr>
+      <w:r>
+        <w:rPr>
+          <w:rFonts w:asciiTheme="majorHAnsi" w:hAnsiTheme="majorHAnsi"/>
+          <w:b/>
+          <w:bCs/>
+        </w:rPr>
+        <w:t xml:space="preserve">RF-02: </w:t>
+      </w:r>
+      <w:r>
+        <w:rPr>
+          <w:rFonts w:asciiTheme="majorHAnsi" w:hAnsiTheme="majorHAnsi"/>
+        </w:rPr>
+        <w:t>El sistema debe permitir consultar el historial de un jugador (torneos jugados, resultados).</w:t>
+      </w:r>
+    </w:p>
+    <w:p>
+      <w:pPr>
+        <w:pStyle w:val="Prrafodelista"/>
+        <w:numPr>
+          <w:ilvl w:val="0"/>
+          <w:numId w:val="38"/>
+        </w:numPr>
+        <w:rPr>
+          <w:rFonts w:asciiTheme="majorHAnsi" w:hAnsiTheme="majorHAnsi"/>
+          <w:b/>
+          <w:bCs/>
+        </w:rPr>
+      </w:pPr>
+      <w:r>
+        <w:rPr>
+          <w:rFonts w:asciiTheme="majorHAnsi" w:hAnsiTheme="majorHAnsi"/>
+          <w:b/>
+          <w:bCs/>
+        </w:rPr>
+        <w:t xml:space="preserve">RF-03: </w:t>
+      </w:r>
+      <w:r>
+        <w:rPr>
+          <w:rFonts w:asciiTheme="majorHAnsi" w:hAnsiTheme="majorHAnsi"/>
+        </w:rPr>
+        <w:t>El sistema debe permitir editar y eliminar jugadores.</w:t>
+      </w:r>
+    </w:p>
+    <w:p>
+      <w:pPr>
+        <w:ind w:left="708"/>
+        <w:rPr>
+          <w:rFonts w:asciiTheme="majorHAnsi" w:hAnsiTheme="majorHAnsi"/>
+          <w:b/>
+          <w:bCs/>
+        </w:rPr>
+      </w:pPr>
+    </w:p>
+    <w:p>
+      <w:pPr>
+        <w:ind w:left="708" w:hanging="708"/>
+        <w:rPr>
+          <w:rFonts w:asciiTheme="majorHAnsi" w:hAnsiTheme="majorHAnsi"/>
+          <w:b/>
+          <w:bCs/>
+        </w:rPr>
+      </w:pPr>
+      <w:r>
+        <w:rPr>
+          <w:rFonts w:asciiTheme="majorHAnsi" w:hAnsiTheme="majorHAnsi"/>
+          <w:b/>
+          <w:bCs/>
+        </w:rPr>
+        <w:t>4.2 Gestión de mazos</w:t>
+      </w:r>
+    </w:p>
+    <w:p>
+      <w:pPr>
+        <w:pStyle w:val="Prrafodelista"/>
+        <w:numPr>
+          <w:ilvl w:val="0"/>
+          <w:numId w:val="37"/>
+        </w:numPr>
+        <w:rPr>
+          <w:rFonts w:asciiTheme="majorHAnsi" w:hAnsiTheme="majorHAnsi"/>
+        </w:rPr>
+      </w:pPr>
+      <w:r>
+        <w:rPr>
+          <w:rFonts w:asciiTheme="majorHAnsi" w:hAnsiTheme="majorHAnsi"/>
+          <w:b/>
+          <w:bCs/>
+        </w:rPr>
+        <w:t xml:space="preserve">RF-04: </w:t>
+      </w:r>
+      <w:r>
+        <w:rPr>
+          <w:rFonts w:asciiTheme="majorHAnsi" w:hAnsiTheme="majorHAnsi"/>
+        </w:rPr>
+        <w:t>El sistema debe permitir registrar un mazo asociado a un jugador.</w:t>
+      </w:r>
+    </w:p>
+    <w:p>
+      <w:pPr>
+        <w:pStyle w:val="Prrafodelista"/>
+        <w:numPr>
+          <w:ilvl w:val="0"/>
+          <w:numId w:val="37"/>
+        </w:numPr>
+        <w:rPr>
+          <w:rFonts w:asciiTheme="majorHAnsi" w:hAnsiTheme="majorHAnsi"/>
+          <w:b/>
+          <w:bCs/>
+        </w:rPr>
+      </w:pPr>
+      <w:r>
+        <w:rPr>
+          <w:rFonts w:asciiTheme="majorHAnsi" w:hAnsiTheme="majorHAnsi"/>
+          <w:b/>
+          <w:bCs/>
+        </w:rPr>
+        <w:t xml:space="preserve">RF-05: </w:t>
+      </w:r>
+      <w:r>
+        <w:rPr>
+          <w:rFonts w:asciiTheme="majorHAnsi" w:hAnsiTheme="majorHAnsi"/>
+        </w:rPr>
+        <w:t>El sistema debe permitir consultar los mazos de un jugador.</w:t>
+      </w:r>
+    </w:p>
+    <w:p>
+      <w:pPr>
+        <w:ind w:left="708"/>
+        <w:rPr>
+          <w:rFonts w:asciiTheme="majorHAnsi" w:hAnsiTheme="majorHAnsi"/>
+          <w:b/>
+          <w:bCs/>
+        </w:rPr>
+      </w:pPr>
+    </w:p>
+    <w:p>
+      <w:pPr>
+        <w:ind w:left="708" w:hanging="708"/>
+        <w:rPr>
+          <w:rFonts w:asciiTheme="majorHAnsi" w:hAnsiTheme="majorHAnsi"/>
+          <w:b/>
+          <w:bCs/>
+        </w:rPr>
+      </w:pPr>
+      <w:r>
+        <w:rPr>
+          <w:rFonts w:asciiTheme="majorHAnsi" w:hAnsiTheme="majorHAnsi"/>
+          <w:b/>
+          <w:bCs/>
+        </w:rPr>
+        <w:t>4.3 Gestión de torneos</w:t>
+      </w:r>
+    </w:p>
+    <w:p>
+      <w:pPr>
+        <w:pStyle w:val="Prrafodelista"/>
+        <w:numPr>
+          <w:ilvl w:val="0"/>
+          <w:numId w:val="36"/>
+        </w:numPr>
+        <w:rPr>
+          <w:rFonts w:asciiTheme="majorHAnsi" w:hAnsiTheme="majorHAnsi"/>
+          <w:b/>
+          <w:bCs/>
+        </w:rPr>
+      </w:pPr>
+      <w:r>
+        <w:rPr>
+          <w:rFonts w:asciiTheme="majorHAnsi" w:hAnsiTheme="majorHAnsi"/>
+          <w:b/>
+          <w:bCs/>
+        </w:rPr>
+        <w:t xml:space="preserve">RF-07: </w:t>
+      </w:r>
+      <w:r>
+        <w:rPr>
+          <w:rFonts w:asciiTheme="majorHAnsi" w:hAnsiTheme="majorHAnsi"/>
+        </w:rPr>
+        <w:t>El sistema debe permitir al organizador inscribir jugadores en un torneo en estado pendiente, sin superar el número de participantes definido y sin inscribir dos veces al mismo jugador.</w:t>
+      </w:r>
+    </w:p>
+    <w:p>
+      <w:pPr>
+        <w:pStyle w:val="Prrafodelista"/>
+        <w:numPr>
+          <w:ilvl w:val="0"/>
+          <w:numId w:val="36"/>
+        </w:numPr>
+        <w:rPr>
+          <w:rFonts w:asciiTheme="majorHAnsi" w:hAnsiTheme="majorHAnsi"/>
+        </w:rPr>
+      </w:pPr>
+      <w:r>
+        <w:rPr>
+          <w:rFonts w:asciiTheme="majorHAnsi" w:hAnsiTheme="majorHAnsi"/>
+          <w:b/>
+          <w:bCs/>
+        </w:rPr>
+        <w:t xml:space="preserve">RF-08: </w:t>
+      </w:r>
+      <w:r>
+        <w:rPr>
+          <w:rFonts w:asciiTheme="majorHAnsi" w:hAnsiTheme="majorHAnsi"/>
+        </w:rPr>
+        <w:t>El sistema debe permitir iniciar el torneo únicamente cuando se hayan inscrito todos los jugadores definidos (4, 8, 16 o 32). Al iniciarlo, el torneo pasa a estado "en curso" y se crea su primera ronda.</w:t>
+      </w:r>
+    </w:p>
+    <w:p>
+      <w:pPr>
+        <w:ind w:left="708"/>
+        <w:rPr>
+          <w:rFonts w:asciiTheme="majorHAnsi" w:hAnsiTheme="majorHAnsi"/>
+        </w:rPr>
+      </w:pPr>
+    </w:p>
+    <w:p>
+      <w:pPr>
+        <w:ind w:left="708" w:hanging="708"/>
+        <w:rPr>
+          <w:rFonts w:asciiTheme="majorHAnsi" w:hAnsiTheme="majorHAnsi"/>
+          <w:b/>
+          <w:bCs/>
+        </w:rPr>
+      </w:pPr>
+      <w:r>
+        <w:rPr>
+          <w:rFonts w:asciiTheme="majorHAnsi" w:hAnsiTheme="majorHAnsi"/>
+          <w:b/>
+          <w:bCs/>
+        </w:rPr>
+        <w:t>4.4 Motor de torneo (rondas y emparejamientos)</w:t>
+      </w:r>
+    </w:p>
+    <w:p>
+      <w:pPr>
+        <w:pStyle w:val="Prrafodelista"/>
+        <w:numPr>
+          <w:ilvl w:val="0"/>
+          <w:numId w:val="35"/>
+        </w:numPr>
+        <w:rPr>
+          <w:rFonts w:asciiTheme="majorHAnsi" w:hAnsiTheme="majorHAnsi"/>
+          <w:b/>
+          <w:bCs/>
+        </w:rPr>
+      </w:pPr>
+      <w:r>
+        <w:rPr>
+          <w:rFonts w:asciiTheme="majorHAnsi" w:hAnsiTheme="majorHAnsi"/>
+          <w:b/>
+          <w:bCs/>
+        </w:rPr>
+        <w:t xml:space="preserve">RF-09: </w:t>
+      </w:r>
+      <w:r>
+        <w:rPr>
+          <w:rFonts w:asciiTheme="majorHAnsi" w:hAnsiTheme="majorHAnsi"/>
+        </w:rPr>
+        <w:t>El sistema debe generar los emparejamientos de cada ronda a solicitud del organizador. La primera ronda enfrenta a todos los inscritos; las siguientes, solo a los ganadores de la ronda anterior.</w:t>
+      </w:r>
+    </w:p>
+    <w:p>
+      <w:pPr>
+        <w:pStyle w:val="Prrafodelista"/>
+        <w:numPr>
+          <w:ilvl w:val="0"/>
+          <w:numId w:val="35"/>
+        </w:numPr>
+        <w:rPr>
+          <w:rFonts w:asciiTheme="majorHAnsi" w:hAnsiTheme="majorHAnsi"/>
+          <w:b/>
+          <w:bCs/>
+        </w:rPr>
+      </w:pPr>
+      <w:r>
+        <w:rPr>
+          <w:rFonts w:asciiTheme="majorHAnsi" w:hAnsiTheme="majorHAnsi"/>
+          <w:b/>
+          <w:bCs/>
+        </w:rPr>
+        <w:t xml:space="preserve">RF-10: </w:t>
+      </w:r>
+      <w:r>
+        <w:rPr>
+          <w:rFonts w:asciiTheme="majorHAnsi" w:hAnsiTheme="majorHAnsi"/>
+        </w:rPr>
+        <w:t>El sistema debe permitir al organizador registrar el resultado de cada emparejamiento (ganador, fase en que terminó y vida final de cada jugador). Solo se admite un resultado por emparejamiento y solo en torneos en curso. En fase de presión por tiempo, el ganador debe terminar con más vida que el perdedor.</w:t>
+      </w:r>
+    </w:p>
+    <w:p>
+      <w:pPr>
+        <w:pStyle w:val="Prrafodelista"/>
+        <w:numPr>
+          <w:ilvl w:val="0"/>
+          <w:numId w:val="35"/>
+        </w:numPr>
+        <w:rPr>
+          <w:rFonts w:asciiTheme="majorHAnsi" w:hAnsiTheme="majorHAnsi"/>
+          <w:b/>
+          <w:bCs/>
+        </w:rPr>
+      </w:pPr>
+      <w:r>
+        <w:rPr>
+          <w:rFonts w:asciiTheme="majorHAnsi" w:hAnsiTheme="majorHAnsi"/>
+          <w:b/>
+          <w:bCs/>
+        </w:rPr>
+        <w:t xml:space="preserve">RF-11: </w:t>
+      </w:r>
+      <w:r>
+        <w:rPr>
+          <w:rFonts w:asciiTheme="majorHAnsi" w:hAnsiTheme="majorHAnsi"/>
+        </w:rPr>
+        <w:t>El sistema debe avanzar a los ganadores a la siguiente ronda cuando el organizador cierre la ronda actual, una vez registrados todos sus resultados.</w:t>
+      </w:r>
+    </w:p>
+    <w:p>
+      <w:pPr>
+        <w:pStyle w:val="Prrafodelista"/>
+        <w:numPr>
+          <w:ilvl w:val="0"/>
+          <w:numId w:val="35"/>
+        </w:numPr>
+        <w:rPr>
+          <w:rFonts w:asciiTheme="majorHAnsi" w:hAnsiTheme="majorHAnsi"/>
+          <w:b/>
+          <w:bCs/>
+        </w:rPr>
+      </w:pPr>
+      <w:r>
+        <w:rPr>
+          <w:rFonts w:asciiTheme="majorHAnsi" w:hAnsiTheme="majorHAnsi"/>
+          <w:b/>
+          <w:bCs/>
+        </w:rPr>
+        <w:t xml:space="preserve">RF-12: </w:t>
+      </w:r>
+      <w:r>
+        <w:rPr>
+          <w:rFonts w:asciiTheme="majorHAnsi" w:hAnsiTheme="majorHAnsi"/>
+        </w:rPr>
+        <w:t>El sistema debe excluir de las rondas siguientes al jugador que pierde un emparejamiento.</w:t>
+      </w:r>
+    </w:p>
+    <w:p>
+      <w:pPr>
+        <w:pStyle w:val="Prrafodelista"/>
+        <w:numPr>
+          <w:ilvl w:val="0"/>
+          <w:numId w:val="35"/>
+        </w:numPr>
+        <w:rPr>
+          <w:rFonts w:asciiTheme="majorHAnsi" w:hAnsiTheme="majorHAnsi"/>
+          <w:b/>
+          <w:bCs/>
+        </w:rPr>
+      </w:pPr>
+      <w:r>
+        <w:rPr>
+          <w:rFonts w:asciiTheme="majorHAnsi" w:hAnsiTheme="majorHAnsi"/>
+          <w:b/>
+          <w:bCs/>
+        </w:rPr>
+        <w:lastRenderedPageBreak/>
+        <w:t xml:space="preserve">RF-13: </w:t>
+      </w:r>
+      <w:r>
+        <w:rPr>
+          <w:rFonts w:asciiTheme="majorHAnsi" w:hAnsiTheme="majorHAnsi"/>
+        </w:rPr>
+        <w:t>El sistema debe declarar un campeón y marcar el torneo como finalizado cuando la última ronda tenga un único ganador.</w:t>
+      </w:r>
+    </w:p>
+    <w:p>
+      <w:pPr>
+        <w:rPr>
+          <w:rFonts w:asciiTheme="majorHAnsi" w:hAnsiTheme="majorHAnsi"/>
+          <w:b/>
+          <w:bCs/>
+        </w:rPr>
+      </w:pPr>
+    </w:p>
+    <w:p>
+      <w:pPr>
+        <w:ind w:left="708" w:hanging="708"/>
+        <w:rPr>
+          <w:rFonts w:asciiTheme="majorHAnsi" w:hAnsiTheme="majorHAnsi"/>
+          <w:b/>
+          <w:bCs/>
+        </w:rPr>
+      </w:pPr>
+      <w:r>
+        <w:rPr>
+          <w:rFonts w:asciiTheme="majorHAnsi" w:hAnsiTheme="majorHAnsi"/>
+          <w:b/>
+          <w:bCs/>
+        </w:rPr>
+        <w:t>4.5 Puntos, ranking y estadísticas</w:t>
+      </w:r>
+    </w:p>
+    <w:p>
+      <w:pPr>
+        <w:pStyle w:val="Prrafodelista"/>
+        <w:numPr>
+          <w:ilvl w:val="0"/>
+          <w:numId w:val="34"/>
+        </w:numPr>
+        <w:rPr>
+          <w:rFonts w:asciiTheme="majorHAnsi" w:hAnsiTheme="majorHAnsi"/>
+          <w:b/>
+          <w:bCs/>
+        </w:rPr>
+      </w:pPr>
+      <w:r>
+        <w:rPr>
+          <w:rFonts w:asciiTheme="majorHAnsi" w:hAnsiTheme="majorHAnsi"/>
+          <w:b/>
+          <w:bCs/>
+        </w:rPr>
+        <w:t xml:space="preserve">RF-14: </w:t>
+      </w:r>
+      <w:r>
+        <w:rPr>
+          <w:rFonts w:asciiTheme="majorHAnsi" w:hAnsiTheme="majorHAnsi"/>
+        </w:rPr>
+        <w:t>El sistema debe calcular puntos por jugador según el resultado de sus partidas.</w:t>
+      </w:r>
+    </w:p>
+    <w:p>
+      <w:pPr>
+        <w:pStyle w:val="Prrafodelista"/>
+        <w:numPr>
+          <w:ilvl w:val="0"/>
+          <w:numId w:val="34"/>
+        </w:numPr>
+        <w:rPr>
+          <w:rFonts w:asciiTheme="majorHAnsi" w:hAnsiTheme="majorHAnsi"/>
+          <w:b/>
+          <w:bCs/>
+        </w:rPr>
+      </w:pPr>
+      <w:r>
+        <w:rPr>
+          <w:rFonts w:asciiTheme="majorHAnsi" w:hAnsiTheme="majorHAnsi"/>
+          <w:b/>
+          <w:bCs/>
+        </w:rPr>
+        <w:t xml:space="preserve">RF-15: </w:t>
+      </w:r>
+      <w:r>
+        <w:rPr>
+          <w:rFonts w:asciiTheme="majorHAnsi" w:hAnsiTheme="majorHAnsi"/>
+        </w:rPr>
+        <w:t>El sistema debe generar dos rankings:</w:t>
+      </w:r>
+    </w:p>
+    <w:p>
+      <w:pPr>
+        <w:pStyle w:val="Prrafodelista"/>
+        <w:numPr>
+          <w:ilvl w:val="1"/>
+          <w:numId w:val="34"/>
+        </w:numPr>
+        <w:rPr>
+          <w:rFonts w:asciiTheme="majorHAnsi" w:hAnsiTheme="majorHAnsi"/>
+          <w:b/>
+          <w:bCs/>
+        </w:rPr>
+      </w:pPr>
+      <w:r>
+        <w:rPr>
+          <w:rFonts w:asciiTheme="majorHAnsi" w:hAnsiTheme="majorHAnsi"/>
+          <w:b/>
+          <w:bCs/>
+        </w:rPr>
+        <w:t xml:space="preserve">Ranking del torneo: </w:t>
+      </w:r>
+      <w:r>
+        <w:rPr>
+          <w:rFonts w:asciiTheme="majorHAnsi" w:hAnsiTheme="majorHAnsi"/>
+        </w:rPr>
+        <w:t>ordena por la ronda en que cada jugador fue eliminado (el campeón primero, luego el finalista y así sucesivamente); entre los eliminados en la misma ronda, por puntos acumulados en el torneo y, si empatan, por vida acumulada. Los jugadores empatados en todo comparten posición.</w:t>
+      </w:r>
+    </w:p>
+    <w:p>
+      <w:pPr>
+        <w:pStyle w:val="Prrafodelista"/>
+        <w:numPr>
+          <w:ilvl w:val="1"/>
+          <w:numId w:val="34"/>
+        </w:numPr>
+        <w:rPr>
+          <w:rFonts w:asciiTheme="majorHAnsi" w:hAnsiTheme="majorHAnsi"/>
+        </w:rPr>
+      </w:pPr>
+      <w:r>
+        <w:rPr>
+          <w:rFonts w:asciiTheme="majorHAnsi" w:hAnsiTheme="majorHAnsi"/>
+          <w:b/>
+          <w:bCs/>
+        </w:rPr>
+        <w:t xml:space="preserve">Ranking global: </w:t>
+      </w:r>
+      <w:r>
+        <w:rPr>
+          <w:rFonts w:asciiTheme="majorHAnsi" w:hAnsiTheme="majorHAnsi"/>
+        </w:rPr>
+        <w:t>ordena por victorias, luego por puntos, luego por enfrentamiento directo y, como último criterio, por la fecha del último resultado (queda mejor quien alcanzó esa marca primero). Lo pueden ver todos los usuarios.</w:t>
+      </w:r>
+    </w:p>
+    <w:p>
+      <w:pPr>
+        <w:pStyle w:val="Prrafodelista"/>
+        <w:numPr>
+          <w:ilvl w:val="0"/>
+          <w:numId w:val="34"/>
+        </w:numPr>
+        <w:rPr>
+          <w:rFonts w:asciiTheme="majorHAnsi" w:hAnsiTheme="majorHAnsi"/>
+          <w:b/>
+          <w:bCs/>
+        </w:rPr>
+      </w:pPr>
+      <w:r>
+        <w:rPr>
+          <w:rFonts w:asciiTheme="majorHAnsi" w:hAnsiTheme="majorHAnsi"/>
+          <w:b/>
+          <w:bCs/>
+        </w:rPr>
+        <w:t xml:space="preserve">RF-16: </w:t>
+      </w:r>
+      <w:r>
+        <w:rPr>
+          <w:rFonts w:asciiTheme="majorHAnsi" w:hAnsiTheme="majorHAnsi"/>
+        </w:rPr>
+        <w:t>El sistema debe mostrar estadísticas por torneo (partidas jugadas, ganadas, perdidas y puntos de cada jugador) y por jugador (partidas jugadas, ganadas, perdidas, puntos, posición global y torneos ganados).</w:t>
+      </w:r>
+    </w:p>
+    <w:p>
+      <w:pPr>
+        <w:ind w:left="708" w:hanging="708"/>
+        <w:rPr>
+          <w:rFonts w:asciiTheme="majorHAnsi" w:hAnsiTheme="majorHAnsi"/>
+          <w:b/>
+          <w:bCs/>
+        </w:rPr>
+      </w:pPr>
+    </w:p>
+    <w:p>
+      <w:pPr>
+        <w:ind w:left="708" w:hanging="708"/>
+        <w:rPr>
+          <w:rFonts w:asciiTheme="majorHAnsi" w:hAnsiTheme="majorHAnsi"/>
+          <w:b/>
+          <w:bCs/>
+          <w:sz w:val="28"/>
+          <w:szCs w:val="28"/>
+        </w:rPr>
+      </w:pPr>
+      <w:r>
+        <w:rPr>
+          <w:rFonts w:asciiTheme="majorHAnsi" w:hAnsiTheme="majorHAnsi"/>
+          <w:b/>
+          <w:bCs/>
+          <w:sz w:val="28"/>
+          <w:szCs w:val="28"/>
+        </w:rPr>
+        <w:t>5. Requisitos no funcionales</w:t>
+      </w:r>
+    </w:p>
+    <w:p>
+      <w:pPr>
+        <w:pStyle w:val="Prrafodelista"/>
+        <w:numPr>
+          <w:ilvl w:val="0"/>
+          <w:numId w:val="33"/>
+        </w:numPr>
+        <w:rPr>
+          <w:rFonts w:asciiTheme="majorHAnsi" w:hAnsiTheme="majorHAnsi"/>
+          <w:b/>
+          <w:bCs/>
+        </w:rPr>
+      </w:pPr>
+      <w:r>
+        <w:rPr>
+          <w:rFonts w:asciiTheme="majorHAnsi" w:hAnsiTheme="majorHAnsi"/>
+          <w:b/>
+          <w:bCs/>
+        </w:rPr>
+        <w:t xml:space="preserve">RNF-01: </w:t>
+      </w:r>
+      <w:r>
+        <w:rPr>
+          <w:rFonts w:asciiTheme="majorHAnsi" w:hAnsiTheme="majorHAnsi"/>
+        </w:rPr>
+        <w:t xml:space="preserve">El frontend debe desarrollarse en Angular con TypeScript, usando </w:t>
+      </w:r>
+      <w:proofErr w:type="spellStart"/>
+      <w:r>
+        <w:rPr>
+          <w:rFonts w:asciiTheme="majorHAnsi" w:hAnsiTheme="majorHAnsi"/>
+        </w:rPr>
+        <w:t>Tailwind</w:t>
+      </w:r>
+      <w:proofErr w:type="spellEnd"/>
+      <w:r>
+        <w:rPr>
+          <w:rFonts w:asciiTheme="majorHAnsi" w:hAnsiTheme="majorHAnsi"/>
+        </w:rPr>
+        <w:t xml:space="preserve"> CSS para estilos.</w:t>
+      </w:r>
+    </w:p>
+    <w:p>
+      <w:pPr>
+        <w:pStyle w:val="Prrafodelista"/>
+        <w:numPr>
+          <w:ilvl w:val="0"/>
+          <w:numId w:val="33"/>
+        </w:numPr>
+        <w:rPr>
+          <w:rFonts w:asciiTheme="majorHAnsi" w:hAnsiTheme="majorHAnsi"/>
+          <w:b/>
+          <w:bCs/>
+        </w:rPr>
+      </w:pPr>
+      <w:r>
+        <w:rPr>
+          <w:rFonts w:asciiTheme="majorHAnsi" w:hAnsiTheme="majorHAnsi"/>
+          <w:b/>
+          <w:bCs/>
+        </w:rPr>
+        <w:t xml:space="preserve">RNF-02: </w:t>
+      </w:r>
+      <w:r>
+        <w:rPr>
+          <w:rFonts w:asciiTheme="majorHAnsi" w:hAnsiTheme="majorHAnsi"/>
+        </w:rPr>
+        <w:t>El backend debe exponer una API REST desarrollada en </w:t>
+      </w:r>
+      <w:proofErr w:type="spellStart"/>
+      <w:r>
+        <w:rPr>
+          <w:rFonts w:asciiTheme="majorHAnsi" w:hAnsiTheme="majorHAnsi"/>
+        </w:rPr>
+        <w:t>FastAPI</w:t>
+      </w:r>
+      <w:proofErr w:type="spellEnd"/>
+      <w:r>
+        <w:rPr>
+          <w:rFonts w:asciiTheme="majorHAnsi" w:hAnsiTheme="majorHAnsi"/>
+        </w:rPr>
+        <w:t>.</w:t>
+      </w:r>
+    </w:p>
+    <w:p>
+      <w:pPr>
+        <w:pStyle w:val="Prrafodelista"/>
+        <w:numPr>
+          <w:ilvl w:val="0"/>
+          <w:numId w:val="33"/>
+        </w:numPr>
+        <w:rPr>
+          <w:rFonts w:asciiTheme="majorHAnsi" w:hAnsiTheme="majorHAnsi"/>
+          <w:b/>
+          <w:bCs/>
+        </w:rPr>
+      </w:pPr>
+      <w:r>
+        <w:rPr>
+          <w:rFonts w:asciiTheme="majorHAnsi" w:hAnsiTheme="majorHAnsi"/>
+          <w:b/>
+          <w:bCs/>
+        </w:rPr>
+        <w:t xml:space="preserve">RNF-03: </w:t>
+      </w:r>
+      <w:r>
+        <w:rPr>
+          <w:rFonts w:asciiTheme="majorHAnsi" w:hAnsiTheme="majorHAnsi"/>
+        </w:rPr>
+        <w:t xml:space="preserve">La base de datos debe ser PostgreSQL, alojada en Supabase (usada únicamente como proveedor de base de datos, sin exponer su API autogenerada al </w:t>
+      </w:r>
+      <w:proofErr w:type="spellStart"/>
+      <w:r>
+        <w:rPr>
+          <w:rFonts w:asciiTheme="majorHAnsi" w:hAnsiTheme="majorHAnsi"/>
+        </w:rPr>
+        <w:t>frontend</w:t>
+      </w:r>
+      <w:proofErr w:type="spellEnd"/>
+      <w:r>
+        <w:rPr>
+          <w:rFonts w:asciiTheme="majorHAnsi" w:hAnsiTheme="majorHAnsi"/>
+        </w:rPr>
+        <w:t>).</w:t>
+      </w:r>
+    </w:p>
+    <w:p>
+      <w:pPr>
+        <w:pStyle w:val="Prrafodelista"/>
+        <w:numPr>
+          <w:ilvl w:val="0"/>
+          <w:numId w:val="33"/>
+        </w:numPr>
+        <w:rPr>
+          <w:rFonts w:asciiTheme="majorHAnsi" w:hAnsiTheme="majorHAnsi"/>
+          <w:b/>
+          <w:bCs/>
+        </w:rPr>
+      </w:pPr>
+      <w:r>
+        <w:rPr>
+          <w:rFonts w:asciiTheme="majorHAnsi" w:hAnsiTheme="majorHAnsi"/>
+          <w:b/>
+          <w:bCs/>
+        </w:rPr>
+        <w:t xml:space="preserve">RNF-04: </w:t>
+      </w:r>
+      <w:r>
+        <w:rPr>
+          <w:rFonts w:asciiTheme="majorHAnsi" w:hAnsiTheme="majorHAnsi"/>
+        </w:rPr>
+        <w:t>El frontend debe consumir exclusivamente la API propia del backend (Angular HttpClient), sin conexión directa a la base de datos.</w:t>
+      </w:r>
+    </w:p>
+    <w:p>
+      <w:pPr>
+        <w:pStyle w:val="Prrafodelista"/>
+        <w:numPr>
+          <w:ilvl w:val="0"/>
+          <w:numId w:val="33"/>
+        </w:numPr>
+        <w:rPr>
+          <w:rFonts w:asciiTheme="majorHAnsi" w:hAnsiTheme="majorHAnsi"/>
+        </w:rPr>
+      </w:pPr>
+      <w:r>
+        <w:rPr>
+          <w:rFonts w:asciiTheme="majorHAnsi" w:hAnsiTheme="majorHAnsi"/>
+          <w:b/>
+          <w:bCs/>
+        </w:rPr>
+        <w:t xml:space="preserve">RNF-05: </w:t>
+      </w:r>
+      <w:r>
+        <w:rPr>
+          <w:rFonts w:asciiTheme="majorHAnsi" w:hAnsiTheme="majorHAnsi"/>
+        </w:rPr>
+        <w:t>El sistema debe ser usable por el organizador (gestión completa de sus torneos), por los jugadores (gestión de sus mazos y consulta de los torneos en que participan) y por el administrador (gestión de usuarios).</w:t>
+      </w:r>
+    </w:p>
+    <w:p>
+      <w:pPr>
+        <w:ind w:left="708" w:hanging="708"/>
+        <w:rPr>
+          <w:rFonts w:asciiTheme="majorHAnsi" w:hAnsiTheme="majorHAnsi"/>
+          <w:b/>
+          <w:bCs/>
+        </w:rPr>
+      </w:pPr>
+    </w:p>
+    <w:p>
+      <w:pPr>
+        <w:ind w:left="708" w:hanging="708"/>
+        <w:rPr>
+          <w:rFonts w:asciiTheme="majorHAnsi" w:hAnsiTheme="majorHAnsi"/>
+          <w:b/>
+          <w:bCs/>
+          <w:sz w:val="28"/>
+          <w:szCs w:val="28"/>
+        </w:rPr>
+      </w:pPr>
+      <w:r>
+        <w:rPr>
+          <w:rFonts w:asciiTheme="majorHAnsi" w:hAnsiTheme="majorHAnsi"/>
+          <w:b/>
+          <w:bCs/>
+          <w:sz w:val="28"/>
+          <w:szCs w:val="28"/>
+        </w:rPr>
+        <w:lastRenderedPageBreak/>
+        <w:t>6. Reglas de negocio (basadas en el documento de diseño del juego)</w:t>
+      </w:r>
+    </w:p>
+    <w:p>
+      <w:pPr>
+        <w:numPr>
+          <w:ilvl w:val="0"/>
+          <w:numId w:val="31"/>
+        </w:numPr>
+        <w:rPr>
+          <w:rFonts w:asciiTheme="majorHAnsi" w:hAnsiTheme="majorHAnsi"/>
+        </w:rPr>
+      </w:pPr>
+      <w:r>
+        <w:rPr>
+          <w:rFonts w:asciiTheme="majorHAnsi" w:hAnsiTheme="majorHAnsi"/>
+        </w:rPr>
+        <w:t>Cada partida es 1 contra 1. Cada jugador puede tener varios mazos; un mazo es válido para competir si suma al menos 20 cartas (contando copias) y respeta el máximo de copias de cada carta.</w:t>
+      </w:r>
+    </w:p>
+    <w:p>
+      <w:pPr>
+        <w:numPr>
+          <w:ilvl w:val="0"/>
+          <w:numId w:val="31"/>
+        </w:numPr>
+        <w:rPr>
+          <w:rFonts w:asciiTheme="majorHAnsi" w:hAnsiTheme="majorHAnsi"/>
+        </w:rPr>
+      </w:pPr>
+      <w:r>
+        <w:rPr>
+          <w:rFonts w:asciiTheme="majorHAnsi" w:hAnsiTheme="majorHAnsi"/>
+        </w:rPr>
+        <w:t>El torneo se juega bajo formato de eliminación directa.</w:t>
+      </w:r>
+    </w:p>
+    <w:p>
+      <w:pPr>
+        <w:numPr>
+          <w:ilvl w:val="0"/>
+          <w:numId w:val="31"/>
+        </w:numPr>
+        <w:rPr>
+          <w:rFonts w:asciiTheme="majorHAnsi" w:hAnsiTheme="majorHAnsi"/>
+        </w:rPr>
+      </w:pPr>
+      <w:r>
+        <w:rPr>
+          <w:rFonts w:asciiTheme="majorHAnsi" w:hAnsiTheme="majorHAnsi"/>
+          <w:b/>
+          <w:bCs/>
+        </w:rPr>
+        <w:t>Mazo por ronda:</w:t>
+      </w:r>
+      <w:r>
+        <w:rPr>
+          <w:rFonts w:asciiTheme="majorHAnsi" w:hAnsiTheme="majorHAnsi"/>
+        </w:rPr>
+        <w:t xml:space="preserve"> en la primera ronda, si el jugador no elige mazo, se usa su mazo válido más antiguo. A partir de la segunda, puede cambiar de mazo hasta que el organizador genere los emparejamientos; si no lo cambia, conserva el mazo con el que ganó la ronda anterior.</w:t>
+      </w:r>
+    </w:p>
+    <w:p>
+      <w:pPr>
+        <w:numPr>
+          <w:ilvl w:val="0"/>
+          <w:numId w:val="31"/>
+        </w:numPr>
+        <w:rPr>
+          <w:rFonts w:asciiTheme="majorHAnsi" w:hAnsiTheme="majorHAnsi"/>
+        </w:rPr>
+      </w:pPr>
+      <w:r>
+        <w:rPr>
+          <w:rFonts w:asciiTheme="majorHAnsi" w:hAnsiTheme="majorHAnsi"/>
+          <w:b/>
+          <w:bCs/>
+        </w:rPr>
+        <w:t>Visibilidad:</w:t>
+      </w:r>
+      <w:r>
+        <w:rPr>
+          <w:rFonts w:asciiTheme="majorHAnsi" w:hAnsiTheme="majorHAnsi"/>
+        </w:rPr>
+        <w:t xml:space="preserve"> las cartas de un mazo solo las puede consultar su dueño. El nombre del mazo y su dueño son visibles para los usuarios autenticados.</w:t>
+      </w:r>
+    </w:p>
+    <w:p>
+      <w:pPr>
+        <w:numPr>
+          <w:ilvl w:val="0"/>
+          <w:numId w:val="31"/>
+        </w:numPr>
+        <w:rPr>
+          <w:rFonts w:asciiTheme="majorHAnsi" w:hAnsiTheme="majorHAnsi"/>
+        </w:rPr>
+      </w:pPr>
+      <w:r>
+        <w:rPr>
+          <w:rFonts w:asciiTheme="majorHAnsi" w:hAnsiTheme="majorHAnsi"/>
+        </w:rPr>
+        <w:t xml:space="preserve">Sistema de puntos: cada emparejamiento otorga puntos al ganador según la fase en que se decidió: </w:t>
+      </w:r>
+    </w:p>
+    <w:p>
+      <w:pPr>
+        <w:numPr>
+          <w:ilvl w:val="1"/>
+          <w:numId w:val="31"/>
+        </w:numPr>
+        <w:rPr>
+          <w:rFonts w:asciiTheme="majorHAnsi" w:hAnsiTheme="majorHAnsi"/>
+        </w:rPr>
+      </w:pPr>
+      <w:r>
+        <w:rPr>
+          <w:rFonts w:asciiTheme="majorHAnsi" w:hAnsiTheme="majorHAnsi"/>
+        </w:rPr>
+        <w:t>Victoria dentro de los 10 minutos normales: 3 puntos.</w:t>
+      </w:r>
+    </w:p>
+    <w:p>
+      <w:pPr>
+        <w:numPr>
+          <w:ilvl w:val="1"/>
+          <w:numId w:val="31"/>
+        </w:numPr>
+        <w:rPr>
+          <w:rFonts w:asciiTheme="majorHAnsi" w:hAnsiTheme="majorHAnsi"/>
+        </w:rPr>
+      </w:pPr>
+      <w:r>
+        <w:rPr>
+          <w:rFonts w:asciiTheme="majorHAnsi" w:hAnsiTheme="majorHAnsi"/>
+        </w:rPr>
+        <w:t>Victoria en la fase de presión por tiempo, con la vida del ganador mayor a 0: 2 puntos.</w:t>
+      </w:r>
+    </w:p>
+    <w:p>
+      <w:pPr>
+        <w:numPr>
+          <w:ilvl w:val="1"/>
+          <w:numId w:val="31"/>
+        </w:numPr>
+        <w:rPr>
+          <w:rFonts w:asciiTheme="majorHAnsi" w:hAnsiTheme="majorHAnsi"/>
+        </w:rPr>
+      </w:pPr>
+      <w:r>
+        <w:rPr>
+          <w:rFonts w:asciiTheme="majorHAnsi" w:hAnsiTheme="majorHAnsi"/>
+        </w:rPr>
+        <w:t>Victoria en la fase de presión por tiempo, con la vida del ganador en 0 o menos (desempate por mayor vida entre ambos jugadores): 1 punto.</w:t>
+      </w:r>
+    </w:p>
+    <w:p>
+      <w:pPr>
+        <w:numPr>
+          <w:ilvl w:val="1"/>
+          <w:numId w:val="31"/>
+        </w:numPr>
+        <w:rPr>
+          <w:rFonts w:asciiTheme="majorHAnsi" w:hAnsiTheme="majorHAnsi"/>
+        </w:rPr>
+      </w:pPr>
+      <w:r>
+        <w:rPr>
+          <w:rFonts w:asciiTheme="majorHAnsi" w:hAnsiTheme="majorHAnsi"/>
+        </w:rPr>
+        <w:t>Derrota: 0 puntos.</w:t>
+      </w:r>
+    </w:p>
+    <w:p>
+      <w:pPr>
+        <w:rPr>
+          <w:rFonts w:asciiTheme="majorHAnsi" w:hAnsiTheme="majorHAnsi"/>
+        </w:rPr>
+      </w:pPr>
+    </w:p>
+    <w:p>
+      <w:pPr>
+        <w:rPr>
+          <w:rFonts w:asciiTheme="majorHAnsi" w:hAnsiTheme="majorHAnsi"/>
+        </w:rPr>
+      </w:pPr>
+    </w:p>
+    <w:p>
+      <w:pPr>
+        <w:rPr>
+          <w:rFonts w:asciiTheme="majorHAnsi" w:hAnsiTheme="majorHAnsi"/>
+        </w:rPr>
+      </w:pPr>
+    </w:p>
+    <w:p>
+      <w:pPr>
+        <w:rPr>
+          <w:rFonts w:asciiTheme="majorHAnsi" w:hAnsiTheme="majorHAnsi"/>
+        </w:rPr>
+      </w:pPr>
+    </w:p>
+    <w:p>
+      <w:pPr>
+        <w:rPr>
+          <w:rFonts w:asciiTheme="majorHAnsi" w:hAnsiTheme="majorHAnsi"/>
+        </w:rPr>
+      </w:pPr>
+    </w:p>
+    <w:p>
+      <w:pPr>
+        <w:rPr>
+          <w:rFonts w:asciiTheme="majorHAnsi" w:hAnsiTheme="majorHAnsi"/>
+        </w:rPr>
+      </w:pPr>
+    </w:p>
+    <w:p>
+      <w:pPr>
+        <w:rPr>
+          <w:rFonts w:asciiTheme="majorHAnsi" w:hAnsiTheme="majorHAnsi"/>
+        </w:rPr>
+      </w:pPr>
+    </w:p>
+    <w:p>
+      <w:pPr>
+        <w:rPr>
+          <w:rFonts w:asciiTheme="majorHAnsi" w:hAnsiTheme="majorHAnsi"/>
+        </w:rPr>
+      </w:pPr>
+    </w:p>
+    <w:p>
+      <w:pPr>
+        <w:rPr>
+          <w:rFonts w:asciiTheme="majorHAnsi" w:hAnsiTheme="majorHAnsi"/>
+        </w:rPr>
+      </w:pPr>
+    </w:p>
+    <w:p>
+      <w:pPr>
+        <w:rPr>
+          <w:rFonts w:asciiTheme="majorHAnsi" w:hAnsiTheme="majorHAnsi"/>
+          <w:u w:val="single"/>
+        </w:rPr>
+      </w:pPr>
+    </w:p>
+    <w:p>
+      <w:pPr>
+        <w:ind w:left="708" w:hanging="708"/>
+        <w:rPr>
+          <w:rFonts w:asciiTheme="majorHAnsi" w:hAnsiTheme="majorHAnsi"/>
+          <w:b/>
+          <w:bCs/>
+        </w:rPr>
+      </w:pPr>
+      <w:r>
+        <w:rPr>
+          <w:rFonts w:asciiTheme="majorHAnsi" w:hAnsiTheme="majorHAnsi"/>
+          <w:b/>
+          <w:bCs/>
+        </w:rPr>
+        <w:lastRenderedPageBreak/>
         <w:t>7. Entidades principales del dominio</w:t>
       </w:r>
     </w:p>
     <w:p>
       <w:pPr>
+        <w:ind w:left="708" w:hanging="708"/>
         <w:rPr>
           <w:rFonts w:asciiTheme="majorHAnsi" w:hAnsiTheme="majorHAnsi"/>
           <w:b/>
@@ -1514,6 +1513,7 @@
           <w:p>
             <w:pPr>
               <w:spacing w:after="160" w:line="278" w:lineRule="auto"/>
+              <w:ind w:left="708" w:hanging="708"/>
               <w:rPr>
                 <w:rFonts w:asciiTheme="majorHAnsi" w:hAnsiTheme="majorHAnsi"/>
                 <w:b/>
@@ -1538,6 +1538,7 @@
           <w:p>
             <w:pPr>
               <w:spacing w:after="160" w:line="278" w:lineRule="auto"/>
+              <w:ind w:left="708" w:hanging="708"/>
               <w:rPr>
                 <w:rFonts w:asciiTheme="majorHAnsi" w:hAnsiTheme="majorHAnsi"/>
                 <w:b/>
@@ -1564,6 +1565,7 @@
           <w:p>
             <w:pPr>
               <w:spacing w:after="160" w:line="278" w:lineRule="auto"/>
+              <w:ind w:left="708" w:hanging="708"/>
               <w:rPr>
                 <w:rFonts w:asciiTheme="majorHAnsi" w:hAnsiTheme="majorHAnsi"/>
                 <w:b/>
@@ -1588,6 +1590,7 @@
           <w:p>
             <w:pPr>
               <w:spacing w:after="160" w:line="278" w:lineRule="auto"/>
+              <w:ind w:left="708" w:hanging="708"/>
               <w:rPr>
                 <w:rFonts w:asciiTheme="majorHAnsi" w:hAnsiTheme="majorHAnsi"/>
               </w:rPr>
@@ -1610,6 +1613,7 @@
           <w:p>
             <w:pPr>
               <w:spacing w:after="160" w:line="278" w:lineRule="auto"/>
+              <w:ind w:left="708" w:hanging="708"/>
               <w:rPr>
                 <w:rFonts w:asciiTheme="majorHAnsi" w:hAnsiTheme="majorHAnsi"/>
                 <w:b/>
@@ -1634,6 +1638,7 @@
           <w:p>
             <w:pPr>
               <w:spacing w:after="160" w:line="278" w:lineRule="auto"/>
+              <w:ind w:left="708" w:hanging="708"/>
               <w:rPr>
                 <w:rFonts w:asciiTheme="majorHAnsi" w:hAnsiTheme="majorHAnsi"/>
               </w:rPr>
@@ -1656,6 +1661,7 @@
           <w:p>
             <w:pPr>
               <w:spacing w:after="160" w:line="278" w:lineRule="auto"/>
+              <w:ind w:left="708" w:hanging="708"/>
               <w:rPr>
                 <w:rFonts w:asciiTheme="majorHAnsi" w:hAnsiTheme="majorHAnsi"/>
                 <w:b/>
@@ -1680,6 +1686,7 @@
           <w:p>
             <w:pPr>
               <w:spacing w:after="160" w:line="278" w:lineRule="auto"/>
+              <w:ind w:left="708" w:hanging="708"/>
               <w:rPr>
                 <w:rFonts w:asciiTheme="majorHAnsi" w:hAnsiTheme="majorHAnsi"/>
               </w:rPr>
@@ -1702,6 +1709,7 @@
           <w:p>
             <w:pPr>
               <w:spacing w:after="160" w:line="278" w:lineRule="auto"/>
+              <w:ind w:left="708" w:hanging="708"/>
               <w:rPr>
                 <w:rFonts w:asciiTheme="majorHAnsi" w:hAnsiTheme="majorHAnsi"/>
                 <w:b/>
@@ -1726,6 +1734,7 @@
           <w:p>
             <w:pPr>
               <w:spacing w:after="160" w:line="278" w:lineRule="auto"/>
+              <w:ind w:left="708" w:hanging="708"/>
               <w:rPr>
                 <w:rFonts w:asciiTheme="majorHAnsi" w:hAnsiTheme="majorHAnsi"/>
               </w:rPr>
@@ -1748,6 +1757,7 @@
           <w:p>
             <w:pPr>
               <w:spacing w:after="160" w:line="278" w:lineRule="auto"/>
+              <w:ind w:left="708" w:hanging="708"/>
               <w:rPr>
                 <w:rFonts w:asciiTheme="majorHAnsi" w:hAnsiTheme="majorHAnsi"/>
                 <w:b/>
@@ -1772,6 +1782,7 @@
           <w:p>
             <w:pPr>
               <w:spacing w:after="160" w:line="278" w:lineRule="auto"/>
+              <w:ind w:left="708" w:hanging="708"/>
               <w:rPr>
                 <w:rFonts w:asciiTheme="majorHAnsi" w:hAnsiTheme="majorHAnsi"/>
               </w:rPr>
@@ -1794,6 +1805,7 @@
           <w:p>
             <w:pPr>
               <w:spacing w:after="160" w:line="278" w:lineRule="auto"/>
+              <w:ind w:left="708" w:hanging="708"/>
               <w:rPr>
                 <w:rFonts w:asciiTheme="majorHAnsi" w:hAnsiTheme="majorHAnsi"/>
                 <w:b/>
@@ -1818,6 +1830,7 @@
           <w:p>
             <w:pPr>
               <w:spacing w:after="160" w:line="278" w:lineRule="auto"/>
+              <w:ind w:left="708" w:hanging="708"/>
               <w:rPr>
                 <w:rFonts w:asciiTheme="majorHAnsi" w:hAnsiTheme="majorHAnsi"/>
               </w:rPr>
@@ -1840,6 +1853,7 @@
           <w:p>
             <w:pPr>
               <w:spacing w:after="160" w:line="278" w:lineRule="auto"/>
+              <w:ind w:left="708" w:hanging="708"/>
               <w:rPr>
                 <w:rFonts w:asciiTheme="majorHAnsi" w:hAnsiTheme="majorHAnsi"/>
                 <w:b/>
@@ -1863,6 +1877,7 @@
           </w:tcPr>
           <w:p>
             <w:pPr>
+              <w:ind w:left="708" w:hanging="708"/>
               <w:rPr>
                 <w:rFonts w:asciiTheme="majorHAnsi" w:hAnsiTheme="majorHAnsi"/>
               </w:rPr>
@@ -1877,6 +1892,7 @@
           <w:p>
             <w:pPr>
               <w:spacing w:after="160" w:line="278" w:lineRule="auto"/>
+              <w:ind w:left="708" w:hanging="708"/>
               <w:rPr>
                 <w:rFonts w:asciiTheme="majorHAnsi" w:hAnsiTheme="majorHAnsi"/>
               </w:rPr>
@@ -1887,143 +1903,40 @@
     </w:tbl>
     <w:p>
       <w:pPr>
-        <w:rPr>
-          <w:rFonts w:asciiTheme="majorHAnsi" w:hAnsiTheme="majorHAnsi"/>
-          <w:b/>
-          <w:bCs/>
-        </w:rPr>
-      </w:pPr>
-    </w:p>
-    <w:p>
-      <w:pPr>
-        <w:rPr>
-          <w:rFonts w:asciiTheme="majorHAnsi" w:hAnsiTheme="majorHAnsi"/>
-          <w:b/>
-          <w:bCs/>
-        </w:rPr>
-      </w:pPr>
-      <w:r>
-        <w:rPr>
-          <w:rFonts w:asciiTheme="majorHAnsi" w:hAnsiTheme="majorHAnsi"/>
-          <w:b/>
-          <w:bCs/>
-        </w:rPr>
-        <w:lastRenderedPageBreak/>
+        <w:ind w:left="708" w:hanging="708"/>
+        <w:rPr>
+          <w:rFonts w:asciiTheme="majorHAnsi" w:hAnsiTheme="majorHAnsi"/>
+          <w:b/>
+          <w:bCs/>
+        </w:rPr>
+      </w:pPr>
+    </w:p>
+    <w:p>
+      <w:pPr>
+        <w:ind w:left="708" w:hanging="708"/>
+        <w:rPr>
+          <w:rFonts w:asciiTheme="majorHAnsi" w:hAnsiTheme="majorHAnsi"/>
+          <w:b/>
+          <w:bCs/>
+        </w:rPr>
+      </w:pPr>
+    </w:p>
+    <w:p>
+      <w:pPr>
+        <w:ind w:left="708" w:hanging="708"/>
+        <w:rPr>
+          <w:rFonts w:asciiTheme="majorHAnsi" w:hAnsiTheme="majorHAnsi"/>
+          <w:b/>
+          <w:bCs/>
+        </w:rPr>
+      </w:pPr>
+      <w:r>
+        <w:rPr>
+          <w:rFonts w:asciiTheme="majorHAnsi" w:hAnsiTheme="majorHAnsi"/>
+          <w:b/>
+          <w:bCs/>
+        </w:rPr>
         <w:t>8. Restricciones tecnológicas</w:t>
-      </w:r>
-    </w:p>
-    <w:p>
-      <w:pPr>
-        <w:numPr>
-          <w:ilvl w:val="0"/>
-          <w:numId w:val="18"/>
-        </w:numPr>
-        <w:rPr>
-          <w:rFonts w:asciiTheme="majorHAnsi" w:hAnsiTheme="majorHAnsi"/>
-        </w:rPr>
-      </w:pPr>
-      <w:r>
-        <w:rPr>
-          <w:rFonts w:asciiTheme="majorHAnsi" w:hAnsiTheme="majorHAnsi"/>
-          <w:b/>
-          <w:bCs/>
-        </w:rPr>
-        <w:t xml:space="preserve">Frontend: </w:t>
-      </w:r>
-      <w:r>
-        <w:rPr>
-          <w:rFonts w:asciiTheme="majorHAnsi" w:hAnsiTheme="majorHAnsi"/>
-        </w:rPr>
-        <w:t>Angular + TypeScript + Tailwind CSS</w:t>
-      </w:r>
-    </w:p>
-    <w:p>
-      <w:pPr>
-        <w:numPr>
-          <w:ilvl w:val="0"/>
-          <w:numId w:val="18"/>
-        </w:numPr>
-        <w:rPr>
-          <w:rFonts w:asciiTheme="majorHAnsi" w:hAnsiTheme="majorHAnsi"/>
-          <w:b/>
-          <w:bCs/>
-        </w:rPr>
-      </w:pPr>
-      <w:r>
-        <w:rPr>
-          <w:rFonts w:asciiTheme="majorHAnsi" w:hAnsiTheme="majorHAnsi"/>
-          <w:b/>
-          <w:bCs/>
-        </w:rPr>
-        <w:t>Backend:</w:t>
-      </w:r>
-      <w:r>
-        <w:rPr>
-          <w:rFonts w:asciiTheme="majorHAnsi" w:hAnsiTheme="majorHAnsi"/>
-        </w:rPr>
-        <w:t xml:space="preserve"> FastAPI</w:t>
-      </w:r>
-    </w:p>
-    <w:p>
-      <w:pPr>
-        <w:numPr>
-          <w:ilvl w:val="0"/>
-          <w:numId w:val="18"/>
-        </w:numPr>
-        <w:rPr>
-          <w:rFonts w:asciiTheme="majorHAnsi" w:hAnsiTheme="majorHAnsi"/>
-          <w:b/>
-          <w:bCs/>
-        </w:rPr>
-      </w:pPr>
-      <w:r>
-        <w:rPr>
-          <w:rFonts w:asciiTheme="majorHAnsi" w:hAnsiTheme="majorHAnsi"/>
-          <w:b/>
-          <w:bCs/>
-        </w:rPr>
-        <w:t xml:space="preserve">Base de datos: </w:t>
-      </w:r>
-      <w:r>
-        <w:rPr>
-          <w:rFonts w:asciiTheme="majorHAnsi" w:hAnsiTheme="majorHAnsi"/>
-        </w:rPr>
-        <w:t>PostgreSQL (Supabase como proveedor de hosting)</w:t>
-      </w:r>
-    </w:p>
-    <w:p/>
-    <w:p>
-      <w:pPr>
-        <w:rPr>
-          <w:rFonts w:asciiTheme="majorHAnsi" w:hAnsiTheme="majorHAnsi"/>
-          <w:b/>
-          <w:bCs/>
-        </w:rPr>
-      </w:pPr>
-      <w:r>
-        <w:rPr>
-          <w:rFonts w:asciiTheme="majorHAnsi" w:hAnsiTheme="majorHAnsi"/>
-          <w:b/>
-          <w:bCs/>
-        </w:rPr>
-        <w:t>9. Datos a manejar</w:t>
-      </w:r>
-    </w:p>
-    <w:p>
-      <w:pPr>
-        <w:rPr>
-          <w:rFonts w:asciiTheme="majorHAnsi" w:hAnsiTheme="majorHAnsi"/>
-          <w:b/>
-          <w:bCs/>
-        </w:rPr>
-      </w:pPr>
-      <w:r>
-        <w:rPr>
-          <w:rFonts w:asciiTheme="majorHAnsi" w:hAnsiTheme="majorHAnsi"/>
-          <w:b/>
-          <w:bCs/>
-        </w:rPr>
-        <w:t>Jugador:</w:t>
       </w:r>
     </w:p>
     <w:p>
@@ -2031,7 +1944,7 @@
         <w:pStyle w:val="Prrafodelista"/>
         <w:numPr>
           <w:ilvl w:val="0"/>
-          <w:numId w:val="19"/>
+          <w:numId w:val="40"/>
         </w:numPr>
         <w:rPr>
           <w:rFonts w:asciiTheme="majorHAnsi" w:hAnsiTheme="majorHAnsi"/>
@@ -2040,8 +1953,16 @@
       <w:r>
         <w:rPr>
           <w:rFonts w:asciiTheme="majorHAnsi" w:hAnsiTheme="majorHAnsi"/>
-        </w:rPr>
-        <w:t>Nombre</w:t>
+          <w:b/>
+          <w:bCs/>
+        </w:rPr>
+        <w:t xml:space="preserve">Frontend: </w:t>
+      </w:r>
+      <w:r>
+        <w:rPr>
+          <w:rFonts w:asciiTheme="majorHAnsi" w:hAnsiTheme="majorHAnsi"/>
+        </w:rPr>
+        <w:t>Angular + TypeScript + Tailwind CSS</w:t>
       </w:r>
     </w:p>
     <w:p>
@@ -2049,17 +1970,27 @@
         <w:pStyle w:val="Prrafodelista"/>
         <w:numPr>
           <w:ilvl w:val="0"/>
-          <w:numId w:val="19"/>
+          <w:numId w:val="40"/>
         </w:numPr>
         <w:rPr>
           <w:rFonts w:asciiTheme="majorHAnsi" w:hAnsiTheme="majorHAnsi"/>
-        </w:rPr>
-      </w:pPr>
-      <w:r>
-        <w:rPr>
-          <w:rFonts w:asciiTheme="majorHAnsi" w:hAnsiTheme="majorHAnsi"/>
-        </w:rPr>
-        <w:t>Correo</w:t>
+          <w:b/>
+          <w:bCs/>
+        </w:rPr>
+      </w:pPr>
+      <w:r>
+        <w:rPr>
+          <w:rFonts w:asciiTheme="majorHAnsi" w:hAnsiTheme="majorHAnsi"/>
+          <w:b/>
+          <w:bCs/>
+        </w:rPr>
+        <w:t>Backend:</w:t>
+      </w:r>
+      <w:r>
+        <w:rPr>
+          <w:rFonts w:asciiTheme="majorHAnsi" w:hAnsiTheme="majorHAnsi"/>
+        </w:rPr>
+        <w:t xml:space="preserve"> FastAPI</w:t>
       </w:r>
     </w:p>
     <w:p>
@@ -2067,41 +1998,68 @@
         <w:pStyle w:val="Prrafodelista"/>
         <w:numPr>
           <w:ilvl w:val="0"/>
-          <w:numId w:val="19"/>
+          <w:numId w:val="40"/>
         </w:numPr>
         <w:rPr>
           <w:rFonts w:asciiTheme="majorHAnsi" w:hAnsiTheme="majorHAnsi"/>
-        </w:rPr>
-      </w:pPr>
-      <w:r>
-        <w:rPr>
-          <w:rFonts w:asciiTheme="majorHAnsi" w:hAnsiTheme="majorHAnsi"/>
-        </w:rPr>
-        <w:t>Fecha de registro</w:t>
-      </w:r>
-    </w:p>
-    <w:p>
-      <w:pPr>
-        <w:rPr>
-          <w:rFonts w:asciiTheme="majorHAnsi" w:hAnsiTheme="majorHAnsi"/>
-        </w:rPr>
-      </w:pPr>
-    </w:p>
-    <w:p>
-      <w:pPr>
-        <w:rPr>
-          <w:rFonts w:asciiTheme="majorHAnsi" w:hAnsiTheme="majorHAnsi"/>
-          <w:b/>
-          <w:bCs/>
-        </w:rPr>
-      </w:pPr>
-      <w:r>
-        <w:rPr>
-          <w:rFonts w:asciiTheme="majorHAnsi" w:hAnsiTheme="majorHAnsi"/>
-          <w:b/>
-          <w:bCs/>
-        </w:rPr>
-        <w:t>Mazo:</w:t>
+          <w:b/>
+          <w:bCs/>
+        </w:rPr>
+      </w:pPr>
+      <w:r>
+        <w:rPr>
+          <w:rFonts w:asciiTheme="majorHAnsi" w:hAnsiTheme="majorHAnsi"/>
+          <w:b/>
+          <w:bCs/>
+        </w:rPr>
+        <w:t xml:space="preserve">Base de datos: </w:t>
+      </w:r>
+      <w:r>
+        <w:rPr>
+          <w:rFonts w:asciiTheme="majorHAnsi" w:hAnsiTheme="majorHAnsi"/>
+        </w:rPr>
+        <w:t>PostgreSQL (Supabase como proveedor de hosting)</w:t>
+      </w:r>
+    </w:p>
+    <w:p>
+      <w:pPr>
+        <w:ind w:left="708" w:hanging="708"/>
+      </w:pPr>
+    </w:p>
+    <w:p>
+      <w:pPr>
+        <w:ind w:left="708" w:hanging="708"/>
+        <w:rPr>
+          <w:rFonts w:asciiTheme="majorHAnsi" w:hAnsiTheme="majorHAnsi"/>
+          <w:b/>
+          <w:bCs/>
+        </w:rPr>
+      </w:pPr>
+      <w:r>
+        <w:rPr>
+          <w:rFonts w:asciiTheme="majorHAnsi" w:hAnsiTheme="majorHAnsi"/>
+          <w:b/>
+          <w:bCs/>
+        </w:rPr>
+        <w:t>9. Datos a manejar</w:t>
+      </w:r>
+    </w:p>
+    <w:p>
+      <w:pPr>
+        <w:ind w:left="708" w:hanging="708"/>
+        <w:rPr>
+          <w:rFonts w:asciiTheme="majorHAnsi" w:hAnsiTheme="majorHAnsi"/>
+          <w:b/>
+          <w:bCs/>
+        </w:rPr>
+      </w:pPr>
+      <w:r>
+        <w:rPr>
+          <w:rFonts w:asciiTheme="majorHAnsi" w:hAnsiTheme="majorHAnsi"/>
+          <w:b/>
+          <w:bCs/>
+        </w:rPr>
+        <w:t>Jugador:</w:t>
       </w:r>
     </w:p>
     <w:p>
@@ -2109,7 +2067,7 @@
         <w:pStyle w:val="Prrafodelista"/>
         <w:numPr>
           <w:ilvl w:val="0"/>
-          <w:numId w:val="20"/>
+          <w:numId w:val="41"/>
         </w:numPr>
         <w:rPr>
           <w:rFonts w:asciiTheme="majorHAnsi" w:hAnsiTheme="majorHAnsi"/>
@@ -2119,7 +2077,7 @@
         <w:rPr>
           <w:rFonts w:asciiTheme="majorHAnsi" w:hAnsiTheme="majorHAnsi"/>
         </w:rPr>
-        <w:t xml:space="preserve">Nombre del mazo </w:t>
+        <w:t>Nombre</w:t>
       </w:r>
     </w:p>
     <w:p>
@@ -2127,7 +2085,7 @@
         <w:pStyle w:val="Prrafodelista"/>
         <w:numPr>
           <w:ilvl w:val="0"/>
-          <w:numId w:val="20"/>
+          <w:numId w:val="41"/>
         </w:numPr>
         <w:rPr>
           <w:rFonts w:asciiTheme="majorHAnsi" w:hAnsiTheme="majorHAnsi"/>
@@ -2137,7 +2095,7 @@
         <w:rPr>
           <w:rFonts w:asciiTheme="majorHAnsi" w:hAnsiTheme="majorHAnsi"/>
         </w:rPr>
-        <w:t xml:space="preserve">Jugador dueño </w:t>
+        <w:t>Correo</w:t>
       </w:r>
     </w:p>
     <w:p>
@@ -2145,11 +2103,60 @@
         <w:pStyle w:val="Prrafodelista"/>
         <w:numPr>
           <w:ilvl w:val="0"/>
-          <w:numId w:val="20"/>
+          <w:numId w:val="41"/>
         </w:numPr>
-      </w:pPr>
-      <w:r>
-        <w:t>Las 20 cartas que lo componen</w:t>
+        <w:rPr>
+          <w:rFonts w:asciiTheme="majorHAnsi" w:hAnsiTheme="majorHAnsi"/>
+        </w:rPr>
+      </w:pPr>
+      <w:r>
+        <w:rPr>
+          <w:rFonts w:asciiTheme="majorHAnsi" w:hAnsiTheme="majorHAnsi"/>
+        </w:rPr>
+        <w:t>Fecha de registro</w:t>
+      </w:r>
+    </w:p>
+    <w:p>
+      <w:pPr>
+        <w:ind w:left="708" w:hanging="708"/>
+        <w:rPr>
+          <w:rFonts w:asciiTheme="majorHAnsi" w:hAnsiTheme="majorHAnsi"/>
+        </w:rPr>
+      </w:pPr>
+    </w:p>
+    <w:p>
+      <w:pPr>
+        <w:ind w:left="708" w:hanging="708"/>
+        <w:rPr>
+          <w:rFonts w:asciiTheme="majorHAnsi" w:hAnsiTheme="majorHAnsi"/>
+        </w:rPr>
+      </w:pPr>
+    </w:p>
+    <w:p>
+      <w:pPr>
+        <w:ind w:left="708" w:hanging="708"/>
+        <w:rPr>
+          <w:rFonts w:asciiTheme="majorHAnsi" w:hAnsiTheme="majorHAnsi"/>
+        </w:rPr>
+      </w:pPr>
+    </w:p>
+    <w:p>
+      <w:pPr>
+        <w:ind w:left="708" w:hanging="708"/>
+        <w:rPr>
+          <w:rFonts w:asciiTheme="majorHAnsi" w:hAnsiTheme="majorHAnsi"/>
+          <w:b/>
+          <w:bCs/>
+        </w:rPr>
+      </w:pPr>
+      <w:r>
+        <w:rPr>
+          <w:rFonts w:asciiTheme="majorHAnsi" w:hAnsiTheme="majorHAnsi"/>
+          <w:b/>
+          <w:bCs/>
+        </w:rPr>
+        <w:lastRenderedPageBreak/>
+        <w:t>Mazo:</w:t>
       </w:r>
     </w:p>
     <w:p>
@@ -2157,273 +2164,23 @@
         <w:pStyle w:val="Prrafodelista"/>
         <w:numPr>
           <w:ilvl w:val="0"/>
-          <w:numId w:val="20"/>
+          <w:numId w:val="42"/>
         </w:numPr>
-      </w:pPr>
-      <w:r>
-        <w:t>Privacidad: solo visible para el jugador dueño; nombre opcional (por defecto "Mazo")</w:t>
-      </w:r>
-    </w:p>
-    <w:p/>
-    <w:p>
-      <w:pPr>
-        <w:rPr>
-          <w:b/>
-          <w:bCs/>
-        </w:rPr>
-      </w:pPr>
-      <w:r>
-        <w:rPr>
-          <w:b/>
-          <w:bCs/>
-        </w:rPr>
-        <w:t>Carta (del catálogo, referenciado por el mazo)</w:t>
-      </w:r>
-    </w:p>
-    <w:p>
-      <w:pPr>
-        <w:numPr>
-          <w:ilvl w:val="0"/>
-          <w:numId w:val="27"/>
-        </w:numPr>
-      </w:pPr>
-      <w:r>
-        <w:t>Nombre</w:t>
-      </w:r>
-    </w:p>
-    <w:p>
-      <w:pPr>
-        <w:numPr>
-          <w:ilvl w:val="0"/>
-          <w:numId w:val="27"/>
-        </w:numPr>
-      </w:pPr>
-      <w:r>
-        <w:t>Tipo (ataque / defensa / especial)</w:t>
-      </w:r>
-    </w:p>
-    <w:p>
-      <w:pPr>
-        <w:numPr>
-          <w:ilvl w:val="0"/>
-          <w:numId w:val="27"/>
-        </w:numPr>
-      </w:pPr>
-      <w:r>
-        <w:t>Valor</w:t>
-      </w:r>
-    </w:p>
-    <w:p>
-      <w:pPr>
-        <w:numPr>
-          <w:ilvl w:val="0"/>
-          <w:numId w:val="27"/>
-        </w:numPr>
-      </w:pPr>
-      <w:r>
-        <w:t>Efecto</w:t>
-      </w:r>
-    </w:p>
-    <w:p>
-      <w:pPr>
-        <w:numPr>
-          <w:ilvl w:val="0"/>
-          <w:numId w:val="27"/>
-        </w:numPr>
-      </w:pPr>
-      <w:r>
-        <w:t>Cantidad de copias disponibles</w:t>
-      </w:r>
-    </w:p>
-    <w:p>
-      <w:pPr>
-        <w:numPr>
-          <w:ilvl w:val="0"/>
-          <w:numId w:val="27"/>
-        </w:numPr>
-      </w:pPr>
-      <w:r>
-        <w:t>Descripción</w:t>
-      </w:r>
-    </w:p>
-    <w:p>
-      <w:pPr>
-        <w:numPr>
-          <w:ilvl w:val="0"/>
-          <w:numId w:val="27"/>
-        </w:numPr>
-      </w:pPr>
-      <w:r>
-        <w:t>Rareza</w:t>
-      </w:r>
-    </w:p>
-    <w:p/>
-    <w:p/>
-    <w:p/>
-    <w:p/>
-    <w:p>
-      <w:pPr>
-        <w:rPr>
-          <w:b/>
-          <w:bCs/>
-        </w:rPr>
-      </w:pPr>
-      <w:r>
-        <w:rPr>
-          <w:b/>
-          <w:bCs/>
-        </w:rPr>
-        <w:t>Torneo</w:t>
-      </w:r>
-    </w:p>
-    <w:p>
-      <w:pPr>
-        <w:numPr>
-          <w:ilvl w:val="0"/>
-          <w:numId w:val="21"/>
-        </w:numPr>
-      </w:pPr>
-      <w:r>
-        <w:t>Nombre del torneo</w:t>
-      </w:r>
-    </w:p>
-    <w:p>
-      <w:pPr>
-        <w:numPr>
-          <w:ilvl w:val="0"/>
-          <w:numId w:val="21"/>
-        </w:numPr>
-      </w:pPr>
-      <w:r>
-        <w:t>Fecha</w:t>
-      </w:r>
-    </w:p>
-    <w:p>
-      <w:pPr>
-        <w:numPr>
-          <w:ilvl w:val="0"/>
-          <w:numId w:val="21"/>
-        </w:numPr>
-      </w:pPr>
-      <w:r>
-        <w:t>Hora de inicio</w:t>
-      </w:r>
-    </w:p>
-    <w:p>
-      <w:pPr>
-        <w:numPr>
-          <w:ilvl w:val="0"/>
-          <w:numId w:val="21"/>
-        </w:numPr>
-      </w:pPr>
-      <w:r>
-        <w:t>Formato (fijo: eliminación directa)</w:t>
-      </w:r>
-    </w:p>
-    <w:p>
-      <w:pPr>
-        <w:numPr>
-          <w:ilvl w:val="0"/>
-          <w:numId w:val="21"/>
-        </w:numPr>
-      </w:pPr>
-      <w:r>
-        <w:t>Número de jugadores (4/8/16/32)</w:t>
-      </w:r>
-    </w:p>
-    <w:p>
-      <w:pPr>
-        <w:numPr>
-          <w:ilvl w:val="0"/>
-          <w:numId w:val="21"/>
-        </w:numPr>
-      </w:pPr>
-      <w:r>
-        <w:t>Estado (próximo / en curso / finalizado)</w:t>
-      </w:r>
-    </w:p>
-    <w:p>
-      <w:pPr>
-        <w:numPr>
-          <w:ilvl w:val="0"/>
-          <w:numId w:val="21"/>
-        </w:numPr>
-      </w:pPr>
-      <w:r>
-        <w:t>Organizador</w:t>
-      </w:r>
-    </w:p>
-    <w:p>
-      <w:pPr>
-        <w:ind w:left="720"/>
-      </w:pPr>
-    </w:p>
-    <w:p>
-      <w:pPr>
-        <w:rPr>
-          <w:b/>
-          <w:bCs/>
-        </w:rPr>
-      </w:pPr>
-      <w:r>
-        <w:rPr>
-          <w:b/>
-          <w:bCs/>
-        </w:rPr>
-        <w:t>Ronda</w:t>
-      </w:r>
-    </w:p>
-    <w:p>
-      <w:pPr>
-        <w:numPr>
-          <w:ilvl w:val="0"/>
-          <w:numId w:val="22"/>
-        </w:numPr>
-      </w:pPr>
-      <w:r>
-        <w:t>Número de ronda</w:t>
-      </w:r>
-    </w:p>
-    <w:p>
-      <w:pPr>
-        <w:numPr>
-          <w:ilvl w:val="0"/>
-          <w:numId w:val="22"/>
-        </w:numPr>
-      </w:pPr>
-      <w:r>
-        <w:t>Nombre de la ronda (cuartos, semifinal, final)</w:t>
-      </w:r>
-    </w:p>
-    <w:p>
-      <w:pPr>
-        <w:numPr>
-          <w:ilvl w:val="0"/>
-          <w:numId w:val="22"/>
-        </w:numPr>
-      </w:pPr>
-      <w:r>
-        <w:t>Torneo al que pertenece</w:t>
-      </w:r>
-    </w:p>
-    <w:p>
-      <w:pPr>
-        <w:ind w:left="720"/>
-      </w:pPr>
-    </w:p>
-    <w:p>
-      <w:pPr>
-        <w:rPr>
-          <w:b/>
-          <w:bCs/>
-        </w:rPr>
-      </w:pPr>
-      <w:r>
-        <w:rPr>
-          <w:b/>
-          <w:bCs/>
-        </w:rPr>
-        <w:t>Emparejamiento</w:t>
+        <w:rPr>
+          <w:rFonts w:asciiTheme="majorHAnsi" w:hAnsiTheme="majorHAnsi"/>
+        </w:rPr>
+      </w:pPr>
+      <w:r>
+        <w:rPr>
+          <w:rFonts w:asciiTheme="majorHAnsi" w:hAnsiTheme="majorHAnsi"/>
+        </w:rPr>
+        <w:t xml:space="preserve">Nombre del mazo </w:t>
+      </w:r>
+      <w:r>
+        <w:rPr>
+          <w:rFonts w:asciiTheme="majorHAnsi" w:hAnsiTheme="majorHAnsi"/>
+        </w:rPr>
+        <w:t>(obligatorio)</w:t>
       </w:r>
     </w:p>
     <w:p>
@@ -2431,11 +2188,17 @@
         <w:pStyle w:val="Prrafodelista"/>
         <w:numPr>
           <w:ilvl w:val="0"/>
-          <w:numId w:val="28"/>
+          <w:numId w:val="42"/>
         </w:numPr>
-      </w:pPr>
-      <w:r>
-        <w:t xml:space="preserve">Jugador 1 + mazo usado (las 20 cartas de ese mazo en ese momento) </w:t>
+        <w:rPr>
+          <w:rFonts w:asciiTheme="majorHAnsi" w:hAnsiTheme="majorHAnsi"/>
+        </w:rPr>
+      </w:pPr>
+      <w:r>
+        <w:rPr>
+          <w:rFonts w:asciiTheme="majorHAnsi" w:hAnsiTheme="majorHAnsi"/>
+        </w:rPr>
+        <w:t xml:space="preserve">Jugador dueño </w:t>
       </w:r>
     </w:p>
     <w:p>
@@ -2443,175 +2206,11 @@
         <w:pStyle w:val="Prrafodelista"/>
         <w:numPr>
           <w:ilvl w:val="0"/>
-          <w:numId w:val="28"/>
+          <w:numId w:val="42"/>
         </w:numPr>
       </w:pPr>
       <w:r>
-        <w:t>Jugador 2 + mazo usado (las 20 cartas de ese mazo en ese momento)</w:t>
-      </w:r>
-    </w:p>
-    <w:p/>
-    <w:p>
-      <w:pPr>
-        <w:rPr>
-          <w:b/>
-          <w:bCs/>
-        </w:rPr>
-      </w:pPr>
-      <w:r>
-        <w:rPr>
-          <w:b/>
-          <w:bCs/>
-        </w:rPr>
-        <w:t>Resultado</w:t>
-      </w:r>
-    </w:p>
-    <w:p>
-      <w:pPr>
-        <w:numPr>
-          <w:ilvl w:val="0"/>
-          <w:numId w:val="24"/>
-        </w:numPr>
-      </w:pPr>
-      <w:r>
-        <w:t>Emparejamiento asociado</w:t>
-      </w:r>
-    </w:p>
-    <w:p>
-      <w:pPr>
-        <w:numPr>
-          <w:ilvl w:val="0"/>
-          <w:numId w:val="24"/>
-        </w:numPr>
-      </w:pPr>
-      <w:r>
-        <w:t>Ganador</w:t>
-      </w:r>
-    </w:p>
-    <w:p>
-      <w:pPr>
-        <w:numPr>
-          <w:ilvl w:val="0"/>
-          <w:numId w:val="24"/>
-        </w:numPr>
-      </w:pPr>
-      <w:r>
-        <w:t>Puntos otorgados a cada jugador</w:t>
-      </w:r>
-    </w:p>
-    <w:p>
-      <w:pPr>
-        <w:numPr>
-          <w:ilvl w:val="0"/>
-          <w:numId w:val="24"/>
-        </w:numPr>
-      </w:pPr>
-      <w:r>
-        <w:t>Fecha/hora del resultado</w:t>
-      </w:r>
-    </w:p>
-    <w:p>
-      <w:pPr>
-        <w:ind w:left="720"/>
-      </w:pPr>
-    </w:p>
-    <w:p>
-      <w:pPr>
-        <w:rPr>
-          <w:b/>
-          <w:bCs/>
-        </w:rPr>
-      </w:pPr>
-      <w:r>
-        <w:rPr>
-          <w:b/>
-          <w:bCs/>
-        </w:rPr>
-        <w:lastRenderedPageBreak/>
-        <w:t>Ranking / Estadísticas (derivado, no necesariamente tabla propia)</w:t>
-      </w:r>
-    </w:p>
-    <w:p>
-      <w:pPr>
-        <w:numPr>
-          <w:ilvl w:val="0"/>
-          <w:numId w:val="25"/>
-        </w:numPr>
-      </w:pPr>
-      <w:r>
-        <w:t>Puntos acumulados por jugador</w:t>
-      </w:r>
-    </w:p>
-    <w:p>
-      <w:pPr>
-        <w:numPr>
-          <w:ilvl w:val="0"/>
-          <w:numId w:val="25"/>
-        </w:numPr>
-      </w:pPr>
-      <w:r>
-        <w:t>Partidas jugadas / ganadas / perdidas</w:t>
-      </w:r>
-    </w:p>
-    <w:p>
-      <w:pPr>
-        <w:numPr>
-          <w:ilvl w:val="0"/>
-          <w:numId w:val="25"/>
-        </w:numPr>
-      </w:pPr>
-      <w:r>
-        <w:t>Torneos jugados / ganados</w:t>
-      </w:r>
-    </w:p>
-    <w:p/>
-    <w:p>
-      <w:pPr>
-        <w:rPr>
-          <w:b/>
-          <w:bCs/>
-        </w:rPr>
-      </w:pPr>
-      <w:r>
-        <w:rPr>
-          <w:b/>
-          <w:bCs/>
-        </w:rPr>
-        <w:t>Catálogo de cartas (del documento del juego — dudoso si aplica)</w:t>
-      </w:r>
-    </w:p>
-    <w:p>
-      <w:pPr>
-        <w:numPr>
-          <w:ilvl w:val="0"/>
-          <w:numId w:val="26"/>
-        </w:numPr>
-      </w:pPr>
-      <w:r>
-        <w:t>Nombre de la carta, tipo, valor, efecto, cantidad de copias, descripción, rareza</w:t>
-      </w:r>
-    </w:p>
-    <w:p/>
-    <w:p/>
-    <w:p/>
-    <w:p>
-      <w:pPr>
-        <w:rPr>
-          <w:b/>
-          <w:bCs/>
-        </w:rPr>
-      </w:pPr>
-      <w:r>
-        <w:rPr>
-          <w:b/>
-          <w:bCs/>
-        </w:rPr>
-        <w:t>10. Fuera de alcance</w:t>
-      </w:r>
-    </w:p>
-    <w:p>
-      <w:r>
-        <w:t>Las siguientes funcionalidades no forman parte del alcance evaluado en este trabajo, pero se documentan como posibles mejoras futuras del sistema:</w:t>
+        <w:t>Las 20 cartas que lo componen</w:t>
       </w:r>
     </w:p>
     <w:p>
@@ -2619,65 +2218,563 @@
         <w:pStyle w:val="Prrafodelista"/>
         <w:numPr>
           <w:ilvl w:val="0"/>
-          <w:numId w:val="26"/>
+          <w:numId w:val="42"/>
         </w:numPr>
       </w:pPr>
       <w:r>
-        <w:rPr>
-          <w:b/>
-          <w:bCs/>
-        </w:rPr>
-        <w:t>Simulación del motor del juego.</w:t>
-      </w:r>
-      <w:r>
-        <w:t xml:space="preserve"> El sistema gestiona la logística del torneo (jugadores, mazos, rondas, emparejamientos, resultados, ranking), pero no implementa las reglas del juego en sí — no simula turnos, robo de cartas, cálculo de daño ni efectos de cartas especiales. El resultado de cada partida (ganador/perdedor) se registra manualmente por el organizador o los jugadores; el juego en sí se desarrolla fuera del sistema (presencial o por otro medio).</w:t>
-      </w:r>
-    </w:p>
-    <w:p>
-      <w:pPr>
+        <w:t>Privacidad: solo visible para el jugador dueño; nombre opcional (por defecto "Mazo")</w:t>
+      </w:r>
+    </w:p>
+    <w:p>
+      <w:pPr>
+        <w:ind w:left="708" w:hanging="708"/>
+      </w:pPr>
+    </w:p>
+    <w:p>
+      <w:pPr>
+        <w:ind w:left="708" w:hanging="708"/>
+        <w:rPr>
+          <w:b/>
+          <w:bCs/>
+        </w:rPr>
+      </w:pPr>
+      <w:r>
+        <w:rPr>
+          <w:b/>
+          <w:bCs/>
+        </w:rPr>
+        <w:t>Carta (del catálogo, referenciado por el mazo)</w:t>
+      </w:r>
+    </w:p>
+    <w:p>
+      <w:pPr>
+        <w:pStyle w:val="Prrafodelista"/>
         <w:numPr>
           <w:ilvl w:val="0"/>
-          <w:numId w:val="26"/>
+          <w:numId w:val="43"/>
         </w:numPr>
       </w:pPr>
       <w:r>
-        <w:t xml:space="preserve">Selección y modificación del mazo por parte del jugador antes de cada partida (estilo Clash </w:t>
-      </w:r>
-      <w:proofErr w:type="spellStart"/>
-      <w:r>
-        <w:t>Royale</w:t>
-      </w:r>
-      <w:proofErr w:type="spellEnd"/>
-      <w:r>
-        <w:t>).</w:t>
-      </w:r>
-    </w:p>
-    <w:p>
-      <w:pPr>
+        <w:t>Nombre</w:t>
+      </w:r>
+    </w:p>
+    <w:p>
+      <w:pPr>
+        <w:pStyle w:val="Prrafodelista"/>
         <w:numPr>
           <w:ilvl w:val="0"/>
-          <w:numId w:val="26"/>
+          <w:numId w:val="43"/>
         </w:numPr>
       </w:pPr>
       <w:r>
-        <w:t xml:space="preserve">Control de acceso a nivel de </w:t>
-      </w:r>
-      <w:proofErr w:type="spellStart"/>
-      <w:r>
-        <w:t>backend</w:t>
-      </w:r>
-      <w:proofErr w:type="spellEnd"/>
-      <w:r>
-        <w:t xml:space="preserve">/API para reforzar la privacidad del mazo (actualmente la ocultación es solo a nivel de interfaz; el </w:t>
-      </w:r>
-      <w:proofErr w:type="spellStart"/>
-      <w:r>
-        <w:t>backend</w:t>
-      </w:r>
-      <w:proofErr w:type="spellEnd"/>
-      <w:r>
-        <w:t xml:space="preserve"> no restringe qué datos entrega según el estado del emparejamiento).</w:t>
-      </w:r>
+        <w:t>Tipo (ataque / defensa / especial)</w:t>
+      </w:r>
+    </w:p>
+    <w:p>
+      <w:pPr>
+        <w:pStyle w:val="Prrafodelista"/>
+        <w:numPr>
+          <w:ilvl w:val="0"/>
+          <w:numId w:val="43"/>
+        </w:numPr>
+      </w:pPr>
+      <w:r>
+        <w:t>Valor</w:t>
+      </w:r>
+    </w:p>
+    <w:p>
+      <w:pPr>
+        <w:pStyle w:val="Prrafodelista"/>
+        <w:numPr>
+          <w:ilvl w:val="0"/>
+          <w:numId w:val="43"/>
+        </w:numPr>
+      </w:pPr>
+      <w:r>
+        <w:t>Efecto</w:t>
+      </w:r>
+    </w:p>
+    <w:p>
+      <w:pPr>
+        <w:pStyle w:val="Prrafodelista"/>
+        <w:numPr>
+          <w:ilvl w:val="0"/>
+          <w:numId w:val="43"/>
+        </w:numPr>
+      </w:pPr>
+      <w:r>
+        <w:t>Máximo de copias por mazo</w:t>
+      </w:r>
+    </w:p>
+    <w:p>
+      <w:pPr>
+        <w:pStyle w:val="Prrafodelista"/>
+        <w:numPr>
+          <w:ilvl w:val="0"/>
+          <w:numId w:val="43"/>
+        </w:numPr>
+      </w:pPr>
+      <w:r>
+        <w:t>Descripción</w:t>
+      </w:r>
+    </w:p>
+    <w:p>
+      <w:pPr>
+        <w:pStyle w:val="Prrafodelista"/>
+        <w:numPr>
+          <w:ilvl w:val="0"/>
+          <w:numId w:val="43"/>
+        </w:numPr>
+      </w:pPr>
+      <w:r>
+        <w:t>Rareza</w:t>
+      </w:r>
+    </w:p>
+    <w:p/>
+    <w:p>
+      <w:pPr>
+        <w:ind w:left="708" w:hanging="708"/>
+        <w:rPr>
+          <w:b/>
+          <w:bCs/>
+        </w:rPr>
+      </w:pPr>
+      <w:r>
+        <w:rPr>
+          <w:b/>
+          <w:bCs/>
+        </w:rPr>
+        <w:t>Torneo</w:t>
+      </w:r>
+    </w:p>
+    <w:p>
+      <w:pPr>
+        <w:pStyle w:val="Prrafodelista"/>
+        <w:numPr>
+          <w:ilvl w:val="0"/>
+          <w:numId w:val="44"/>
+        </w:numPr>
+      </w:pPr>
+      <w:r>
+        <w:t>Nombre del torneo</w:t>
+      </w:r>
+    </w:p>
+    <w:p>
+      <w:pPr>
+        <w:pStyle w:val="Prrafodelista"/>
+        <w:numPr>
+          <w:ilvl w:val="0"/>
+          <w:numId w:val="44"/>
+        </w:numPr>
+      </w:pPr>
+      <w:r>
+        <w:t>Fecha</w:t>
+      </w:r>
+    </w:p>
+    <w:p>
+      <w:pPr>
+        <w:pStyle w:val="Prrafodelista"/>
+        <w:numPr>
+          <w:ilvl w:val="0"/>
+          <w:numId w:val="44"/>
+        </w:numPr>
+      </w:pPr>
+      <w:r>
+        <w:t>Formato (fijo: eliminación directa)</w:t>
+      </w:r>
+    </w:p>
+    <w:p>
+      <w:pPr>
+        <w:pStyle w:val="Prrafodelista"/>
+        <w:numPr>
+          <w:ilvl w:val="0"/>
+          <w:numId w:val="44"/>
+        </w:numPr>
+      </w:pPr>
+      <w:r>
+        <w:t>Número de jugadores (4/8/16/32)</w:t>
+      </w:r>
+    </w:p>
+    <w:p>
+      <w:pPr>
+        <w:pStyle w:val="Prrafodelista"/>
+        <w:numPr>
+          <w:ilvl w:val="0"/>
+          <w:numId w:val="44"/>
+        </w:numPr>
+      </w:pPr>
+      <w:r>
+        <w:t>Estado (p</w:t>
+      </w:r>
+      <w:r>
+        <w:t>endiente</w:t>
+      </w:r>
+      <w:r>
+        <w:t xml:space="preserve"> / en curso / finalizado)</w:t>
+      </w:r>
+    </w:p>
+    <w:p>
+      <w:pPr>
+        <w:pStyle w:val="Prrafodelista"/>
+        <w:numPr>
+          <w:ilvl w:val="0"/>
+          <w:numId w:val="44"/>
+        </w:numPr>
+      </w:pPr>
+      <w:r>
+        <w:t>Organizador</w:t>
+      </w:r>
+    </w:p>
+    <w:p/>
+    <w:p>
+      <w:pPr>
+        <w:ind w:left="708" w:hanging="708"/>
+        <w:rPr>
+          <w:b/>
+          <w:bCs/>
+        </w:rPr>
+      </w:pPr>
+      <w:r>
+        <w:rPr>
+          <w:b/>
+          <w:bCs/>
+        </w:rPr>
+        <w:t>Ronda</w:t>
+      </w:r>
+    </w:p>
+    <w:p>
+      <w:pPr>
+        <w:pStyle w:val="Prrafodelista"/>
+        <w:numPr>
+          <w:ilvl w:val="0"/>
+          <w:numId w:val="45"/>
+        </w:numPr>
+      </w:pPr>
+      <w:r>
+        <w:t>Número de ronda</w:t>
+      </w:r>
+    </w:p>
+    <w:p>
+      <w:pPr>
+        <w:pStyle w:val="Prrafodelista"/>
+        <w:numPr>
+          <w:ilvl w:val="0"/>
+          <w:numId w:val="45"/>
+        </w:numPr>
+      </w:pPr>
+      <w:r>
+        <w:t>N</w:t>
+      </w:r>
+      <w:r>
+        <w:t>ombre ("Ronda 1", "Ronda 2"…)</w:t>
+      </w:r>
+    </w:p>
+    <w:p>
+      <w:pPr>
+        <w:pStyle w:val="Prrafodelista"/>
+        <w:numPr>
+          <w:ilvl w:val="0"/>
+          <w:numId w:val="45"/>
+        </w:numPr>
+      </w:pPr>
+      <w:r>
+        <w:t>E</w:t>
+      </w:r>
+      <w:r>
+        <w:t>stado</w:t>
+      </w:r>
+      <w:r>
+        <w:t xml:space="preserve"> </w:t>
+      </w:r>
+      <w:r>
+        <w:t>(pendiente / en curso / finalizada)</w:t>
+      </w:r>
+    </w:p>
+    <w:p>
+      <w:pPr>
+        <w:pStyle w:val="Prrafodelista"/>
+        <w:numPr>
+          <w:ilvl w:val="0"/>
+          <w:numId w:val="45"/>
+        </w:numPr>
+      </w:pPr>
+      <w:r>
+        <w:t>Torneo al que pertenece</w:t>
+      </w:r>
+    </w:p>
+    <w:p>
+      <w:pPr>
+        <w:ind w:left="708" w:hanging="708"/>
+      </w:pPr>
+    </w:p>
+    <w:p>
+      <w:pPr>
+        <w:ind w:left="708" w:hanging="708"/>
+      </w:pPr>
+    </w:p>
+    <w:p>
+      <w:pPr>
+        <w:ind w:left="708" w:hanging="708"/>
+        <w:rPr>
+          <w:b/>
+          <w:bCs/>
+        </w:rPr>
+      </w:pPr>
+      <w:r>
+        <w:rPr>
+          <w:b/>
+          <w:bCs/>
+        </w:rPr>
+        <w:lastRenderedPageBreak/>
+        <w:t>Emparejamiento</w:t>
+      </w:r>
+    </w:p>
+    <w:p>
+      <w:pPr>
+        <w:pStyle w:val="Prrafodelista"/>
+        <w:numPr>
+          <w:ilvl w:val="0"/>
+          <w:numId w:val="46"/>
+        </w:numPr>
+      </w:pPr>
+      <w:r>
+        <w:t xml:space="preserve">Jugador 1 + mazo usado (las 20 cartas de ese mazo en ese momento) </w:t>
+      </w:r>
+    </w:p>
+    <w:p>
+      <w:pPr>
+        <w:pStyle w:val="Prrafodelista"/>
+        <w:numPr>
+          <w:ilvl w:val="0"/>
+          <w:numId w:val="46"/>
+        </w:numPr>
+      </w:pPr>
+      <w:r>
+        <w:t>Jugador 2 + mazo usado (las 20 cartas de ese mazo en ese momento)</w:t>
+      </w:r>
+    </w:p>
+    <w:p>
+      <w:pPr>
+        <w:ind w:left="708" w:hanging="708"/>
+      </w:pPr>
+    </w:p>
+    <w:p>
+      <w:pPr>
+        <w:ind w:left="708" w:hanging="708"/>
+        <w:rPr>
+          <w:b/>
+          <w:bCs/>
+        </w:rPr>
+      </w:pPr>
+      <w:r>
+        <w:rPr>
+          <w:b/>
+          <w:bCs/>
+        </w:rPr>
+        <w:t>Resultado</w:t>
+      </w:r>
+    </w:p>
+    <w:p>
+      <w:pPr>
+        <w:pStyle w:val="Prrafodelista"/>
+        <w:numPr>
+          <w:ilvl w:val="0"/>
+          <w:numId w:val="47"/>
+        </w:numPr>
+      </w:pPr>
+      <w:r>
+        <w:t>Emparejamiento asociado</w:t>
+      </w:r>
+    </w:p>
+    <w:p>
+      <w:pPr>
+        <w:pStyle w:val="Prrafodelista"/>
+        <w:numPr>
+          <w:ilvl w:val="0"/>
+          <w:numId w:val="47"/>
+        </w:numPr>
+      </w:pPr>
+      <w:r>
+        <w:t>Ganador</w:t>
+      </w:r>
+    </w:p>
+    <w:p>
+      <w:pPr>
+        <w:pStyle w:val="Prrafodelista"/>
+        <w:numPr>
+          <w:ilvl w:val="0"/>
+          <w:numId w:val="47"/>
+        </w:numPr>
+      </w:pPr>
+      <w:r>
+        <w:t>F</w:t>
+      </w:r>
+      <w:r>
+        <w:t>ase en que terminó (normal o presión por tiempo)</w:t>
+      </w:r>
+    </w:p>
+    <w:p>
+      <w:pPr>
+        <w:pStyle w:val="Prrafodelista"/>
+        <w:numPr>
+          <w:ilvl w:val="0"/>
+          <w:numId w:val="47"/>
+        </w:numPr>
+      </w:pPr>
+      <w:r>
+        <w:t>V</w:t>
+      </w:r>
+      <w:r>
+        <w:t>ida final de cada jugador</w:t>
+      </w:r>
+    </w:p>
+    <w:p>
+      <w:pPr>
+        <w:pStyle w:val="Prrafodelista"/>
+        <w:numPr>
+          <w:ilvl w:val="0"/>
+          <w:numId w:val="47"/>
+        </w:numPr>
+      </w:pPr>
+      <w:r>
+        <w:t>Puntos otorgados a cada jugador</w:t>
+      </w:r>
+    </w:p>
+    <w:p>
+      <w:pPr>
+        <w:pStyle w:val="Prrafodelista"/>
+        <w:numPr>
+          <w:ilvl w:val="0"/>
+          <w:numId w:val="47"/>
+        </w:numPr>
+      </w:pPr>
+      <w:r>
+        <w:t>Fecha/hora del resultado</w:t>
+      </w:r>
+    </w:p>
+    <w:p>
+      <w:pPr>
+        <w:ind w:left="708" w:hanging="708"/>
+      </w:pPr>
+    </w:p>
+    <w:p>
+      <w:pPr>
+        <w:ind w:left="708" w:hanging="708"/>
+        <w:rPr>
+          <w:b/>
+          <w:bCs/>
+        </w:rPr>
+      </w:pPr>
+      <w:r>
+        <w:rPr>
+          <w:b/>
+          <w:bCs/>
+        </w:rPr>
+        <w:t>Ranking / Estadísticas (derivado, no necesariamente tabla propia)</w:t>
+      </w:r>
+    </w:p>
+    <w:p>
+      <w:pPr>
+        <w:pStyle w:val="Prrafodelista"/>
+        <w:numPr>
+          <w:ilvl w:val="0"/>
+          <w:numId w:val="48"/>
+        </w:numPr>
+      </w:pPr>
+      <w:r>
+        <w:t>Puntos acumulados por jugador</w:t>
+      </w:r>
+    </w:p>
+    <w:p>
+      <w:pPr>
+        <w:pStyle w:val="Prrafodelista"/>
+        <w:numPr>
+          <w:ilvl w:val="0"/>
+          <w:numId w:val="48"/>
+        </w:numPr>
+      </w:pPr>
+      <w:r>
+        <w:t>Partidas jugadas / ganadas / perdidas</w:t>
+      </w:r>
+    </w:p>
+    <w:p>
+      <w:pPr>
+        <w:pStyle w:val="Prrafodelista"/>
+        <w:numPr>
+          <w:ilvl w:val="0"/>
+          <w:numId w:val="48"/>
+        </w:numPr>
+      </w:pPr>
+      <w:r>
+        <w:t>Torneos ganados</w:t>
+      </w:r>
+    </w:p>
+    <w:p/>
+    <w:p>
+      <w:pPr>
+        <w:ind w:left="708" w:hanging="708"/>
+        <w:rPr>
+          <w:b/>
+          <w:bCs/>
+          <w:sz w:val="28"/>
+          <w:szCs w:val="28"/>
+        </w:rPr>
+      </w:pPr>
+      <w:r>
+        <w:rPr>
+          <w:b/>
+          <w:bCs/>
+          <w:sz w:val="28"/>
+          <w:szCs w:val="28"/>
+        </w:rPr>
+        <w:t>10. Fuera de alcance</w:t>
+      </w:r>
+    </w:p>
+    <w:p>
+      <w:pPr>
+        <w:pStyle w:val="Prrafodelista"/>
+        <w:numPr>
+          <w:ilvl w:val="0"/>
+          <w:numId w:val="49"/>
+        </w:numPr>
+      </w:pPr>
+      <w:r>
+        <w:rPr>
+          <w:b/>
+          <w:bCs/>
+        </w:rPr>
+        <w:t>Simulación del motor del juego.</w:t>
+      </w:r>
+      <w:r>
+        <w:t xml:space="preserve"> El sistema gestiona la logística del torneo, pero no simula turnos, robo de cartas, cálculo de daño ni efectos de cartas. El organizador registra manualmente el resultado de cada partida, que se juega fuera del sistema.</w:t>
+      </w:r>
+    </w:p>
+    <w:p>
+      <w:pPr>
+        <w:pStyle w:val="Prrafodelista"/>
+        <w:numPr>
+          <w:ilvl w:val="0"/>
+          <w:numId w:val="49"/>
+        </w:numPr>
+      </w:pPr>
+      <w:r>
+        <w:rPr>
+          <w:b/>
+          <w:bCs/>
+        </w:rPr>
+        <w:t>Visibilidad de ambos mazos al finalizar el emparejamiento.</w:t>
+      </w:r>
+      <w:r>
+        <w:t xml:space="preserve"> Hoy solo el dueño puede ver las cartas de su mazo, y los jugadores no pueden consultar el mazo de su rival, ni siquiera al terminar la partida.</w:t>
+      </w:r>
+    </w:p>
+    <w:p>
+      <w:pPr>
+        <w:ind w:left="708"/>
+        <w:rPr>
+          <w:u w:val="single"/>
+        </w:rPr>
+      </w:pPr>
     </w:p>
     <w:sectPr>
       <w:pgSz w:w="12240" w:h="15840"/>
@@ -2891,6 +2988,268 @@
     </w:lvl>
   </w:abstractNum>
   <w:abstractNum w:abstractNumId="1" w15:restartNumberingAfterBreak="0">
+    <w:nsid w:val="028024A9"/>
+    <w:multiLevelType w:val="multilevel"/>
+    <w:tmpl w:val="3F865E4E"/>
+    <w:lvl w:ilvl="0">
+      <w:start w:val="1"/>
+      <w:numFmt w:val="bullet"/>
+      <w:lvlText w:val=""/>
+      <w:lvlJc w:val="left"/>
+      <w:pPr>
+        <w:tabs>
+          <w:tab w:val="num" w:pos="720"/>
+        </w:tabs>
+        <w:ind w:left="720" w:hanging="360"/>
+      </w:pPr>
+      <w:rPr>
+        <w:rFonts w:ascii="Symbol" w:hAnsi="Symbol" w:hint="default"/>
+        <w:sz w:val="20"/>
+      </w:rPr>
+    </w:lvl>
+    <w:lvl w:ilvl="1" w:tentative="1">
+      <w:start w:val="1"/>
+      <w:numFmt w:val="bullet"/>
+      <w:lvlText w:val="o"/>
+      <w:lvlJc w:val="left"/>
+      <w:pPr>
+        <w:tabs>
+          <w:tab w:val="num" w:pos="1440"/>
+        </w:tabs>
+        <w:ind w:left="1440" w:hanging="360"/>
+      </w:pPr>
+      <w:rPr>
+        <w:rFonts w:ascii="Courier New" w:hAnsi="Courier New" w:hint="default"/>
+        <w:sz w:val="20"/>
+      </w:rPr>
+    </w:lvl>
+    <w:lvl w:ilvl="2" w:tentative="1">
+      <w:start w:val="1"/>
+      <w:numFmt w:val="bullet"/>
+      <w:lvlText w:val=""/>
+      <w:lvlJc w:val="left"/>
+      <w:pPr>
+        <w:tabs>
+          <w:tab w:val="num" w:pos="2160"/>
+        </w:tabs>
+        <w:ind w:left="2160" w:hanging="360"/>
+      </w:pPr>
+      <w:rPr>
+        <w:rFonts w:ascii="Wingdings" w:hAnsi="Wingdings" w:hint="default"/>
+        <w:sz w:val="20"/>
+      </w:rPr>
+    </w:lvl>
+    <w:lvl w:ilvl="3" w:tentative="1">
+      <w:start w:val="1"/>
+      <w:numFmt w:val="bullet"/>
+      <w:lvlText w:val=""/>
+      <w:lvlJc w:val="left"/>
+      <w:pPr>
+        <w:tabs>
+          <w:tab w:val="num" w:pos="2880"/>
+        </w:tabs>
+        <w:ind w:left="2880" w:hanging="360"/>
+      </w:pPr>
+      <w:rPr>
+        <w:rFonts w:ascii="Wingdings" w:hAnsi="Wingdings" w:hint="default"/>
+        <w:sz w:val="20"/>
+      </w:rPr>
+    </w:lvl>
+    <w:lvl w:ilvl="4" w:tentative="1">
+      <w:start w:val="1"/>
+      <w:numFmt w:val="bullet"/>
+      <w:lvlText w:val=""/>
+      <w:lvlJc w:val="left"/>
+      <w:pPr>
+        <w:tabs>
+          <w:tab w:val="num" w:pos="3600"/>
+        </w:tabs>
+        <w:ind w:left="3600" w:hanging="360"/>
+      </w:pPr>
+      <w:rPr>
+        <w:rFonts w:ascii="Wingdings" w:hAnsi="Wingdings" w:hint="default"/>
+        <w:sz w:val="20"/>
+      </w:rPr>
+    </w:lvl>
+    <w:lvl w:ilvl="5" w:tentative="1">
+      <w:start w:val="1"/>
+      <w:numFmt w:val="bullet"/>
+      <w:lvlText w:val=""/>
+      <w:lvlJc w:val="left"/>
+      <w:pPr>
+        <w:tabs>
+          <w:tab w:val="num" w:pos="4320"/>
+        </w:tabs>
+        <w:ind w:left="4320" w:hanging="360"/>
+      </w:pPr>
+      <w:rPr>
+        <w:rFonts w:ascii="Wingdings" w:hAnsi="Wingdings" w:hint="default"/>
+        <w:sz w:val="20"/>
+      </w:rPr>
+    </w:lvl>
+    <w:lvl w:ilvl="6" w:tentative="1">
+      <w:start w:val="1"/>
+      <w:numFmt w:val="bullet"/>
+      <w:lvlText w:val=""/>
+      <w:lvlJc w:val="left"/>
+      <w:pPr>
+        <w:tabs>
+          <w:tab w:val="num" w:pos="5040"/>
+        </w:tabs>
+        <w:ind w:left="5040" w:hanging="360"/>
+      </w:pPr>
+      <w:rPr>
+        <w:rFonts w:ascii="Wingdings" w:hAnsi="Wingdings" w:hint="default"/>
+        <w:sz w:val="20"/>
+      </w:rPr>
+    </w:lvl>
+    <w:lvl w:ilvl="7" w:tentative="1">
+      <w:start w:val="1"/>
+      <w:numFmt w:val="bullet"/>
+      <w:lvlText w:val=""/>
+      <w:lvlJc w:val="left"/>
+      <w:pPr>
+        <w:tabs>
+          <w:tab w:val="num" w:pos="5760"/>
+        </w:tabs>
+        <w:ind w:left="5760" w:hanging="360"/>
+      </w:pPr>
+      <w:rPr>
+        <w:rFonts w:ascii="Wingdings" w:hAnsi="Wingdings" w:hint="default"/>
+        <w:sz w:val="20"/>
+      </w:rPr>
+    </w:lvl>
+    <w:lvl w:ilvl="8" w:tentative="1">
+      <w:start w:val="1"/>
+      <w:numFmt w:val="bullet"/>
+      <w:lvlText w:val=""/>
+      <w:lvlJc w:val="left"/>
+      <w:pPr>
+        <w:tabs>
+          <w:tab w:val="num" w:pos="6480"/>
+        </w:tabs>
+        <w:ind w:left="6480" w:hanging="360"/>
+      </w:pPr>
+      <w:rPr>
+        <w:rFonts w:ascii="Wingdings" w:hAnsi="Wingdings" w:hint="default"/>
+        <w:sz w:val="20"/>
+      </w:rPr>
+    </w:lvl>
+  </w:abstractNum>
+  <w:abstractNum w:abstractNumId="2" w15:restartNumberingAfterBreak="0">
+    <w:nsid w:val="049B66D6"/>
+    <w:multiLevelType w:val="hybridMultilevel"/>
+    <w:tmpl w:val="CA7EFD9A"/>
+    <w:lvl w:ilvl="0" w:tplc="240A0001">
+      <w:start w:val="1"/>
+      <w:numFmt w:val="bullet"/>
+      <w:lvlText w:val=""/>
+      <w:lvlJc w:val="left"/>
+      <w:pPr>
+        <w:ind w:left="720" w:hanging="360"/>
+      </w:pPr>
+      <w:rPr>
+        <w:rFonts w:ascii="Symbol" w:hAnsi="Symbol" w:hint="default"/>
+      </w:rPr>
+    </w:lvl>
+    <w:lvl w:ilvl="1" w:tplc="240A0003" w:tentative="1">
+      <w:start w:val="1"/>
+      <w:numFmt w:val="bullet"/>
+      <w:lvlText w:val="o"/>
+      <w:lvlJc w:val="left"/>
+      <w:pPr>
+        <w:ind w:left="1440" w:hanging="360"/>
+      </w:pPr>
+      <w:rPr>
+        <w:rFonts w:ascii="Courier New" w:hAnsi="Courier New" w:cs="Courier New" w:hint="default"/>
+      </w:rPr>
+    </w:lvl>
+    <w:lvl w:ilvl="2" w:tplc="240A0005" w:tentative="1">
+      <w:start w:val="1"/>
+      <w:numFmt w:val="bullet"/>
+      <w:lvlText w:val=""/>
+      <w:lvlJc w:val="left"/>
+      <w:pPr>
+        <w:ind w:left="2160" w:hanging="360"/>
+      </w:pPr>
+      <w:rPr>
+        <w:rFonts w:ascii="Wingdings" w:hAnsi="Wingdings" w:hint="default"/>
+      </w:rPr>
+    </w:lvl>
+    <w:lvl w:ilvl="3" w:tplc="240A0001" w:tentative="1">
+      <w:start w:val="1"/>
+      <w:numFmt w:val="bullet"/>
+      <w:lvlText w:val=""/>
+      <w:lvlJc w:val="left"/>
+      <w:pPr>
+        <w:ind w:left="2880" w:hanging="360"/>
+      </w:pPr>
+      <w:rPr>
+        <w:rFonts w:ascii="Symbol" w:hAnsi="Symbol" w:hint="default"/>
+      </w:rPr>
+    </w:lvl>
+    <w:lvl w:ilvl="4" w:tplc="240A0003" w:tentative="1">
+      <w:start w:val="1"/>
+      <w:numFmt w:val="bullet"/>
+      <w:lvlText w:val="o"/>
+      <w:lvlJc w:val="left"/>
+      <w:pPr>
+        <w:ind w:left="3600" w:hanging="360"/>
+      </w:pPr>
+      <w:rPr>
+        <w:rFonts w:ascii="Courier New" w:hAnsi="Courier New" w:cs="Courier New" w:hint="default"/>
+      </w:rPr>
+    </w:lvl>
+    <w:lvl w:ilvl="5" w:tplc="240A0005" w:tentative="1">
+      <w:start w:val="1"/>
+      <w:numFmt w:val="bullet"/>
+      <w:lvlText w:val=""/>
+      <w:lvlJc w:val="left"/>
+      <w:pPr>
+        <w:ind w:left="4320" w:hanging="360"/>
+      </w:pPr>
+      <w:rPr>
+        <w:rFonts w:ascii="Wingdings" w:hAnsi="Wingdings" w:hint="default"/>
+      </w:rPr>
+    </w:lvl>
+    <w:lvl w:ilvl="6" w:tplc="240A0001" w:tentative="1">
+      <w:start w:val="1"/>
+      <w:numFmt w:val="bullet"/>
+      <w:lvlText w:val=""/>
+      <w:lvlJc w:val="left"/>
+      <w:pPr>
+        <w:ind w:left="5040" w:hanging="360"/>
+      </w:pPr>
+      <w:rPr>
+        <w:rFonts w:ascii="Symbol" w:hAnsi="Symbol" w:hint="default"/>
+      </w:rPr>
+    </w:lvl>
+    <w:lvl w:ilvl="7" w:tplc="240A0003" w:tentative="1">
+      <w:start w:val="1"/>
+      <w:numFmt w:val="bullet"/>
+      <w:lvlText w:val="o"/>
+      <w:lvlJc w:val="left"/>
+      <w:pPr>
+        <w:ind w:left="5760" w:hanging="360"/>
+      </w:pPr>
+      <w:rPr>
+        <w:rFonts w:ascii="Courier New" w:hAnsi="Courier New" w:cs="Courier New" w:hint="default"/>
+      </w:rPr>
+    </w:lvl>
+    <w:lvl w:ilvl="8" w:tplc="240A0005" w:tentative="1">
+      <w:start w:val="1"/>
+      <w:numFmt w:val="bullet"/>
+      <w:lvlText w:val=""/>
+      <w:lvlJc w:val="left"/>
+      <w:pPr>
+        <w:ind w:left="6480" w:hanging="360"/>
+      </w:pPr>
+      <w:rPr>
+        <w:rFonts w:ascii="Wingdings" w:hAnsi="Wingdings" w:hint="default"/>
+      </w:rPr>
+    </w:lvl>
+  </w:abstractNum>
+  <w:abstractNum w:abstractNumId="3" w15:restartNumberingAfterBreak="0">
     <w:nsid w:val="0A46564B"/>
     <w:multiLevelType w:val="multilevel"/>
     <w:tmpl w:val="607263E2"/>
@@ -3039,7 +3398,7 @@
       </w:rPr>
     </w:lvl>
   </w:abstractNum>
-  <w:abstractNum w:abstractNumId="2" w15:restartNumberingAfterBreak="0">
+  <w:abstractNum w:abstractNumId="4" w15:restartNumberingAfterBreak="0">
     <w:nsid w:val="0CA70562"/>
     <w:multiLevelType w:val="multilevel"/>
     <w:tmpl w:val="465CCA6E"/>
@@ -3188,7 +3547,7 @@
       </w:rPr>
     </w:lvl>
   </w:abstractNum>
-  <w:abstractNum w:abstractNumId="3" w15:restartNumberingAfterBreak="0">
+  <w:abstractNum w:abstractNumId="5" w15:restartNumberingAfterBreak="0">
     <w:nsid w:val="134E582B"/>
     <w:multiLevelType w:val="multilevel"/>
     <w:tmpl w:val="3F54E25E"/>
@@ -3337,7 +3696,120 @@
       </w:rPr>
     </w:lvl>
   </w:abstractNum>
-  <w:abstractNum w:abstractNumId="4" w15:restartNumberingAfterBreak="0">
+  <w:abstractNum w:abstractNumId="6" w15:restartNumberingAfterBreak="0">
+    <w:nsid w:val="16CC4DDF"/>
+    <w:multiLevelType w:val="hybridMultilevel"/>
+    <w:tmpl w:val="5A48F31A"/>
+    <w:lvl w:ilvl="0" w:tplc="240A0001">
+      <w:start w:val="1"/>
+      <w:numFmt w:val="bullet"/>
+      <w:lvlText w:val=""/>
+      <w:lvlJc w:val="left"/>
+      <w:pPr>
+        <w:ind w:left="720" w:hanging="360"/>
+      </w:pPr>
+      <w:rPr>
+        <w:rFonts w:ascii="Symbol" w:hAnsi="Symbol" w:hint="default"/>
+      </w:rPr>
+    </w:lvl>
+    <w:lvl w:ilvl="1" w:tplc="240A0003" w:tentative="1">
+      <w:start w:val="1"/>
+      <w:numFmt w:val="bullet"/>
+      <w:lvlText w:val="o"/>
+      <w:lvlJc w:val="left"/>
+      <w:pPr>
+        <w:ind w:left="1440" w:hanging="360"/>
+      </w:pPr>
+      <w:rPr>
+        <w:rFonts w:ascii="Courier New" w:hAnsi="Courier New" w:cs="Courier New" w:hint="default"/>
+      </w:rPr>
+    </w:lvl>
+    <w:lvl w:ilvl="2" w:tplc="240A0005" w:tentative="1">
+      <w:start w:val="1"/>
+      <w:numFmt w:val="bullet"/>
+      <w:lvlText w:val=""/>
+      <w:lvlJc w:val="left"/>
+      <w:pPr>
+        <w:ind w:left="2160" w:hanging="360"/>
+      </w:pPr>
+      <w:rPr>
+        <w:rFonts w:ascii="Wingdings" w:hAnsi="Wingdings" w:hint="default"/>
+      </w:rPr>
+    </w:lvl>
+    <w:lvl w:ilvl="3" w:tplc="240A0001" w:tentative="1">
+      <w:start w:val="1"/>
+      <w:numFmt w:val="bullet"/>
+      <w:lvlText w:val=""/>
+      <w:lvlJc w:val="left"/>
+      <w:pPr>
+        <w:ind w:left="2880" w:hanging="360"/>
+      </w:pPr>
+      <w:rPr>
+        <w:rFonts w:ascii="Symbol" w:hAnsi="Symbol" w:hint="default"/>
+      </w:rPr>
+    </w:lvl>
+    <w:lvl w:ilvl="4" w:tplc="240A0003" w:tentative="1">
+      <w:start w:val="1"/>
+      <w:numFmt w:val="bullet"/>
+      <w:lvlText w:val="o"/>
+      <w:lvlJc w:val="left"/>
+      <w:pPr>
+        <w:ind w:left="3600" w:hanging="360"/>
+      </w:pPr>
+      <w:rPr>
+        <w:rFonts w:ascii="Courier New" w:hAnsi="Courier New" w:cs="Courier New" w:hint="default"/>
+      </w:rPr>
+    </w:lvl>
+    <w:lvl w:ilvl="5" w:tplc="240A0005" w:tentative="1">
+      <w:start w:val="1"/>
+      <w:numFmt w:val="bullet"/>
+      <w:lvlText w:val=""/>
+      <w:lvlJc w:val="left"/>
+      <w:pPr>
+        <w:ind w:left="4320" w:hanging="360"/>
+      </w:pPr>
+      <w:rPr>
+        <w:rFonts w:ascii="Wingdings" w:hAnsi="Wingdings" w:hint="default"/>
+      </w:rPr>
+    </w:lvl>
+    <w:lvl w:ilvl="6" w:tplc="240A0001" w:tentative="1">
+      <w:start w:val="1"/>
+      <w:numFmt w:val="bullet"/>
+      <w:lvlText w:val=""/>
+      <w:lvlJc w:val="left"/>
+      <w:pPr>
+        <w:ind w:left="5040" w:hanging="360"/>
+      </w:pPr>
+      <w:rPr>
+        <w:rFonts w:ascii="Symbol" w:hAnsi="Symbol" w:hint="default"/>
+      </w:rPr>
+    </w:lvl>
+    <w:lvl w:ilvl="7" w:tplc="240A0003" w:tentative="1">
+      <w:start w:val="1"/>
+      <w:numFmt w:val="bullet"/>
+      <w:lvlText w:val="o"/>
+      <w:lvlJc w:val="left"/>
+      <w:pPr>
+        <w:ind w:left="5760" w:hanging="360"/>
+      </w:pPr>
+      <w:rPr>
+        <w:rFonts w:ascii="Courier New" w:hAnsi="Courier New" w:cs="Courier New" w:hint="default"/>
+      </w:rPr>
+    </w:lvl>
+    <w:lvl w:ilvl="8" w:tplc="240A0005" w:tentative="1">
+      <w:start w:val="1"/>
+      <w:numFmt w:val="bullet"/>
+      <w:lvlText w:val=""/>
+      <w:lvlJc w:val="left"/>
+      <w:pPr>
+        <w:ind w:left="6480" w:hanging="360"/>
+      </w:pPr>
+      <w:rPr>
+        <w:rFonts w:ascii="Wingdings" w:hAnsi="Wingdings" w:hint="default"/>
+      </w:rPr>
+    </w:lvl>
+  </w:abstractNum>
+  <w:abstractNum w:abstractNumId="7" w15:restartNumberingAfterBreak="0">
     <w:nsid w:val="18BE6FE1"/>
     <w:multiLevelType w:val="multilevel"/>
     <w:tmpl w:val="B8E26D26"/>
@@ -3357,7 +3829,7 @@
         <w:sz w:val="20"/>
       </w:rPr>
     </w:lvl>
-    <w:lvl w:ilvl="1" w:tentative="1">
+    <w:lvl w:ilvl="1">
       <w:start w:val="1"/>
       <w:numFmt w:val="bullet"/>
       <w:lvlText w:val=""/>
@@ -3486,7 +3958,572 @@
       </w:rPr>
     </w:lvl>
   </w:abstractNum>
-  <w:abstractNum w:abstractNumId="5" w15:restartNumberingAfterBreak="0">
+  <w:abstractNum w:abstractNumId="8" w15:restartNumberingAfterBreak="0">
+    <w:nsid w:val="1C8E1947"/>
+    <w:multiLevelType w:val="hybridMultilevel"/>
+    <w:tmpl w:val="0150DBC2"/>
+    <w:lvl w:ilvl="0" w:tplc="240A0001">
+      <w:start w:val="1"/>
+      <w:numFmt w:val="bullet"/>
+      <w:lvlText w:val=""/>
+      <w:lvlJc w:val="left"/>
+      <w:pPr>
+        <w:ind w:left="720" w:hanging="360"/>
+      </w:pPr>
+      <w:rPr>
+        <w:rFonts w:ascii="Symbol" w:hAnsi="Symbol" w:hint="default"/>
+      </w:rPr>
+    </w:lvl>
+    <w:lvl w:ilvl="1" w:tplc="240A0003" w:tentative="1">
+      <w:start w:val="1"/>
+      <w:numFmt w:val="bullet"/>
+      <w:lvlText w:val="o"/>
+      <w:lvlJc w:val="left"/>
+      <w:pPr>
+        <w:ind w:left="1440" w:hanging="360"/>
+      </w:pPr>
+      <w:rPr>
+        <w:rFonts w:ascii="Courier New" w:hAnsi="Courier New" w:cs="Courier New" w:hint="default"/>
+      </w:rPr>
+    </w:lvl>
+    <w:lvl w:ilvl="2" w:tplc="240A0005" w:tentative="1">
+      <w:start w:val="1"/>
+      <w:numFmt w:val="bullet"/>
+      <w:lvlText w:val=""/>
+      <w:lvlJc w:val="left"/>
+      <w:pPr>
+        <w:ind w:left="2160" w:hanging="360"/>
+      </w:pPr>
+      <w:rPr>
+        <w:rFonts w:ascii="Wingdings" w:hAnsi="Wingdings" w:hint="default"/>
+      </w:rPr>
+    </w:lvl>
+    <w:lvl w:ilvl="3" w:tplc="240A0001" w:tentative="1">
+      <w:start w:val="1"/>
+      <w:numFmt w:val="bullet"/>
+      <w:lvlText w:val=""/>
+      <w:lvlJc w:val="left"/>
+      <w:pPr>
+        <w:ind w:left="2880" w:hanging="360"/>
+      </w:pPr>
+      <w:rPr>
+        <w:rFonts w:ascii="Symbol" w:hAnsi="Symbol" w:hint="default"/>
+      </w:rPr>
+    </w:lvl>
+    <w:lvl w:ilvl="4" w:tplc="240A0003" w:tentative="1">
+      <w:start w:val="1"/>
+      <w:numFmt w:val="bullet"/>
+      <w:lvlText w:val="o"/>
+      <w:lvlJc w:val="left"/>
+      <w:pPr>
+        <w:ind w:left="3600" w:hanging="360"/>
+      </w:pPr>
+      <w:rPr>
+        <w:rFonts w:ascii="Courier New" w:hAnsi="Courier New" w:cs="Courier New" w:hint="default"/>
+      </w:rPr>
+    </w:lvl>
+    <w:lvl w:ilvl="5" w:tplc="240A0005" w:tentative="1">
+      <w:start w:val="1"/>
+      <w:numFmt w:val="bullet"/>
+      <w:lvlText w:val=""/>
+      <w:lvlJc w:val="left"/>
+      <w:pPr>
+        <w:ind w:left="4320" w:hanging="360"/>
+      </w:pPr>
+      <w:rPr>
+        <w:rFonts w:ascii="Wingdings" w:hAnsi="Wingdings" w:hint="default"/>
+      </w:rPr>
+    </w:lvl>
+    <w:lvl w:ilvl="6" w:tplc="240A0001" w:tentative="1">
+      <w:start w:val="1"/>
+      <w:numFmt w:val="bullet"/>
+      <w:lvlText w:val=""/>
+      <w:lvlJc w:val="left"/>
+      <w:pPr>
+        <w:ind w:left="5040" w:hanging="360"/>
+      </w:pPr>
+      <w:rPr>
+        <w:rFonts w:ascii="Symbol" w:hAnsi="Symbol" w:hint="default"/>
+      </w:rPr>
+    </w:lvl>
+    <w:lvl w:ilvl="7" w:tplc="240A0003" w:tentative="1">
+      <w:start w:val="1"/>
+      <w:numFmt w:val="bullet"/>
+      <w:lvlText w:val="o"/>
+      <w:lvlJc w:val="left"/>
+      <w:pPr>
+        <w:ind w:left="5760" w:hanging="360"/>
+      </w:pPr>
+      <w:rPr>
+        <w:rFonts w:ascii="Courier New" w:hAnsi="Courier New" w:cs="Courier New" w:hint="default"/>
+      </w:rPr>
+    </w:lvl>
+    <w:lvl w:ilvl="8" w:tplc="240A0005" w:tentative="1">
+      <w:start w:val="1"/>
+      <w:numFmt w:val="bullet"/>
+      <w:lvlText w:val=""/>
+      <w:lvlJc w:val="left"/>
+      <w:pPr>
+        <w:ind w:left="6480" w:hanging="360"/>
+      </w:pPr>
+      <w:rPr>
+        <w:rFonts w:ascii="Wingdings" w:hAnsi="Wingdings" w:hint="default"/>
+      </w:rPr>
+    </w:lvl>
+  </w:abstractNum>
+  <w:abstractNum w:abstractNumId="9" w15:restartNumberingAfterBreak="0">
+    <w:nsid w:val="1E9F6FB7"/>
+    <w:multiLevelType w:val="hybridMultilevel"/>
+    <w:tmpl w:val="85244342"/>
+    <w:lvl w:ilvl="0" w:tplc="240A0001">
+      <w:start w:val="1"/>
+      <w:numFmt w:val="bullet"/>
+      <w:lvlText w:val=""/>
+      <w:lvlJc w:val="left"/>
+      <w:pPr>
+        <w:ind w:left="720" w:hanging="360"/>
+      </w:pPr>
+      <w:rPr>
+        <w:rFonts w:ascii="Symbol" w:hAnsi="Symbol" w:hint="default"/>
+      </w:rPr>
+    </w:lvl>
+    <w:lvl w:ilvl="1" w:tplc="240A0003" w:tentative="1">
+      <w:start w:val="1"/>
+      <w:numFmt w:val="bullet"/>
+      <w:lvlText w:val="o"/>
+      <w:lvlJc w:val="left"/>
+      <w:pPr>
+        <w:ind w:left="1440" w:hanging="360"/>
+      </w:pPr>
+      <w:rPr>
+        <w:rFonts w:ascii="Courier New" w:hAnsi="Courier New" w:cs="Courier New" w:hint="default"/>
+      </w:rPr>
+    </w:lvl>
+    <w:lvl w:ilvl="2" w:tplc="240A0005" w:tentative="1">
+      <w:start w:val="1"/>
+      <w:numFmt w:val="bullet"/>
+      <w:lvlText w:val=""/>
+      <w:lvlJc w:val="left"/>
+      <w:pPr>
+        <w:ind w:left="2160" w:hanging="360"/>
+      </w:pPr>
+      <w:rPr>
+        <w:rFonts w:ascii="Wingdings" w:hAnsi="Wingdings" w:hint="default"/>
+      </w:rPr>
+    </w:lvl>
+    <w:lvl w:ilvl="3" w:tplc="240A0001" w:tentative="1">
+      <w:start w:val="1"/>
+      <w:numFmt w:val="bullet"/>
+      <w:lvlText w:val=""/>
+      <w:lvlJc w:val="left"/>
+      <w:pPr>
+        <w:ind w:left="2880" w:hanging="360"/>
+      </w:pPr>
+      <w:rPr>
+        <w:rFonts w:ascii="Symbol" w:hAnsi="Symbol" w:hint="default"/>
+      </w:rPr>
+    </w:lvl>
+    <w:lvl w:ilvl="4" w:tplc="240A0003" w:tentative="1">
+      <w:start w:val="1"/>
+      <w:numFmt w:val="bullet"/>
+      <w:lvlText w:val="o"/>
+      <w:lvlJc w:val="left"/>
+      <w:pPr>
+        <w:ind w:left="3600" w:hanging="360"/>
+      </w:pPr>
+      <w:rPr>
+        <w:rFonts w:ascii="Courier New" w:hAnsi="Courier New" w:cs="Courier New" w:hint="default"/>
+      </w:rPr>
+    </w:lvl>
+    <w:lvl w:ilvl="5" w:tplc="240A0005" w:tentative="1">
+      <w:start w:val="1"/>
+      <w:numFmt w:val="bullet"/>
+      <w:lvlText w:val=""/>
+      <w:lvlJc w:val="left"/>
+      <w:pPr>
+        <w:ind w:left="4320" w:hanging="360"/>
+      </w:pPr>
+      <w:rPr>
+        <w:rFonts w:ascii="Wingdings" w:hAnsi="Wingdings" w:hint="default"/>
+      </w:rPr>
+    </w:lvl>
+    <w:lvl w:ilvl="6" w:tplc="240A0001" w:tentative="1">
+      <w:start w:val="1"/>
+      <w:numFmt w:val="bullet"/>
+      <w:lvlText w:val=""/>
+      <w:lvlJc w:val="left"/>
+      <w:pPr>
+        <w:ind w:left="5040" w:hanging="360"/>
+      </w:pPr>
+      <w:rPr>
+        <w:rFonts w:ascii="Symbol" w:hAnsi="Symbol" w:hint="default"/>
+      </w:rPr>
+    </w:lvl>
+    <w:lvl w:ilvl="7" w:tplc="240A0003" w:tentative="1">
+      <w:start w:val="1"/>
+      <w:numFmt w:val="bullet"/>
+      <w:lvlText w:val="o"/>
+      <w:lvlJc w:val="left"/>
+      <w:pPr>
+        <w:ind w:left="5760" w:hanging="360"/>
+      </w:pPr>
+      <w:rPr>
+        <w:rFonts w:ascii="Courier New" w:hAnsi="Courier New" w:cs="Courier New" w:hint="default"/>
+      </w:rPr>
+    </w:lvl>
+    <w:lvl w:ilvl="8" w:tplc="240A0005" w:tentative="1">
+      <w:start w:val="1"/>
+      <w:numFmt w:val="bullet"/>
+      <w:lvlText w:val=""/>
+      <w:lvlJc w:val="left"/>
+      <w:pPr>
+        <w:ind w:left="6480" w:hanging="360"/>
+      </w:pPr>
+      <w:rPr>
+        <w:rFonts w:ascii="Wingdings" w:hAnsi="Wingdings" w:hint="default"/>
+      </w:rPr>
+    </w:lvl>
+  </w:abstractNum>
+  <w:abstractNum w:abstractNumId="10" w15:restartNumberingAfterBreak="0">
+    <w:nsid w:val="1F827B25"/>
+    <w:multiLevelType w:val="hybridMultilevel"/>
+    <w:tmpl w:val="4044D6C4"/>
+    <w:lvl w:ilvl="0" w:tplc="240A0001">
+      <w:start w:val="1"/>
+      <w:numFmt w:val="bullet"/>
+      <w:lvlText w:val=""/>
+      <w:lvlJc w:val="left"/>
+      <w:pPr>
+        <w:ind w:left="720" w:hanging="360"/>
+      </w:pPr>
+      <w:rPr>
+        <w:rFonts w:ascii="Symbol" w:hAnsi="Symbol" w:hint="default"/>
+      </w:rPr>
+    </w:lvl>
+    <w:lvl w:ilvl="1" w:tplc="240A0003" w:tentative="1">
+      <w:start w:val="1"/>
+      <w:numFmt w:val="bullet"/>
+      <w:lvlText w:val="o"/>
+      <w:lvlJc w:val="left"/>
+      <w:pPr>
+        <w:ind w:left="1440" w:hanging="360"/>
+      </w:pPr>
+      <w:rPr>
+        <w:rFonts w:ascii="Courier New" w:hAnsi="Courier New" w:cs="Courier New" w:hint="default"/>
+      </w:rPr>
+    </w:lvl>
+    <w:lvl w:ilvl="2" w:tplc="240A0005" w:tentative="1">
+      <w:start w:val="1"/>
+      <w:numFmt w:val="bullet"/>
+      <w:lvlText w:val=""/>
+      <w:lvlJc w:val="left"/>
+      <w:pPr>
+        <w:ind w:left="2160" w:hanging="360"/>
+      </w:pPr>
+      <w:rPr>
+        <w:rFonts w:ascii="Wingdings" w:hAnsi="Wingdings" w:hint="default"/>
+      </w:rPr>
+    </w:lvl>
+    <w:lvl w:ilvl="3" w:tplc="240A0001" w:tentative="1">
+      <w:start w:val="1"/>
+      <w:numFmt w:val="bullet"/>
+      <w:lvlText w:val=""/>
+      <w:lvlJc w:val="left"/>
+      <w:pPr>
+        <w:ind w:left="2880" w:hanging="360"/>
+      </w:pPr>
+      <w:rPr>
+        <w:rFonts w:ascii="Symbol" w:hAnsi="Symbol" w:hint="default"/>
+      </w:rPr>
+    </w:lvl>
+    <w:lvl w:ilvl="4" w:tplc="240A0003" w:tentative="1">
+      <w:start w:val="1"/>
+      <w:numFmt w:val="bullet"/>
+      <w:lvlText w:val="o"/>
+      <w:lvlJc w:val="left"/>
+      <w:pPr>
+        <w:ind w:left="3600" w:hanging="360"/>
+      </w:pPr>
+      <w:rPr>
+        <w:rFonts w:ascii="Courier New" w:hAnsi="Courier New" w:cs="Courier New" w:hint="default"/>
+      </w:rPr>
+    </w:lvl>
+    <w:lvl w:ilvl="5" w:tplc="240A0005" w:tentative="1">
+      <w:start w:val="1"/>
+      <w:numFmt w:val="bullet"/>
+      <w:lvlText w:val=""/>
+      <w:lvlJc w:val="left"/>
+      <w:pPr>
+        <w:ind w:left="4320" w:hanging="360"/>
+      </w:pPr>
+      <w:rPr>
+        <w:rFonts w:ascii="Wingdings" w:hAnsi="Wingdings" w:hint="default"/>
+      </w:rPr>
+    </w:lvl>
+    <w:lvl w:ilvl="6" w:tplc="240A0001" w:tentative="1">
+      <w:start w:val="1"/>
+      <w:numFmt w:val="bullet"/>
+      <w:lvlText w:val=""/>
+      <w:lvlJc w:val="left"/>
+      <w:pPr>
+        <w:ind w:left="5040" w:hanging="360"/>
+      </w:pPr>
+      <w:rPr>
+        <w:rFonts w:ascii="Symbol" w:hAnsi="Symbol" w:hint="default"/>
+      </w:rPr>
+    </w:lvl>
+    <w:lvl w:ilvl="7" w:tplc="240A0003" w:tentative="1">
+      <w:start w:val="1"/>
+      <w:numFmt w:val="bullet"/>
+      <w:lvlText w:val="o"/>
+      <w:lvlJc w:val="left"/>
+      <w:pPr>
+        <w:ind w:left="5760" w:hanging="360"/>
+      </w:pPr>
+      <w:rPr>
+        <w:rFonts w:ascii="Courier New" w:hAnsi="Courier New" w:cs="Courier New" w:hint="default"/>
+      </w:rPr>
+    </w:lvl>
+    <w:lvl w:ilvl="8" w:tplc="240A0005" w:tentative="1">
+      <w:start w:val="1"/>
+      <w:numFmt w:val="bullet"/>
+      <w:lvlText w:val=""/>
+      <w:lvlJc w:val="left"/>
+      <w:pPr>
+        <w:ind w:left="6480" w:hanging="360"/>
+      </w:pPr>
+      <w:rPr>
+        <w:rFonts w:ascii="Wingdings" w:hAnsi="Wingdings" w:hint="default"/>
+      </w:rPr>
+    </w:lvl>
+  </w:abstractNum>
+  <w:abstractNum w:abstractNumId="11" w15:restartNumberingAfterBreak="0">
+    <w:nsid w:val="22677950"/>
+    <w:multiLevelType w:val="hybridMultilevel"/>
+    <w:tmpl w:val="AE1AA7DE"/>
+    <w:lvl w:ilvl="0" w:tplc="240A0001">
+      <w:start w:val="1"/>
+      <w:numFmt w:val="bullet"/>
+      <w:lvlText w:val=""/>
+      <w:lvlJc w:val="left"/>
+      <w:pPr>
+        <w:ind w:left="720" w:hanging="360"/>
+      </w:pPr>
+      <w:rPr>
+        <w:rFonts w:ascii="Symbol" w:hAnsi="Symbol" w:hint="default"/>
+      </w:rPr>
+    </w:lvl>
+    <w:lvl w:ilvl="1" w:tplc="240A0003">
+      <w:start w:val="1"/>
+      <w:numFmt w:val="bullet"/>
+      <w:lvlText w:val="o"/>
+      <w:lvlJc w:val="left"/>
+      <w:pPr>
+        <w:ind w:left="1440" w:hanging="360"/>
+      </w:pPr>
+      <w:rPr>
+        <w:rFonts w:ascii="Courier New" w:hAnsi="Courier New" w:cs="Courier New" w:hint="default"/>
+      </w:rPr>
+    </w:lvl>
+    <w:lvl w:ilvl="2" w:tplc="240A0005" w:tentative="1">
+      <w:start w:val="1"/>
+      <w:numFmt w:val="bullet"/>
+      <w:lvlText w:val=""/>
+      <w:lvlJc w:val="left"/>
+      <w:pPr>
+        <w:ind w:left="2160" w:hanging="360"/>
+      </w:pPr>
+      <w:rPr>
+        <w:rFonts w:ascii="Wingdings" w:hAnsi="Wingdings" w:hint="default"/>
+      </w:rPr>
+    </w:lvl>
+    <w:lvl w:ilvl="3" w:tplc="240A0001" w:tentative="1">
+      <w:start w:val="1"/>
+      <w:numFmt w:val="bullet"/>
+      <w:lvlText w:val=""/>
+      <w:lvlJc w:val="left"/>
+      <w:pPr>
+        <w:ind w:left="2880" w:hanging="360"/>
+      </w:pPr>
+      <w:rPr>
+        <w:rFonts w:ascii="Symbol" w:hAnsi="Symbol" w:hint="default"/>
+      </w:rPr>
+    </w:lvl>
+    <w:lvl w:ilvl="4" w:tplc="240A0003" w:tentative="1">
+      <w:start w:val="1"/>
+      <w:numFmt w:val="bullet"/>
+      <w:lvlText w:val="o"/>
+      <w:lvlJc w:val="left"/>
+      <w:pPr>
+        <w:ind w:left="3600" w:hanging="360"/>
+      </w:pPr>
+      <w:rPr>
+        <w:rFonts w:ascii="Courier New" w:hAnsi="Courier New" w:cs="Courier New" w:hint="default"/>
+      </w:rPr>
+    </w:lvl>
+    <w:lvl w:ilvl="5" w:tplc="240A0005" w:tentative="1">
+      <w:start w:val="1"/>
+      <w:numFmt w:val="bullet"/>
+      <w:lvlText w:val=""/>
+      <w:lvlJc w:val="left"/>
+      <w:pPr>
+        <w:ind w:left="4320" w:hanging="360"/>
+      </w:pPr>
+      <w:rPr>
+        <w:rFonts w:ascii="Wingdings" w:hAnsi="Wingdings" w:hint="default"/>
+      </w:rPr>
+    </w:lvl>
+    <w:lvl w:ilvl="6" w:tplc="240A0001" w:tentative="1">
+      <w:start w:val="1"/>
+      <w:numFmt w:val="bullet"/>
+      <w:lvlText w:val=""/>
+      <w:lvlJc w:val="left"/>
+      <w:pPr>
+        <w:ind w:left="5040" w:hanging="360"/>
+      </w:pPr>
+      <w:rPr>
+        <w:rFonts w:ascii="Symbol" w:hAnsi="Symbol" w:hint="default"/>
+      </w:rPr>
+    </w:lvl>
+    <w:lvl w:ilvl="7" w:tplc="240A0003" w:tentative="1">
+      <w:start w:val="1"/>
+      <w:numFmt w:val="bullet"/>
+      <w:lvlText w:val="o"/>
+      <w:lvlJc w:val="left"/>
+      <w:pPr>
+        <w:ind w:left="5760" w:hanging="360"/>
+      </w:pPr>
+      <w:rPr>
+        <w:rFonts w:ascii="Courier New" w:hAnsi="Courier New" w:cs="Courier New" w:hint="default"/>
+      </w:rPr>
+    </w:lvl>
+    <w:lvl w:ilvl="8" w:tplc="240A0005" w:tentative="1">
+      <w:start w:val="1"/>
+      <w:numFmt w:val="bullet"/>
+      <w:lvlText w:val=""/>
+      <w:lvlJc w:val="left"/>
+      <w:pPr>
+        <w:ind w:left="6480" w:hanging="360"/>
+      </w:pPr>
+      <w:rPr>
+        <w:rFonts w:ascii="Wingdings" w:hAnsi="Wingdings" w:hint="default"/>
+      </w:rPr>
+    </w:lvl>
+  </w:abstractNum>
+  <w:abstractNum w:abstractNumId="12" w15:restartNumberingAfterBreak="0">
+    <w:nsid w:val="29171948"/>
+    <w:multiLevelType w:val="hybridMultilevel"/>
+    <w:tmpl w:val="460A60D0"/>
+    <w:lvl w:ilvl="0" w:tplc="240A0001">
+      <w:start w:val="1"/>
+      <w:numFmt w:val="bullet"/>
+      <w:lvlText w:val=""/>
+      <w:lvlJc w:val="left"/>
+      <w:pPr>
+        <w:ind w:left="720" w:hanging="360"/>
+      </w:pPr>
+      <w:rPr>
+        <w:rFonts w:ascii="Symbol" w:hAnsi="Symbol" w:hint="default"/>
+      </w:rPr>
+    </w:lvl>
+    <w:lvl w:ilvl="1" w:tplc="240A0003" w:tentative="1">
+      <w:start w:val="1"/>
+      <w:numFmt w:val="bullet"/>
+      <w:lvlText w:val="o"/>
+      <w:lvlJc w:val="left"/>
+      <w:pPr>
+        <w:ind w:left="1440" w:hanging="360"/>
+      </w:pPr>
+      <w:rPr>
+        <w:rFonts w:ascii="Courier New" w:hAnsi="Courier New" w:cs="Courier New" w:hint="default"/>
+      </w:rPr>
+    </w:lvl>
+    <w:lvl w:ilvl="2" w:tplc="240A0005" w:tentative="1">
+      <w:start w:val="1"/>
+      <w:numFmt w:val="bullet"/>
+      <w:lvlText w:val=""/>
+      <w:lvlJc w:val="left"/>
+      <w:pPr>
+        <w:ind w:left="2160" w:hanging="360"/>
+      </w:pPr>
+      <w:rPr>
+        <w:rFonts w:ascii="Wingdings" w:hAnsi="Wingdings" w:hint="default"/>
+      </w:rPr>
+    </w:lvl>
+    <w:lvl w:ilvl="3" w:tplc="240A0001" w:tentative="1">
+      <w:start w:val="1"/>
+      <w:numFmt w:val="bullet"/>
+      <w:lvlText w:val=""/>
+      <w:lvlJc w:val="left"/>
+      <w:pPr>
+        <w:ind w:left="2880" w:hanging="360"/>
+      </w:pPr>
+      <w:rPr>
+        <w:rFonts w:ascii="Symbol" w:hAnsi="Symbol" w:hint="default"/>
+      </w:rPr>
+    </w:lvl>
+    <w:lvl w:ilvl="4" w:tplc="240A0003" w:tentative="1">
+      <w:start w:val="1"/>
+      <w:numFmt w:val="bullet"/>
+      <w:lvlText w:val="o"/>
+      <w:lvlJc w:val="left"/>
+      <w:pPr>
+        <w:ind w:left="3600" w:hanging="360"/>
+      </w:pPr>
+      <w:rPr>
+        <w:rFonts w:ascii="Courier New" w:hAnsi="Courier New" w:cs="Courier New" w:hint="default"/>
+      </w:rPr>
+    </w:lvl>
+    <w:lvl w:ilvl="5" w:tplc="240A0005" w:tentative="1">
+      <w:start w:val="1"/>
+      <w:numFmt w:val="bullet"/>
+      <w:lvlText w:val=""/>
+      <w:lvlJc w:val="left"/>
+      <w:pPr>
+        <w:ind w:left="4320" w:hanging="360"/>
+      </w:pPr>
+      <w:rPr>
+        <w:rFonts w:ascii="Wingdings" w:hAnsi="Wingdings" w:hint="default"/>
+      </w:rPr>
+    </w:lvl>
+    <w:lvl w:ilvl="6" w:tplc="240A0001" w:tentative="1">
+      <w:start w:val="1"/>
+      <w:numFmt w:val="bullet"/>
+      <w:lvlText w:val=""/>
+      <w:lvlJc w:val="left"/>
+      <w:pPr>
+        <w:ind w:left="5040" w:hanging="360"/>
+      </w:pPr>
+      <w:rPr>
+        <w:rFonts w:ascii="Symbol" w:hAnsi="Symbol" w:hint="default"/>
+      </w:rPr>
+    </w:lvl>
+    <w:lvl w:ilvl="7" w:tplc="240A0003" w:tentative="1">
+      <w:start w:val="1"/>
+      <w:numFmt w:val="bullet"/>
+      <w:lvlText w:val="o"/>
+      <w:lvlJc w:val="left"/>
+      <w:pPr>
+        <w:ind w:left="5760" w:hanging="360"/>
+      </w:pPr>
+      <w:rPr>
+        <w:rFonts w:ascii="Courier New" w:hAnsi="Courier New" w:cs="Courier New" w:hint="default"/>
+      </w:rPr>
+    </w:lvl>
+    <w:lvl w:ilvl="8" w:tplc="240A0005" w:tentative="1">
+      <w:start w:val="1"/>
+      <w:numFmt w:val="bullet"/>
+      <w:lvlText w:val=""/>
+      <w:lvlJc w:val="left"/>
+      <w:pPr>
+        <w:ind w:left="6480" w:hanging="360"/>
+      </w:pPr>
+      <w:rPr>
+        <w:rFonts w:ascii="Wingdings" w:hAnsi="Wingdings" w:hint="default"/>
+      </w:rPr>
+    </w:lvl>
+  </w:abstractNum>
+  <w:abstractNum w:abstractNumId="13" w15:restartNumberingAfterBreak="0">
     <w:nsid w:val="2FF746A8"/>
     <w:multiLevelType w:val="multilevel"/>
     <w:tmpl w:val="D20217D8"/>
@@ -3635,7 +4672,7 @@
       </w:rPr>
     </w:lvl>
   </w:abstractNum>
-  <w:abstractNum w:abstractNumId="6" w15:restartNumberingAfterBreak="0">
+  <w:abstractNum w:abstractNumId="14" w15:restartNumberingAfterBreak="0">
     <w:nsid w:val="300B41D7"/>
     <w:multiLevelType w:val="multilevel"/>
     <w:tmpl w:val="0BE495E8"/>
@@ -3784,7 +4821,7 @@
       </w:rPr>
     </w:lvl>
   </w:abstractNum>
-  <w:abstractNum w:abstractNumId="7" w15:restartNumberingAfterBreak="0">
+  <w:abstractNum w:abstractNumId="15" w15:restartNumberingAfterBreak="0">
     <w:nsid w:val="300B555C"/>
     <w:multiLevelType w:val="hybridMultilevel"/>
     <w:tmpl w:val="F636F64E"/>
@@ -3897,7 +4934,120 @@
       </w:rPr>
     </w:lvl>
   </w:abstractNum>
-  <w:abstractNum w:abstractNumId="8" w15:restartNumberingAfterBreak="0">
+  <w:abstractNum w:abstractNumId="16" w15:restartNumberingAfterBreak="0">
+    <w:nsid w:val="30EF102F"/>
+    <w:multiLevelType w:val="hybridMultilevel"/>
+    <w:tmpl w:val="FBFED1D8"/>
+    <w:lvl w:ilvl="0" w:tplc="240A0001">
+      <w:start w:val="1"/>
+      <w:numFmt w:val="bullet"/>
+      <w:lvlText w:val=""/>
+      <w:lvlJc w:val="left"/>
+      <w:pPr>
+        <w:ind w:left="720" w:hanging="360"/>
+      </w:pPr>
+      <w:rPr>
+        <w:rFonts w:ascii="Symbol" w:hAnsi="Symbol" w:hint="default"/>
+      </w:rPr>
+    </w:lvl>
+    <w:lvl w:ilvl="1" w:tplc="240A0003" w:tentative="1">
+      <w:start w:val="1"/>
+      <w:numFmt w:val="bullet"/>
+      <w:lvlText w:val="o"/>
+      <w:lvlJc w:val="left"/>
+      <w:pPr>
+        <w:ind w:left="1440" w:hanging="360"/>
+      </w:pPr>
+      <w:rPr>
+        <w:rFonts w:ascii="Courier New" w:hAnsi="Courier New" w:cs="Courier New" w:hint="default"/>
+      </w:rPr>
+    </w:lvl>
+    <w:lvl w:ilvl="2" w:tplc="240A0005" w:tentative="1">
+      <w:start w:val="1"/>
+      <w:numFmt w:val="bullet"/>
+      <w:lvlText w:val=""/>
+      <w:lvlJc w:val="left"/>
+      <w:pPr>
+        <w:ind w:left="2160" w:hanging="360"/>
+      </w:pPr>
+      <w:rPr>
+        <w:rFonts w:ascii="Wingdings" w:hAnsi="Wingdings" w:hint="default"/>
+      </w:rPr>
+    </w:lvl>
+    <w:lvl w:ilvl="3" w:tplc="240A0001" w:tentative="1">
+      <w:start w:val="1"/>
+      <w:numFmt w:val="bullet"/>
+      <w:lvlText w:val=""/>
+      <w:lvlJc w:val="left"/>
+      <w:pPr>
+        <w:ind w:left="2880" w:hanging="360"/>
+      </w:pPr>
+      <w:rPr>
+        <w:rFonts w:ascii="Symbol" w:hAnsi="Symbol" w:hint="default"/>
+      </w:rPr>
+    </w:lvl>
+    <w:lvl w:ilvl="4" w:tplc="240A0003" w:tentative="1">
+      <w:start w:val="1"/>
+      <w:numFmt w:val="bullet"/>
+      <w:lvlText w:val="o"/>
+      <w:lvlJc w:val="left"/>
+      <w:pPr>
+        <w:ind w:left="3600" w:hanging="360"/>
+      </w:pPr>
+      <w:rPr>
+        <w:rFonts w:ascii="Courier New" w:hAnsi="Courier New" w:cs="Courier New" w:hint="default"/>
+      </w:rPr>
+    </w:lvl>
+    <w:lvl w:ilvl="5" w:tplc="240A0005" w:tentative="1">
+      <w:start w:val="1"/>
+      <w:numFmt w:val="bullet"/>
+      <w:lvlText w:val=""/>
+      <w:lvlJc w:val="left"/>
+      <w:pPr>
+        <w:ind w:left="4320" w:hanging="360"/>
+      </w:pPr>
+      <w:rPr>
+        <w:rFonts w:ascii="Wingdings" w:hAnsi="Wingdings" w:hint="default"/>
+      </w:rPr>
+    </w:lvl>
+    <w:lvl w:ilvl="6" w:tplc="240A0001" w:tentative="1">
+      <w:start w:val="1"/>
+      <w:numFmt w:val="bullet"/>
+      <w:lvlText w:val=""/>
+      <w:lvlJc w:val="left"/>
+      <w:pPr>
+        <w:ind w:left="5040" w:hanging="360"/>
+      </w:pPr>
+      <w:rPr>
+        <w:rFonts w:ascii="Symbol" w:hAnsi="Symbol" w:hint="default"/>
+      </w:rPr>
+    </w:lvl>
+    <w:lvl w:ilvl="7" w:tplc="240A0003" w:tentative="1">
+      <w:start w:val="1"/>
+      <w:numFmt w:val="bullet"/>
+      <w:lvlText w:val="o"/>
+      <w:lvlJc w:val="left"/>
+      <w:pPr>
+        <w:ind w:left="5760" w:hanging="360"/>
+      </w:pPr>
+      <w:rPr>
+        <w:rFonts w:ascii="Courier New" w:hAnsi="Courier New" w:cs="Courier New" w:hint="default"/>
+      </w:rPr>
+    </w:lvl>
+    <w:lvl w:ilvl="8" w:tplc="240A0005" w:tentative="1">
+      <w:start w:val="1"/>
+      <w:numFmt w:val="bullet"/>
+      <w:lvlText w:val=""/>
+      <w:lvlJc w:val="left"/>
+      <w:pPr>
+        <w:ind w:left="6480" w:hanging="360"/>
+      </w:pPr>
+      <w:rPr>
+        <w:rFonts w:ascii="Wingdings" w:hAnsi="Wingdings" w:hint="default"/>
+      </w:rPr>
+    </w:lvl>
+  </w:abstractNum>
+  <w:abstractNum w:abstractNumId="17" w15:restartNumberingAfterBreak="0">
     <w:nsid w:val="32005E7A"/>
     <w:multiLevelType w:val="multilevel"/>
     <w:tmpl w:val="75F46E4A"/>
@@ -4046,7 +5196,7 @@
       </w:rPr>
     </w:lvl>
   </w:abstractNum>
-  <w:abstractNum w:abstractNumId="9" w15:restartNumberingAfterBreak="0">
+  <w:abstractNum w:abstractNumId="18" w15:restartNumberingAfterBreak="0">
     <w:nsid w:val="364649C1"/>
     <w:multiLevelType w:val="multilevel"/>
     <w:tmpl w:val="54D6EDA6"/>
@@ -4195,7 +5345,120 @@
       </w:rPr>
     </w:lvl>
   </w:abstractNum>
-  <w:abstractNum w:abstractNumId="10" w15:restartNumberingAfterBreak="0">
+  <w:abstractNum w:abstractNumId="19" w15:restartNumberingAfterBreak="0">
+    <w:nsid w:val="36E956B1"/>
+    <w:multiLevelType w:val="hybridMultilevel"/>
+    <w:tmpl w:val="2064F2C2"/>
+    <w:lvl w:ilvl="0" w:tplc="240A0001">
+      <w:start w:val="1"/>
+      <w:numFmt w:val="bullet"/>
+      <w:lvlText w:val=""/>
+      <w:lvlJc w:val="left"/>
+      <w:pPr>
+        <w:ind w:left="720" w:hanging="360"/>
+      </w:pPr>
+      <w:rPr>
+        <w:rFonts w:ascii="Symbol" w:hAnsi="Symbol" w:hint="default"/>
+      </w:rPr>
+    </w:lvl>
+    <w:lvl w:ilvl="1" w:tplc="240A0003" w:tentative="1">
+      <w:start w:val="1"/>
+      <w:numFmt w:val="bullet"/>
+      <w:lvlText w:val="o"/>
+      <w:lvlJc w:val="left"/>
+      <w:pPr>
+        <w:ind w:left="1440" w:hanging="360"/>
+      </w:pPr>
+      <w:rPr>
+        <w:rFonts w:ascii="Courier New" w:hAnsi="Courier New" w:cs="Courier New" w:hint="default"/>
+      </w:rPr>
+    </w:lvl>
+    <w:lvl w:ilvl="2" w:tplc="240A0005" w:tentative="1">
+      <w:start w:val="1"/>
+      <w:numFmt w:val="bullet"/>
+      <w:lvlText w:val=""/>
+      <w:lvlJc w:val="left"/>
+      <w:pPr>
+        <w:ind w:left="2160" w:hanging="360"/>
+      </w:pPr>
+      <w:rPr>
+        <w:rFonts w:ascii="Wingdings" w:hAnsi="Wingdings" w:hint="default"/>
+      </w:rPr>
+    </w:lvl>
+    <w:lvl w:ilvl="3" w:tplc="240A0001" w:tentative="1">
+      <w:start w:val="1"/>
+      <w:numFmt w:val="bullet"/>
+      <w:lvlText w:val=""/>
+      <w:lvlJc w:val="left"/>
+      <w:pPr>
+        <w:ind w:left="2880" w:hanging="360"/>
+      </w:pPr>
+      <w:rPr>
+        <w:rFonts w:ascii="Symbol" w:hAnsi="Symbol" w:hint="default"/>
+      </w:rPr>
+    </w:lvl>
+    <w:lvl w:ilvl="4" w:tplc="240A0003" w:tentative="1">
+      <w:start w:val="1"/>
+      <w:numFmt w:val="bullet"/>
+      <w:lvlText w:val="o"/>
+      <w:lvlJc w:val="left"/>
+      <w:pPr>
+        <w:ind w:left="3600" w:hanging="360"/>
+      </w:pPr>
+      <w:rPr>
+        <w:rFonts w:ascii="Courier New" w:hAnsi="Courier New" w:cs="Courier New" w:hint="default"/>
+      </w:rPr>
+    </w:lvl>
+    <w:lvl w:ilvl="5" w:tplc="240A0005" w:tentative="1">
+      <w:start w:val="1"/>
+      <w:numFmt w:val="bullet"/>
+      <w:lvlText w:val=""/>
+      <w:lvlJc w:val="left"/>
+      <w:pPr>
+        <w:ind w:left="4320" w:hanging="360"/>
+      </w:pPr>
+      <w:rPr>
+        <w:rFonts w:ascii="Wingdings" w:hAnsi="Wingdings" w:hint="default"/>
+      </w:rPr>
+    </w:lvl>
+    <w:lvl w:ilvl="6" w:tplc="240A0001" w:tentative="1">
+      <w:start w:val="1"/>
+      <w:numFmt w:val="bullet"/>
+      <w:lvlText w:val=""/>
+      <w:lvlJc w:val="left"/>
+      <w:pPr>
+        <w:ind w:left="5040" w:hanging="360"/>
+      </w:pPr>
+      <w:rPr>
+        <w:rFonts w:ascii="Symbol" w:hAnsi="Symbol" w:hint="default"/>
+      </w:rPr>
+    </w:lvl>
+    <w:lvl w:ilvl="7" w:tplc="240A0003" w:tentative="1">
+      <w:start w:val="1"/>
+      <w:numFmt w:val="bullet"/>
+      <w:lvlText w:val="o"/>
+      <w:lvlJc w:val="left"/>
+      <w:pPr>
+        <w:ind w:left="5760" w:hanging="360"/>
+      </w:pPr>
+      <w:rPr>
+        <w:rFonts w:ascii="Courier New" w:hAnsi="Courier New" w:cs="Courier New" w:hint="default"/>
+      </w:rPr>
+    </w:lvl>
+    <w:lvl w:ilvl="8" w:tplc="240A0005" w:tentative="1">
+      <w:start w:val="1"/>
+      <w:numFmt w:val="bullet"/>
+      <w:lvlText w:val=""/>
+      <w:lvlJc w:val="left"/>
+      <w:pPr>
+        <w:ind w:left="6480" w:hanging="360"/>
+      </w:pPr>
+      <w:rPr>
+        <w:rFonts w:ascii="Wingdings" w:hAnsi="Wingdings" w:hint="default"/>
+      </w:rPr>
+    </w:lvl>
+  </w:abstractNum>
+  <w:abstractNum w:abstractNumId="20" w15:restartNumberingAfterBreak="0">
     <w:nsid w:val="371A2553"/>
     <w:multiLevelType w:val="multilevel"/>
     <w:tmpl w:val="586EE334"/>
@@ -4344,7 +5607,7 @@
       </w:rPr>
     </w:lvl>
   </w:abstractNum>
-  <w:abstractNum w:abstractNumId="11" w15:restartNumberingAfterBreak="0">
+  <w:abstractNum w:abstractNumId="21" w15:restartNumberingAfterBreak="0">
     <w:nsid w:val="378F27BF"/>
     <w:multiLevelType w:val="multilevel"/>
     <w:tmpl w:val="25709590"/>
@@ -4493,7 +5756,7 @@
       </w:rPr>
     </w:lvl>
   </w:abstractNum>
-  <w:abstractNum w:abstractNumId="12" w15:restartNumberingAfterBreak="0">
+  <w:abstractNum w:abstractNumId="22" w15:restartNumberingAfterBreak="0">
     <w:nsid w:val="39314560"/>
     <w:multiLevelType w:val="multilevel"/>
     <w:tmpl w:val="4BE89998"/>
@@ -4642,7 +5905,7 @@
       </w:rPr>
     </w:lvl>
   </w:abstractNum>
-  <w:abstractNum w:abstractNumId="13" w15:restartNumberingAfterBreak="0">
+  <w:abstractNum w:abstractNumId="23" w15:restartNumberingAfterBreak="0">
     <w:nsid w:val="3BBB3B93"/>
     <w:multiLevelType w:val="multilevel"/>
     <w:tmpl w:val="90B2A6B4"/>
@@ -4791,7 +6054,382 @@
       </w:rPr>
     </w:lvl>
   </w:abstractNum>
-  <w:abstractNum w:abstractNumId="14" w15:restartNumberingAfterBreak="0">
+  <w:abstractNum w:abstractNumId="24" w15:restartNumberingAfterBreak="0">
+    <w:nsid w:val="43E32234"/>
+    <w:multiLevelType w:val="multilevel"/>
+    <w:tmpl w:val="ACB0479C"/>
+    <w:lvl w:ilvl="0">
+      <w:start w:val="1"/>
+      <w:numFmt w:val="bullet"/>
+      <w:lvlText w:val=""/>
+      <w:lvlJc w:val="left"/>
+      <w:pPr>
+        <w:tabs>
+          <w:tab w:val="num" w:pos="720"/>
+        </w:tabs>
+        <w:ind w:left="720" w:hanging="360"/>
+      </w:pPr>
+      <w:rPr>
+        <w:rFonts w:ascii="Symbol" w:hAnsi="Symbol" w:hint="default"/>
+        <w:sz w:val="20"/>
+      </w:rPr>
+    </w:lvl>
+    <w:lvl w:ilvl="1">
+      <w:start w:val="1"/>
+      <w:numFmt w:val="bullet"/>
+      <w:lvlText w:val="o"/>
+      <w:lvlJc w:val="left"/>
+      <w:pPr>
+        <w:tabs>
+          <w:tab w:val="num" w:pos="1440"/>
+        </w:tabs>
+        <w:ind w:left="1440" w:hanging="360"/>
+      </w:pPr>
+      <w:rPr>
+        <w:rFonts w:ascii="Courier New" w:hAnsi="Courier New" w:hint="default"/>
+        <w:sz w:val="20"/>
+      </w:rPr>
+    </w:lvl>
+    <w:lvl w:ilvl="2" w:tentative="1">
+      <w:start w:val="1"/>
+      <w:numFmt w:val="bullet"/>
+      <w:lvlText w:val=""/>
+      <w:lvlJc w:val="left"/>
+      <w:pPr>
+        <w:tabs>
+          <w:tab w:val="num" w:pos="2160"/>
+        </w:tabs>
+        <w:ind w:left="2160" w:hanging="360"/>
+      </w:pPr>
+      <w:rPr>
+        <w:rFonts w:ascii="Wingdings" w:hAnsi="Wingdings" w:hint="default"/>
+        <w:sz w:val="20"/>
+      </w:rPr>
+    </w:lvl>
+    <w:lvl w:ilvl="3" w:tentative="1">
+      <w:start w:val="1"/>
+      <w:numFmt w:val="bullet"/>
+      <w:lvlText w:val=""/>
+      <w:lvlJc w:val="left"/>
+      <w:pPr>
+        <w:tabs>
+          <w:tab w:val="num" w:pos="2880"/>
+        </w:tabs>
+        <w:ind w:left="2880" w:hanging="360"/>
+      </w:pPr>
+      <w:rPr>
+        <w:rFonts w:ascii="Wingdings" w:hAnsi="Wingdings" w:hint="default"/>
+        <w:sz w:val="20"/>
+      </w:rPr>
+    </w:lvl>
+    <w:lvl w:ilvl="4" w:tentative="1">
+      <w:start w:val="1"/>
+      <w:numFmt w:val="bullet"/>
+      <w:lvlText w:val=""/>
+      <w:lvlJc w:val="left"/>
+      <w:pPr>
+        <w:tabs>
+          <w:tab w:val="num" w:pos="3600"/>
+        </w:tabs>
+        <w:ind w:left="3600" w:hanging="360"/>
+      </w:pPr>
+      <w:rPr>
+        <w:rFonts w:ascii="Wingdings" w:hAnsi="Wingdings" w:hint="default"/>
+        <w:sz w:val="20"/>
+      </w:rPr>
+    </w:lvl>
+    <w:lvl w:ilvl="5" w:tentative="1">
+      <w:start w:val="1"/>
+      <w:numFmt w:val="bullet"/>
+      <w:lvlText w:val=""/>
+      <w:lvlJc w:val="left"/>
+      <w:pPr>
+        <w:tabs>
+          <w:tab w:val="num" w:pos="4320"/>
+        </w:tabs>
+        <w:ind w:left="4320" w:hanging="360"/>
+      </w:pPr>
+      <w:rPr>
+        <w:rFonts w:ascii="Wingdings" w:hAnsi="Wingdings" w:hint="default"/>
+        <w:sz w:val="20"/>
+      </w:rPr>
+    </w:lvl>
+    <w:lvl w:ilvl="6" w:tentative="1">
+      <w:start w:val="1"/>
+      <w:numFmt w:val="bullet"/>
+      <w:lvlText w:val=""/>
+      <w:lvlJc w:val="left"/>
+      <w:pPr>
+        <w:tabs>
+          <w:tab w:val="num" w:pos="5040"/>
+        </w:tabs>
+        <w:ind w:left="5040" w:hanging="360"/>
+      </w:pPr>
+      <w:rPr>
+        <w:rFonts w:ascii="Wingdings" w:hAnsi="Wingdings" w:hint="default"/>
+        <w:sz w:val="20"/>
+      </w:rPr>
+    </w:lvl>
+    <w:lvl w:ilvl="7" w:tentative="1">
+      <w:start w:val="1"/>
+      <w:numFmt w:val="bullet"/>
+      <w:lvlText w:val=""/>
+      <w:lvlJc w:val="left"/>
+      <w:pPr>
+        <w:tabs>
+          <w:tab w:val="num" w:pos="5760"/>
+        </w:tabs>
+        <w:ind w:left="5760" w:hanging="360"/>
+      </w:pPr>
+      <w:rPr>
+        <w:rFonts w:ascii="Wingdings" w:hAnsi="Wingdings" w:hint="default"/>
+        <w:sz w:val="20"/>
+      </w:rPr>
+    </w:lvl>
+    <w:lvl w:ilvl="8" w:tentative="1">
+      <w:start w:val="1"/>
+      <w:numFmt w:val="bullet"/>
+      <w:lvlText w:val=""/>
+      <w:lvlJc w:val="left"/>
+      <w:pPr>
+        <w:tabs>
+          <w:tab w:val="num" w:pos="6480"/>
+        </w:tabs>
+        <w:ind w:left="6480" w:hanging="360"/>
+      </w:pPr>
+      <w:rPr>
+        <w:rFonts w:ascii="Wingdings" w:hAnsi="Wingdings" w:hint="default"/>
+        <w:sz w:val="20"/>
+      </w:rPr>
+    </w:lvl>
+  </w:abstractNum>
+  <w:abstractNum w:abstractNumId="25" w15:restartNumberingAfterBreak="0">
+    <w:nsid w:val="444D048C"/>
+    <w:multiLevelType w:val="hybridMultilevel"/>
+    <w:tmpl w:val="4C54AFB6"/>
+    <w:lvl w:ilvl="0" w:tplc="240A0001">
+      <w:start w:val="1"/>
+      <w:numFmt w:val="bullet"/>
+      <w:lvlText w:val=""/>
+      <w:lvlJc w:val="left"/>
+      <w:pPr>
+        <w:ind w:left="720" w:hanging="360"/>
+      </w:pPr>
+      <w:rPr>
+        <w:rFonts w:ascii="Symbol" w:hAnsi="Symbol" w:hint="default"/>
+      </w:rPr>
+    </w:lvl>
+    <w:lvl w:ilvl="1" w:tplc="240A0003" w:tentative="1">
+      <w:start w:val="1"/>
+      <w:numFmt w:val="bullet"/>
+      <w:lvlText w:val="o"/>
+      <w:lvlJc w:val="left"/>
+      <w:pPr>
+        <w:ind w:left="1440" w:hanging="360"/>
+      </w:pPr>
+      <w:rPr>
+        <w:rFonts w:ascii="Courier New" w:hAnsi="Courier New" w:cs="Courier New" w:hint="default"/>
+      </w:rPr>
+    </w:lvl>
+    <w:lvl w:ilvl="2" w:tplc="240A0005" w:tentative="1">
+      <w:start w:val="1"/>
+      <w:numFmt w:val="bullet"/>
+      <w:lvlText w:val=""/>
+      <w:lvlJc w:val="left"/>
+      <w:pPr>
+        <w:ind w:left="2160" w:hanging="360"/>
+      </w:pPr>
+      <w:rPr>
+        <w:rFonts w:ascii="Wingdings" w:hAnsi="Wingdings" w:hint="default"/>
+      </w:rPr>
+    </w:lvl>
+    <w:lvl w:ilvl="3" w:tplc="240A0001" w:tentative="1">
+      <w:start w:val="1"/>
+      <w:numFmt w:val="bullet"/>
+      <w:lvlText w:val=""/>
+      <w:lvlJc w:val="left"/>
+      <w:pPr>
+        <w:ind w:left="2880" w:hanging="360"/>
+      </w:pPr>
+      <w:rPr>
+        <w:rFonts w:ascii="Symbol" w:hAnsi="Symbol" w:hint="default"/>
+      </w:rPr>
+    </w:lvl>
+    <w:lvl w:ilvl="4" w:tplc="240A0003" w:tentative="1">
+      <w:start w:val="1"/>
+      <w:numFmt w:val="bullet"/>
+      <w:lvlText w:val="o"/>
+      <w:lvlJc w:val="left"/>
+      <w:pPr>
+        <w:ind w:left="3600" w:hanging="360"/>
+      </w:pPr>
+      <w:rPr>
+        <w:rFonts w:ascii="Courier New" w:hAnsi="Courier New" w:cs="Courier New" w:hint="default"/>
+      </w:rPr>
+    </w:lvl>
+    <w:lvl w:ilvl="5" w:tplc="240A0005" w:tentative="1">
+      <w:start w:val="1"/>
+      <w:numFmt w:val="bullet"/>
+      <w:lvlText w:val=""/>
+      <w:lvlJc w:val="left"/>
+      <w:pPr>
+        <w:ind w:left="4320" w:hanging="360"/>
+      </w:pPr>
+      <w:rPr>
+        <w:rFonts w:ascii="Wingdings" w:hAnsi="Wingdings" w:hint="default"/>
+      </w:rPr>
+    </w:lvl>
+    <w:lvl w:ilvl="6" w:tplc="240A0001" w:tentative="1">
+      <w:start w:val="1"/>
+      <w:numFmt w:val="bullet"/>
+      <w:lvlText w:val=""/>
+      <w:lvlJc w:val="left"/>
+      <w:pPr>
+        <w:ind w:left="5040" w:hanging="360"/>
+      </w:pPr>
+      <w:rPr>
+        <w:rFonts w:ascii="Symbol" w:hAnsi="Symbol" w:hint="default"/>
+      </w:rPr>
+    </w:lvl>
+    <w:lvl w:ilvl="7" w:tplc="240A0003" w:tentative="1">
+      <w:start w:val="1"/>
+      <w:numFmt w:val="bullet"/>
+      <w:lvlText w:val="o"/>
+      <w:lvlJc w:val="left"/>
+      <w:pPr>
+        <w:ind w:left="5760" w:hanging="360"/>
+      </w:pPr>
+      <w:rPr>
+        <w:rFonts w:ascii="Courier New" w:hAnsi="Courier New" w:cs="Courier New" w:hint="default"/>
+      </w:rPr>
+    </w:lvl>
+    <w:lvl w:ilvl="8" w:tplc="240A0005" w:tentative="1">
+      <w:start w:val="1"/>
+      <w:numFmt w:val="bullet"/>
+      <w:lvlText w:val=""/>
+      <w:lvlJc w:val="left"/>
+      <w:pPr>
+        <w:ind w:left="6480" w:hanging="360"/>
+      </w:pPr>
+      <w:rPr>
+        <w:rFonts w:ascii="Wingdings" w:hAnsi="Wingdings" w:hint="default"/>
+      </w:rPr>
+    </w:lvl>
+  </w:abstractNum>
+  <w:abstractNum w:abstractNumId="26" w15:restartNumberingAfterBreak="0">
+    <w:nsid w:val="469B7C53"/>
+    <w:multiLevelType w:val="hybridMultilevel"/>
+    <w:tmpl w:val="9F260BB8"/>
+    <w:lvl w:ilvl="0" w:tplc="240A0001">
+      <w:start w:val="1"/>
+      <w:numFmt w:val="bullet"/>
+      <w:lvlText w:val=""/>
+      <w:lvlJc w:val="left"/>
+      <w:pPr>
+        <w:ind w:left="720" w:hanging="360"/>
+      </w:pPr>
+      <w:rPr>
+        <w:rFonts w:ascii="Symbol" w:hAnsi="Symbol" w:hint="default"/>
+      </w:rPr>
+    </w:lvl>
+    <w:lvl w:ilvl="1" w:tplc="240A0003" w:tentative="1">
+      <w:start w:val="1"/>
+      <w:numFmt w:val="bullet"/>
+      <w:lvlText w:val="o"/>
+      <w:lvlJc w:val="left"/>
+      <w:pPr>
+        <w:ind w:left="1440" w:hanging="360"/>
+      </w:pPr>
+      <w:rPr>
+        <w:rFonts w:ascii="Courier New" w:hAnsi="Courier New" w:cs="Courier New" w:hint="default"/>
+      </w:rPr>
+    </w:lvl>
+    <w:lvl w:ilvl="2" w:tplc="240A0005" w:tentative="1">
+      <w:start w:val="1"/>
+      <w:numFmt w:val="bullet"/>
+      <w:lvlText w:val=""/>
+      <w:lvlJc w:val="left"/>
+      <w:pPr>
+        <w:ind w:left="2160" w:hanging="360"/>
+      </w:pPr>
+      <w:rPr>
+        <w:rFonts w:ascii="Wingdings" w:hAnsi="Wingdings" w:hint="default"/>
+      </w:rPr>
+    </w:lvl>
+    <w:lvl w:ilvl="3" w:tplc="240A0001" w:tentative="1">
+      <w:start w:val="1"/>
+      <w:numFmt w:val="bullet"/>
+      <w:lvlText w:val=""/>
+      <w:lvlJc w:val="left"/>
+      <w:pPr>
+        <w:ind w:left="2880" w:hanging="360"/>
+      </w:pPr>
+      <w:rPr>
+        <w:rFonts w:ascii="Symbol" w:hAnsi="Symbol" w:hint="default"/>
+      </w:rPr>
+    </w:lvl>
+    <w:lvl w:ilvl="4" w:tplc="240A0003" w:tentative="1">
+      <w:start w:val="1"/>
+      <w:numFmt w:val="bullet"/>
+      <w:lvlText w:val="o"/>
+      <w:lvlJc w:val="left"/>
+      <w:pPr>
+        <w:ind w:left="3600" w:hanging="360"/>
+      </w:pPr>
+      <w:rPr>
+        <w:rFonts w:ascii="Courier New" w:hAnsi="Courier New" w:cs="Courier New" w:hint="default"/>
+      </w:rPr>
+    </w:lvl>
+    <w:lvl w:ilvl="5" w:tplc="240A0005" w:tentative="1">
+      <w:start w:val="1"/>
+      <w:numFmt w:val="bullet"/>
+      <w:lvlText w:val=""/>
+      <w:lvlJc w:val="left"/>
+      <w:pPr>
+        <w:ind w:left="4320" w:hanging="360"/>
+      </w:pPr>
+      <w:rPr>
+        <w:rFonts w:ascii="Wingdings" w:hAnsi="Wingdings" w:hint="default"/>
+      </w:rPr>
+    </w:lvl>
+    <w:lvl w:ilvl="6" w:tplc="240A0001" w:tentative="1">
+      <w:start w:val="1"/>
+      <w:numFmt w:val="bullet"/>
+      <w:lvlText w:val=""/>
+      <w:lvlJc w:val="left"/>
+      <w:pPr>
+        <w:ind w:left="5040" w:hanging="360"/>
+      </w:pPr>
+      <w:rPr>
+        <w:rFonts w:ascii="Symbol" w:hAnsi="Symbol" w:hint="default"/>
+      </w:rPr>
+    </w:lvl>
+    <w:lvl w:ilvl="7" w:tplc="240A0003" w:tentative="1">
+      <w:start w:val="1"/>
+      <w:numFmt w:val="bullet"/>
+      <w:lvlText w:val="o"/>
+      <w:lvlJc w:val="left"/>
+      <w:pPr>
+        <w:ind w:left="5760" w:hanging="360"/>
+      </w:pPr>
+      <w:rPr>
+        <w:rFonts w:ascii="Courier New" w:hAnsi="Courier New" w:cs="Courier New" w:hint="default"/>
+      </w:rPr>
+    </w:lvl>
+    <w:lvl w:ilvl="8" w:tplc="240A0005" w:tentative="1">
+      <w:start w:val="1"/>
+      <w:numFmt w:val="bullet"/>
+      <w:lvlText w:val=""/>
+      <w:lvlJc w:val="left"/>
+      <w:pPr>
+        <w:ind w:left="6480" w:hanging="360"/>
+      </w:pPr>
+      <w:rPr>
+        <w:rFonts w:ascii="Wingdings" w:hAnsi="Wingdings" w:hint="default"/>
+      </w:rPr>
+    </w:lvl>
+  </w:abstractNum>
+  <w:abstractNum w:abstractNumId="27" w15:restartNumberingAfterBreak="0">
     <w:nsid w:val="51A84E82"/>
     <w:multiLevelType w:val="multilevel"/>
     <w:tmpl w:val="2FE26BD8"/>
@@ -4940,7 +6578,7 @@
       </w:rPr>
     </w:lvl>
   </w:abstractNum>
-  <w:abstractNum w:abstractNumId="15" w15:restartNumberingAfterBreak="0">
+  <w:abstractNum w:abstractNumId="28" w15:restartNumberingAfterBreak="0">
     <w:nsid w:val="56C919A5"/>
     <w:multiLevelType w:val="multilevel"/>
     <w:tmpl w:val="275075D6"/>
@@ -5089,7 +6727,7 @@
       </w:rPr>
     </w:lvl>
   </w:abstractNum>
-  <w:abstractNum w:abstractNumId="16" w15:restartNumberingAfterBreak="0">
+  <w:abstractNum w:abstractNumId="29" w15:restartNumberingAfterBreak="0">
     <w:nsid w:val="57E77ACD"/>
     <w:multiLevelType w:val="multilevel"/>
     <w:tmpl w:val="A5B0E36E"/>
@@ -5238,7 +6876,120 @@
       </w:rPr>
     </w:lvl>
   </w:abstractNum>
-  <w:abstractNum w:abstractNumId="17" w15:restartNumberingAfterBreak="0">
+  <w:abstractNum w:abstractNumId="30" w15:restartNumberingAfterBreak="0">
+    <w:nsid w:val="5A0E24D2"/>
+    <w:multiLevelType w:val="hybridMultilevel"/>
+    <w:tmpl w:val="6FC08DEA"/>
+    <w:lvl w:ilvl="0" w:tplc="240A0001">
+      <w:start w:val="1"/>
+      <w:numFmt w:val="bullet"/>
+      <w:lvlText w:val=""/>
+      <w:lvlJc w:val="left"/>
+      <w:pPr>
+        <w:ind w:left="720" w:hanging="360"/>
+      </w:pPr>
+      <w:rPr>
+        <w:rFonts w:ascii="Symbol" w:hAnsi="Symbol" w:hint="default"/>
+      </w:rPr>
+    </w:lvl>
+    <w:lvl w:ilvl="1" w:tplc="240A0003" w:tentative="1">
+      <w:start w:val="1"/>
+      <w:numFmt w:val="bullet"/>
+      <w:lvlText w:val="o"/>
+      <w:lvlJc w:val="left"/>
+      <w:pPr>
+        <w:ind w:left="1440" w:hanging="360"/>
+      </w:pPr>
+      <w:rPr>
+        <w:rFonts w:ascii="Courier New" w:hAnsi="Courier New" w:cs="Courier New" w:hint="default"/>
+      </w:rPr>
+    </w:lvl>
+    <w:lvl w:ilvl="2" w:tplc="240A0005" w:tentative="1">
+      <w:start w:val="1"/>
+      <w:numFmt w:val="bullet"/>
+      <w:lvlText w:val=""/>
+      <w:lvlJc w:val="left"/>
+      <w:pPr>
+        <w:ind w:left="2160" w:hanging="360"/>
+      </w:pPr>
+      <w:rPr>
+        <w:rFonts w:ascii="Wingdings" w:hAnsi="Wingdings" w:hint="default"/>
+      </w:rPr>
+    </w:lvl>
+    <w:lvl w:ilvl="3" w:tplc="240A0001" w:tentative="1">
+      <w:start w:val="1"/>
+      <w:numFmt w:val="bullet"/>
+      <w:lvlText w:val=""/>
+      <w:lvlJc w:val="left"/>
+      <w:pPr>
+        <w:ind w:left="2880" w:hanging="360"/>
+      </w:pPr>
+      <w:rPr>
+        <w:rFonts w:ascii="Symbol" w:hAnsi="Symbol" w:hint="default"/>
+      </w:rPr>
+    </w:lvl>
+    <w:lvl w:ilvl="4" w:tplc="240A0003" w:tentative="1">
+      <w:start w:val="1"/>
+      <w:numFmt w:val="bullet"/>
+      <w:lvlText w:val="o"/>
+      <w:lvlJc w:val="left"/>
+      <w:pPr>
+        <w:ind w:left="3600" w:hanging="360"/>
+      </w:pPr>
+      <w:rPr>
+        <w:rFonts w:ascii="Courier New" w:hAnsi="Courier New" w:cs="Courier New" w:hint="default"/>
+      </w:rPr>
+    </w:lvl>
+    <w:lvl w:ilvl="5" w:tplc="240A0005" w:tentative="1">
+      <w:start w:val="1"/>
+      <w:numFmt w:val="bullet"/>
+      <w:lvlText w:val=""/>
+      <w:lvlJc w:val="left"/>
+      <w:pPr>
+        <w:ind w:left="4320" w:hanging="360"/>
+      </w:pPr>
+      <w:rPr>
+        <w:rFonts w:ascii="Wingdings" w:hAnsi="Wingdings" w:hint="default"/>
+      </w:rPr>
+    </w:lvl>
+    <w:lvl w:ilvl="6" w:tplc="240A0001" w:tentative="1">
+      <w:start w:val="1"/>
+      <w:numFmt w:val="bullet"/>
+      <w:lvlText w:val=""/>
+      <w:lvlJc w:val="left"/>
+      <w:pPr>
+        <w:ind w:left="5040" w:hanging="360"/>
+      </w:pPr>
+      <w:rPr>
+        <w:rFonts w:ascii="Symbol" w:hAnsi="Symbol" w:hint="default"/>
+      </w:rPr>
+    </w:lvl>
+    <w:lvl w:ilvl="7" w:tplc="240A0003" w:tentative="1">
+      <w:start w:val="1"/>
+      <w:numFmt w:val="bullet"/>
+      <w:lvlText w:val="o"/>
+      <w:lvlJc w:val="left"/>
+      <w:pPr>
+        <w:ind w:left="5760" w:hanging="360"/>
+      </w:pPr>
+      <w:rPr>
+        <w:rFonts w:ascii="Courier New" w:hAnsi="Courier New" w:cs="Courier New" w:hint="default"/>
+      </w:rPr>
+    </w:lvl>
+    <w:lvl w:ilvl="8" w:tplc="240A0005" w:tentative="1">
+      <w:start w:val="1"/>
+      <w:numFmt w:val="bullet"/>
+      <w:lvlText w:val=""/>
+      <w:lvlJc w:val="left"/>
+      <w:pPr>
+        <w:ind w:left="6480" w:hanging="360"/>
+      </w:pPr>
+      <w:rPr>
+        <w:rFonts w:ascii="Wingdings" w:hAnsi="Wingdings" w:hint="default"/>
+      </w:rPr>
+    </w:lvl>
+  </w:abstractNum>
+  <w:abstractNum w:abstractNumId="31" w15:restartNumberingAfterBreak="0">
     <w:nsid w:val="5A5C466F"/>
     <w:multiLevelType w:val="multilevel"/>
     <w:tmpl w:val="BF1C3DF0"/>
@@ -5387,7 +7138,233 @@
       </w:rPr>
     </w:lvl>
   </w:abstractNum>
-  <w:abstractNum w:abstractNumId="18" w15:restartNumberingAfterBreak="0">
+  <w:abstractNum w:abstractNumId="32" w15:restartNumberingAfterBreak="0">
+    <w:nsid w:val="5CE6312A"/>
+    <w:multiLevelType w:val="hybridMultilevel"/>
+    <w:tmpl w:val="AC14F3F0"/>
+    <w:lvl w:ilvl="0" w:tplc="240A0001">
+      <w:start w:val="1"/>
+      <w:numFmt w:val="bullet"/>
+      <w:lvlText w:val=""/>
+      <w:lvlJc w:val="left"/>
+      <w:pPr>
+        <w:ind w:left="720" w:hanging="360"/>
+      </w:pPr>
+      <w:rPr>
+        <w:rFonts w:ascii="Symbol" w:hAnsi="Symbol" w:hint="default"/>
+      </w:rPr>
+    </w:lvl>
+    <w:lvl w:ilvl="1" w:tplc="240A0003" w:tentative="1">
+      <w:start w:val="1"/>
+      <w:numFmt w:val="bullet"/>
+      <w:lvlText w:val="o"/>
+      <w:lvlJc w:val="left"/>
+      <w:pPr>
+        <w:ind w:left="1440" w:hanging="360"/>
+      </w:pPr>
+      <w:rPr>
+        <w:rFonts w:ascii="Courier New" w:hAnsi="Courier New" w:cs="Courier New" w:hint="default"/>
+      </w:rPr>
+    </w:lvl>
+    <w:lvl w:ilvl="2" w:tplc="240A0005" w:tentative="1">
+      <w:start w:val="1"/>
+      <w:numFmt w:val="bullet"/>
+      <w:lvlText w:val=""/>
+      <w:lvlJc w:val="left"/>
+      <w:pPr>
+        <w:ind w:left="2160" w:hanging="360"/>
+      </w:pPr>
+      <w:rPr>
+        <w:rFonts w:ascii="Wingdings" w:hAnsi="Wingdings" w:hint="default"/>
+      </w:rPr>
+    </w:lvl>
+    <w:lvl w:ilvl="3" w:tplc="240A0001" w:tentative="1">
+      <w:start w:val="1"/>
+      <w:numFmt w:val="bullet"/>
+      <w:lvlText w:val=""/>
+      <w:lvlJc w:val="left"/>
+      <w:pPr>
+        <w:ind w:left="2880" w:hanging="360"/>
+      </w:pPr>
+      <w:rPr>
+        <w:rFonts w:ascii="Symbol" w:hAnsi="Symbol" w:hint="default"/>
+      </w:rPr>
+    </w:lvl>
+    <w:lvl w:ilvl="4" w:tplc="240A0003" w:tentative="1">
+      <w:start w:val="1"/>
+      <w:numFmt w:val="bullet"/>
+      <w:lvlText w:val="o"/>
+      <w:lvlJc w:val="left"/>
+      <w:pPr>
+        <w:ind w:left="3600" w:hanging="360"/>
+      </w:pPr>
+      <w:rPr>
+        <w:rFonts w:ascii="Courier New" w:hAnsi="Courier New" w:cs="Courier New" w:hint="default"/>
+      </w:rPr>
+    </w:lvl>
+    <w:lvl w:ilvl="5" w:tplc="240A0005" w:tentative="1">
+      <w:start w:val="1"/>
+      <w:numFmt w:val="bullet"/>
+      <w:lvlText w:val=""/>
+      <w:lvlJc w:val="left"/>
+      <w:pPr>
+        <w:ind w:left="4320" w:hanging="360"/>
+      </w:pPr>
+      <w:rPr>
+        <w:rFonts w:ascii="Wingdings" w:hAnsi="Wingdings" w:hint="default"/>
+      </w:rPr>
+    </w:lvl>
+    <w:lvl w:ilvl="6" w:tplc="240A0001" w:tentative="1">
+      <w:start w:val="1"/>
+      <w:numFmt w:val="bullet"/>
+      <w:lvlText w:val=""/>
+      <w:lvlJc w:val="left"/>
+      <w:pPr>
+        <w:ind w:left="5040" w:hanging="360"/>
+      </w:pPr>
+      <w:rPr>
+        <w:rFonts w:ascii="Symbol" w:hAnsi="Symbol" w:hint="default"/>
+      </w:rPr>
+    </w:lvl>
+    <w:lvl w:ilvl="7" w:tplc="240A0003" w:tentative="1">
+      <w:start w:val="1"/>
+      <w:numFmt w:val="bullet"/>
+      <w:lvlText w:val="o"/>
+      <w:lvlJc w:val="left"/>
+      <w:pPr>
+        <w:ind w:left="5760" w:hanging="360"/>
+      </w:pPr>
+      <w:rPr>
+        <w:rFonts w:ascii="Courier New" w:hAnsi="Courier New" w:cs="Courier New" w:hint="default"/>
+      </w:rPr>
+    </w:lvl>
+    <w:lvl w:ilvl="8" w:tplc="240A0005" w:tentative="1">
+      <w:start w:val="1"/>
+      <w:numFmt w:val="bullet"/>
+      <w:lvlText w:val=""/>
+      <w:lvlJc w:val="left"/>
+      <w:pPr>
+        <w:ind w:left="6480" w:hanging="360"/>
+      </w:pPr>
+      <w:rPr>
+        <w:rFonts w:ascii="Wingdings" w:hAnsi="Wingdings" w:hint="default"/>
+      </w:rPr>
+    </w:lvl>
+  </w:abstractNum>
+  <w:abstractNum w:abstractNumId="33" w15:restartNumberingAfterBreak="0">
+    <w:nsid w:val="5E3B372B"/>
+    <w:multiLevelType w:val="hybridMultilevel"/>
+    <w:tmpl w:val="6E148E36"/>
+    <w:lvl w:ilvl="0" w:tplc="240A0001">
+      <w:start w:val="1"/>
+      <w:numFmt w:val="bullet"/>
+      <w:lvlText w:val=""/>
+      <w:lvlJc w:val="left"/>
+      <w:pPr>
+        <w:ind w:left="720" w:hanging="360"/>
+      </w:pPr>
+      <w:rPr>
+        <w:rFonts w:ascii="Symbol" w:hAnsi="Symbol" w:hint="default"/>
+      </w:rPr>
+    </w:lvl>
+    <w:lvl w:ilvl="1" w:tplc="240A0003" w:tentative="1">
+      <w:start w:val="1"/>
+      <w:numFmt w:val="bullet"/>
+      <w:lvlText w:val="o"/>
+      <w:lvlJc w:val="left"/>
+      <w:pPr>
+        <w:ind w:left="1440" w:hanging="360"/>
+      </w:pPr>
+      <w:rPr>
+        <w:rFonts w:ascii="Courier New" w:hAnsi="Courier New" w:cs="Courier New" w:hint="default"/>
+      </w:rPr>
+    </w:lvl>
+    <w:lvl w:ilvl="2" w:tplc="240A0005" w:tentative="1">
+      <w:start w:val="1"/>
+      <w:numFmt w:val="bullet"/>
+      <w:lvlText w:val=""/>
+      <w:lvlJc w:val="left"/>
+      <w:pPr>
+        <w:ind w:left="2160" w:hanging="360"/>
+      </w:pPr>
+      <w:rPr>
+        <w:rFonts w:ascii="Wingdings" w:hAnsi="Wingdings" w:hint="default"/>
+      </w:rPr>
+    </w:lvl>
+    <w:lvl w:ilvl="3" w:tplc="240A0001" w:tentative="1">
+      <w:start w:val="1"/>
+      <w:numFmt w:val="bullet"/>
+      <w:lvlText w:val=""/>
+      <w:lvlJc w:val="left"/>
+      <w:pPr>
+        <w:ind w:left="2880" w:hanging="360"/>
+      </w:pPr>
+      <w:rPr>
+        <w:rFonts w:ascii="Symbol" w:hAnsi="Symbol" w:hint="default"/>
+      </w:rPr>
+    </w:lvl>
+    <w:lvl w:ilvl="4" w:tplc="240A0003" w:tentative="1">
+      <w:start w:val="1"/>
+      <w:numFmt w:val="bullet"/>
+      <w:lvlText w:val="o"/>
+      <w:lvlJc w:val="left"/>
+      <w:pPr>
+        <w:ind w:left="3600" w:hanging="360"/>
+      </w:pPr>
+      <w:rPr>
+        <w:rFonts w:ascii="Courier New" w:hAnsi="Courier New" w:cs="Courier New" w:hint="default"/>
+      </w:rPr>
+    </w:lvl>
+    <w:lvl w:ilvl="5" w:tplc="240A0005" w:tentative="1">
+      <w:start w:val="1"/>
+      <w:numFmt w:val="bullet"/>
+      <w:lvlText w:val=""/>
+      <w:lvlJc w:val="left"/>
+      <w:pPr>
+        <w:ind w:left="4320" w:hanging="360"/>
+      </w:pPr>
+      <w:rPr>
+        <w:rFonts w:ascii="Wingdings" w:hAnsi="Wingdings" w:hint="default"/>
+      </w:rPr>
+    </w:lvl>
+    <w:lvl w:ilvl="6" w:tplc="240A0001" w:tentative="1">
+      <w:start w:val="1"/>
+      <w:numFmt w:val="bullet"/>
+      <w:lvlText w:val=""/>
+      <w:lvlJc w:val="left"/>
+      <w:pPr>
+        <w:ind w:left="5040" w:hanging="360"/>
+      </w:pPr>
+      <w:rPr>
+        <w:rFonts w:ascii="Symbol" w:hAnsi="Symbol" w:hint="default"/>
+      </w:rPr>
+    </w:lvl>
+    <w:lvl w:ilvl="7" w:tplc="240A0003" w:tentative="1">
+      <w:start w:val="1"/>
+      <w:numFmt w:val="bullet"/>
+      <w:lvlText w:val="o"/>
+      <w:lvlJc w:val="left"/>
+      <w:pPr>
+        <w:ind w:left="5760" w:hanging="360"/>
+      </w:pPr>
+      <w:rPr>
+        <w:rFonts w:ascii="Courier New" w:hAnsi="Courier New" w:cs="Courier New" w:hint="default"/>
+      </w:rPr>
+    </w:lvl>
+    <w:lvl w:ilvl="8" w:tplc="240A0005" w:tentative="1">
+      <w:start w:val="1"/>
+      <w:numFmt w:val="bullet"/>
+      <w:lvlText w:val=""/>
+      <w:lvlJc w:val="left"/>
+      <w:pPr>
+        <w:ind w:left="6480" w:hanging="360"/>
+      </w:pPr>
+      <w:rPr>
+        <w:rFonts w:ascii="Wingdings" w:hAnsi="Wingdings" w:hint="default"/>
+      </w:rPr>
+    </w:lvl>
+  </w:abstractNum>
+  <w:abstractNum w:abstractNumId="34" w15:restartNumberingAfterBreak="0">
     <w:nsid w:val="620E6EC5"/>
     <w:multiLevelType w:val="multilevel"/>
     <w:tmpl w:val="728A8500"/>
@@ -5536,7 +7513,7 @@
       </w:rPr>
     </w:lvl>
   </w:abstractNum>
-  <w:abstractNum w:abstractNumId="19" w15:restartNumberingAfterBreak="0">
+  <w:abstractNum w:abstractNumId="35" w15:restartNumberingAfterBreak="0">
     <w:nsid w:val="65147065"/>
     <w:multiLevelType w:val="multilevel"/>
     <w:tmpl w:val="569C3A14"/>
@@ -5685,7 +7662,120 @@
       </w:rPr>
     </w:lvl>
   </w:abstractNum>
-  <w:abstractNum w:abstractNumId="20" w15:restartNumberingAfterBreak="0">
+  <w:abstractNum w:abstractNumId="36" w15:restartNumberingAfterBreak="0">
+    <w:nsid w:val="66447BB6"/>
+    <w:multiLevelType w:val="hybridMultilevel"/>
+    <w:tmpl w:val="AFC2233E"/>
+    <w:lvl w:ilvl="0" w:tplc="240A0001">
+      <w:start w:val="1"/>
+      <w:numFmt w:val="bullet"/>
+      <w:lvlText w:val=""/>
+      <w:lvlJc w:val="left"/>
+      <w:pPr>
+        <w:ind w:left="720" w:hanging="360"/>
+      </w:pPr>
+      <w:rPr>
+        <w:rFonts w:ascii="Symbol" w:hAnsi="Symbol" w:hint="default"/>
+      </w:rPr>
+    </w:lvl>
+    <w:lvl w:ilvl="1" w:tplc="240A0003" w:tentative="1">
+      <w:start w:val="1"/>
+      <w:numFmt w:val="bullet"/>
+      <w:lvlText w:val="o"/>
+      <w:lvlJc w:val="left"/>
+      <w:pPr>
+        <w:ind w:left="1440" w:hanging="360"/>
+      </w:pPr>
+      <w:rPr>
+        <w:rFonts w:ascii="Courier New" w:hAnsi="Courier New" w:cs="Courier New" w:hint="default"/>
+      </w:rPr>
+    </w:lvl>
+    <w:lvl w:ilvl="2" w:tplc="240A0005" w:tentative="1">
+      <w:start w:val="1"/>
+      <w:numFmt w:val="bullet"/>
+      <w:lvlText w:val=""/>
+      <w:lvlJc w:val="left"/>
+      <w:pPr>
+        <w:ind w:left="2160" w:hanging="360"/>
+      </w:pPr>
+      <w:rPr>
+        <w:rFonts w:ascii="Wingdings" w:hAnsi="Wingdings" w:hint="default"/>
+      </w:rPr>
+    </w:lvl>
+    <w:lvl w:ilvl="3" w:tplc="240A0001" w:tentative="1">
+      <w:start w:val="1"/>
+      <w:numFmt w:val="bullet"/>
+      <w:lvlText w:val=""/>
+      <w:lvlJc w:val="left"/>
+      <w:pPr>
+        <w:ind w:left="2880" w:hanging="360"/>
+      </w:pPr>
+      <w:rPr>
+        <w:rFonts w:ascii="Symbol" w:hAnsi="Symbol" w:hint="default"/>
+      </w:rPr>
+    </w:lvl>
+    <w:lvl w:ilvl="4" w:tplc="240A0003" w:tentative="1">
+      <w:start w:val="1"/>
+      <w:numFmt w:val="bullet"/>
+      <w:lvlText w:val="o"/>
+      <w:lvlJc w:val="left"/>
+      <w:pPr>
+        <w:ind w:left="3600" w:hanging="360"/>
+      </w:pPr>
+      <w:rPr>
+        <w:rFonts w:ascii="Courier New" w:hAnsi="Courier New" w:cs="Courier New" w:hint="default"/>
+      </w:rPr>
+    </w:lvl>
+    <w:lvl w:ilvl="5" w:tplc="240A0005" w:tentative="1">
+      <w:start w:val="1"/>
+      <w:numFmt w:val="bullet"/>
+      <w:lvlText w:val=""/>
+      <w:lvlJc w:val="left"/>
+      <w:pPr>
+        <w:ind w:left="4320" w:hanging="360"/>
+      </w:pPr>
+      <w:rPr>
+        <w:rFonts w:ascii="Wingdings" w:hAnsi="Wingdings" w:hint="default"/>
+      </w:rPr>
+    </w:lvl>
+    <w:lvl w:ilvl="6" w:tplc="240A0001" w:tentative="1">
+      <w:start w:val="1"/>
+      <w:numFmt w:val="bullet"/>
+      <w:lvlText w:val=""/>
+      <w:lvlJc w:val="left"/>
+      <w:pPr>
+        <w:ind w:left="5040" w:hanging="360"/>
+      </w:pPr>
+      <w:rPr>
+        <w:rFonts w:ascii="Symbol" w:hAnsi="Symbol" w:hint="default"/>
+      </w:rPr>
+    </w:lvl>
+    <w:lvl w:ilvl="7" w:tplc="240A0003" w:tentative="1">
+      <w:start w:val="1"/>
+      <w:numFmt w:val="bullet"/>
+      <w:lvlText w:val="o"/>
+      <w:lvlJc w:val="left"/>
+      <w:pPr>
+        <w:ind w:left="5760" w:hanging="360"/>
+      </w:pPr>
+      <w:rPr>
+        <w:rFonts w:ascii="Courier New" w:hAnsi="Courier New" w:cs="Courier New" w:hint="default"/>
+      </w:rPr>
+    </w:lvl>
+    <w:lvl w:ilvl="8" w:tplc="240A0005" w:tentative="1">
+      <w:start w:val="1"/>
+      <w:numFmt w:val="bullet"/>
+      <w:lvlText w:val=""/>
+      <w:lvlJc w:val="left"/>
+      <w:pPr>
+        <w:ind w:left="6480" w:hanging="360"/>
+      </w:pPr>
+      <w:rPr>
+        <w:rFonts w:ascii="Wingdings" w:hAnsi="Wingdings" w:hint="default"/>
+      </w:rPr>
+    </w:lvl>
+  </w:abstractNum>
+  <w:abstractNum w:abstractNumId="37" w15:restartNumberingAfterBreak="0">
     <w:nsid w:val="68666B78"/>
     <w:multiLevelType w:val="multilevel"/>
     <w:tmpl w:val="6ACEC6D2"/>
@@ -5834,7 +7924,7 @@
       </w:rPr>
     </w:lvl>
   </w:abstractNum>
-  <w:abstractNum w:abstractNumId="21" w15:restartNumberingAfterBreak="0">
+  <w:abstractNum w:abstractNumId="38" w15:restartNumberingAfterBreak="0">
     <w:nsid w:val="6AAF1BF0"/>
     <w:multiLevelType w:val="hybridMultilevel"/>
     <w:tmpl w:val="E0128CA0"/>
@@ -5947,7 +8037,7 @@
       </w:rPr>
     </w:lvl>
   </w:abstractNum>
-  <w:abstractNum w:abstractNumId="22" w15:restartNumberingAfterBreak="0">
+  <w:abstractNum w:abstractNumId="39" w15:restartNumberingAfterBreak="0">
     <w:nsid w:val="6BA453C0"/>
     <w:multiLevelType w:val="multilevel"/>
     <w:tmpl w:val="82A80B10"/>
@@ -6096,7 +8186,120 @@
       </w:rPr>
     </w:lvl>
   </w:abstractNum>
-  <w:abstractNum w:abstractNumId="23" w15:restartNumberingAfterBreak="0">
+  <w:abstractNum w:abstractNumId="40" w15:restartNumberingAfterBreak="0">
+    <w:nsid w:val="6CD033AB"/>
+    <w:multiLevelType w:val="hybridMultilevel"/>
+    <w:tmpl w:val="A9F0F95A"/>
+    <w:lvl w:ilvl="0" w:tplc="240A0001">
+      <w:start w:val="1"/>
+      <w:numFmt w:val="bullet"/>
+      <w:lvlText w:val=""/>
+      <w:lvlJc w:val="left"/>
+      <w:pPr>
+        <w:ind w:left="720" w:hanging="360"/>
+      </w:pPr>
+      <w:rPr>
+        <w:rFonts w:ascii="Symbol" w:hAnsi="Symbol" w:hint="default"/>
+      </w:rPr>
+    </w:lvl>
+    <w:lvl w:ilvl="1" w:tplc="240A0003" w:tentative="1">
+      <w:start w:val="1"/>
+      <w:numFmt w:val="bullet"/>
+      <w:lvlText w:val="o"/>
+      <w:lvlJc w:val="left"/>
+      <w:pPr>
+        <w:ind w:left="1440" w:hanging="360"/>
+      </w:pPr>
+      <w:rPr>
+        <w:rFonts w:ascii="Courier New" w:hAnsi="Courier New" w:cs="Courier New" w:hint="default"/>
+      </w:rPr>
+    </w:lvl>
+    <w:lvl w:ilvl="2" w:tplc="240A0005" w:tentative="1">
+      <w:start w:val="1"/>
+      <w:numFmt w:val="bullet"/>
+      <w:lvlText w:val=""/>
+      <w:lvlJc w:val="left"/>
+      <w:pPr>
+        <w:ind w:left="2160" w:hanging="360"/>
+      </w:pPr>
+      <w:rPr>
+        <w:rFonts w:ascii="Wingdings" w:hAnsi="Wingdings" w:hint="default"/>
+      </w:rPr>
+    </w:lvl>
+    <w:lvl w:ilvl="3" w:tplc="240A0001" w:tentative="1">
+      <w:start w:val="1"/>
+      <w:numFmt w:val="bullet"/>
+      <w:lvlText w:val=""/>
+      <w:lvlJc w:val="left"/>
+      <w:pPr>
+        <w:ind w:left="2880" w:hanging="360"/>
+      </w:pPr>
+      <w:rPr>
+        <w:rFonts w:ascii="Symbol" w:hAnsi="Symbol" w:hint="default"/>
+      </w:rPr>
+    </w:lvl>
+    <w:lvl w:ilvl="4" w:tplc="240A0003" w:tentative="1">
+      <w:start w:val="1"/>
+      <w:numFmt w:val="bullet"/>
+      <w:lvlText w:val="o"/>
+      <w:lvlJc w:val="left"/>
+      <w:pPr>
+        <w:ind w:left="3600" w:hanging="360"/>
+      </w:pPr>
+      <w:rPr>
+        <w:rFonts w:ascii="Courier New" w:hAnsi="Courier New" w:cs="Courier New" w:hint="default"/>
+      </w:rPr>
+    </w:lvl>
+    <w:lvl w:ilvl="5" w:tplc="240A0005" w:tentative="1">
+      <w:start w:val="1"/>
+      <w:numFmt w:val="bullet"/>
+      <w:lvlText w:val=""/>
+      <w:lvlJc w:val="left"/>
+      <w:pPr>
+        <w:ind w:left="4320" w:hanging="360"/>
+      </w:pPr>
+      <w:rPr>
+        <w:rFonts w:ascii="Wingdings" w:hAnsi="Wingdings" w:hint="default"/>
+      </w:rPr>
+    </w:lvl>
+    <w:lvl w:ilvl="6" w:tplc="240A0001" w:tentative="1">
+      <w:start w:val="1"/>
+      <w:numFmt w:val="bullet"/>
+      <w:lvlText w:val=""/>
+      <w:lvlJc w:val="left"/>
+      <w:pPr>
+        <w:ind w:left="5040" w:hanging="360"/>
+      </w:pPr>
+      <w:rPr>
+        <w:rFonts w:ascii="Symbol" w:hAnsi="Symbol" w:hint="default"/>
+      </w:rPr>
+    </w:lvl>
+    <w:lvl w:ilvl="7" w:tplc="240A0003" w:tentative="1">
+      <w:start w:val="1"/>
+      <w:numFmt w:val="bullet"/>
+      <w:lvlText w:val="o"/>
+      <w:lvlJc w:val="left"/>
+      <w:pPr>
+        <w:ind w:left="5760" w:hanging="360"/>
+      </w:pPr>
+      <w:rPr>
+        <w:rFonts w:ascii="Courier New" w:hAnsi="Courier New" w:cs="Courier New" w:hint="default"/>
+      </w:rPr>
+    </w:lvl>
+    <w:lvl w:ilvl="8" w:tplc="240A0005" w:tentative="1">
+      <w:start w:val="1"/>
+      <w:numFmt w:val="bullet"/>
+      <w:lvlText w:val=""/>
+      <w:lvlJc w:val="left"/>
+      <w:pPr>
+        <w:ind w:left="6480" w:hanging="360"/>
+      </w:pPr>
+      <w:rPr>
+        <w:rFonts w:ascii="Wingdings" w:hAnsi="Wingdings" w:hint="default"/>
+      </w:rPr>
+    </w:lvl>
+  </w:abstractNum>
+  <w:abstractNum w:abstractNumId="41" w15:restartNumberingAfterBreak="0">
     <w:nsid w:val="6E7B3887"/>
     <w:multiLevelType w:val="multilevel"/>
     <w:tmpl w:val="8ADEFEB0"/>
@@ -6245,7 +8448,7 @@
       </w:rPr>
     </w:lvl>
   </w:abstractNum>
-  <w:abstractNum w:abstractNumId="24" w15:restartNumberingAfterBreak="0">
+  <w:abstractNum w:abstractNumId="42" w15:restartNumberingAfterBreak="0">
     <w:nsid w:val="752B475F"/>
     <w:multiLevelType w:val="hybridMultilevel"/>
     <w:tmpl w:val="96D61A16"/>
@@ -6358,7 +8561,7 @@
       </w:rPr>
     </w:lvl>
   </w:abstractNum>
-  <w:abstractNum w:abstractNumId="25" w15:restartNumberingAfterBreak="0">
+  <w:abstractNum w:abstractNumId="43" w15:restartNumberingAfterBreak="0">
     <w:nsid w:val="79BA1748"/>
     <w:multiLevelType w:val="multilevel"/>
     <w:tmpl w:val="AE28CEA4"/>
@@ -6507,7 +8710,120 @@
       </w:rPr>
     </w:lvl>
   </w:abstractNum>
-  <w:abstractNum w:abstractNumId="26" w15:restartNumberingAfterBreak="0">
+  <w:abstractNum w:abstractNumId="44" w15:restartNumberingAfterBreak="0">
+    <w:nsid w:val="7CA513F1"/>
+    <w:multiLevelType w:val="hybridMultilevel"/>
+    <w:tmpl w:val="890ADE18"/>
+    <w:lvl w:ilvl="0" w:tplc="240A0001">
+      <w:start w:val="1"/>
+      <w:numFmt w:val="bullet"/>
+      <w:lvlText w:val=""/>
+      <w:lvlJc w:val="left"/>
+      <w:pPr>
+        <w:ind w:left="720" w:hanging="360"/>
+      </w:pPr>
+      <w:rPr>
+        <w:rFonts w:ascii="Symbol" w:hAnsi="Symbol" w:hint="default"/>
+      </w:rPr>
+    </w:lvl>
+    <w:lvl w:ilvl="1" w:tplc="240A0003" w:tentative="1">
+      <w:start w:val="1"/>
+      <w:numFmt w:val="bullet"/>
+      <w:lvlText w:val="o"/>
+      <w:lvlJc w:val="left"/>
+      <w:pPr>
+        <w:ind w:left="1440" w:hanging="360"/>
+      </w:pPr>
+      <w:rPr>
+        <w:rFonts w:ascii="Courier New" w:hAnsi="Courier New" w:cs="Courier New" w:hint="default"/>
+      </w:rPr>
+    </w:lvl>
+    <w:lvl w:ilvl="2" w:tplc="240A0005" w:tentative="1">
+      <w:start w:val="1"/>
+      <w:numFmt w:val="bullet"/>
+      <w:lvlText w:val=""/>
+      <w:lvlJc w:val="left"/>
+      <w:pPr>
+        <w:ind w:left="2160" w:hanging="360"/>
+      </w:pPr>
+      <w:rPr>
+        <w:rFonts w:ascii="Wingdings" w:hAnsi="Wingdings" w:hint="default"/>
+      </w:rPr>
+    </w:lvl>
+    <w:lvl w:ilvl="3" w:tplc="240A0001" w:tentative="1">
+      <w:start w:val="1"/>
+      <w:numFmt w:val="bullet"/>
+      <w:lvlText w:val=""/>
+      <w:lvlJc w:val="left"/>
+      <w:pPr>
+        <w:ind w:left="2880" w:hanging="360"/>
+      </w:pPr>
+      <w:rPr>
+        <w:rFonts w:ascii="Symbol" w:hAnsi="Symbol" w:hint="default"/>
+      </w:rPr>
+    </w:lvl>
+    <w:lvl w:ilvl="4" w:tplc="240A0003" w:tentative="1">
+      <w:start w:val="1"/>
+      <w:numFmt w:val="bullet"/>
+      <w:lvlText w:val="o"/>
+      <w:lvlJc w:val="left"/>
+      <w:pPr>
+        <w:ind w:left="3600" w:hanging="360"/>
+      </w:pPr>
+      <w:rPr>
+        <w:rFonts w:ascii="Courier New" w:hAnsi="Courier New" w:cs="Courier New" w:hint="default"/>
+      </w:rPr>
+    </w:lvl>
+    <w:lvl w:ilvl="5" w:tplc="240A0005" w:tentative="1">
+      <w:start w:val="1"/>
+      <w:numFmt w:val="bullet"/>
+      <w:lvlText w:val=""/>
+      <w:lvlJc w:val="left"/>
+      <w:pPr>
+        <w:ind w:left="4320" w:hanging="360"/>
+      </w:pPr>
+      <w:rPr>
+        <w:rFonts w:ascii="Wingdings" w:hAnsi="Wingdings" w:hint="default"/>
+      </w:rPr>
+    </w:lvl>
+    <w:lvl w:ilvl="6" w:tplc="240A0001" w:tentative="1">
+      <w:start w:val="1"/>
+      <w:numFmt w:val="bullet"/>
+      <w:lvlText w:val=""/>
+      <w:lvlJc w:val="left"/>
+      <w:pPr>
+        <w:ind w:left="5040" w:hanging="360"/>
+      </w:pPr>
+      <w:rPr>
+        <w:rFonts w:ascii="Symbol" w:hAnsi="Symbol" w:hint="default"/>
+      </w:rPr>
+    </w:lvl>
+    <w:lvl w:ilvl="7" w:tplc="240A0003" w:tentative="1">
+      <w:start w:val="1"/>
+      <w:numFmt w:val="bullet"/>
+      <w:lvlText w:val="o"/>
+      <w:lvlJc w:val="left"/>
+      <w:pPr>
+        <w:ind w:left="5760" w:hanging="360"/>
+      </w:pPr>
+      <w:rPr>
+        <w:rFonts w:ascii="Courier New" w:hAnsi="Courier New" w:cs="Courier New" w:hint="default"/>
+      </w:rPr>
+    </w:lvl>
+    <w:lvl w:ilvl="8" w:tplc="240A0005" w:tentative="1">
+      <w:start w:val="1"/>
+      <w:numFmt w:val="bullet"/>
+      <w:lvlText w:val=""/>
+      <w:lvlJc w:val="left"/>
+      <w:pPr>
+        <w:ind w:left="6480" w:hanging="360"/>
+      </w:pPr>
+      <w:rPr>
+        <w:rFonts w:ascii="Wingdings" w:hAnsi="Wingdings" w:hint="default"/>
+      </w:rPr>
+    </w:lvl>
+  </w:abstractNum>
+  <w:abstractNum w:abstractNumId="45" w15:restartNumberingAfterBreak="0">
     <w:nsid w:val="7CE5244A"/>
     <w:multiLevelType w:val="multilevel"/>
     <w:tmpl w:val="D604DA02"/>
@@ -6656,7 +8972,7 @@
       </w:rPr>
     </w:lvl>
   </w:abstractNum>
-  <w:abstractNum w:abstractNumId="27" w15:restartNumberingAfterBreak="0">
+  <w:abstractNum w:abstractNumId="46" w15:restartNumberingAfterBreak="0">
     <w:nsid w:val="7D9063F6"/>
     <w:multiLevelType w:val="multilevel"/>
     <w:tmpl w:val="AD0E854C"/>
@@ -6805,7 +9121,7 @@
       </w:rPr>
     </w:lvl>
   </w:abstractNum>
-  <w:abstractNum w:abstractNumId="28" w15:restartNumberingAfterBreak="0">
+  <w:abstractNum w:abstractNumId="47" w15:restartNumberingAfterBreak="0">
     <w:nsid w:val="7DE03D4D"/>
     <w:multiLevelType w:val="multilevel"/>
     <w:tmpl w:val="C5AE37A0"/>
@@ -6954,7 +9270,7 @@
       </w:rPr>
     </w:lvl>
   </w:abstractNum>
-  <w:abstractNum w:abstractNumId="29" w15:restartNumberingAfterBreak="0">
+  <w:abstractNum w:abstractNumId="48" w15:restartNumberingAfterBreak="0">
     <w:nsid w:val="7E2E0671"/>
     <w:multiLevelType w:val="multilevel"/>
     <w:tmpl w:val="AD0E854C"/>
@@ -7104,94 +9420,151 @@
     </w:lvl>
   </w:abstractNum>
   <w:num w:numId="1" w16cid:durableId="903295506">
-    <w:abstractNumId w:val="6"/>
+    <w:abstractNumId w:val="14"/>
   </w:num>
   <w:num w:numId="2" w16cid:durableId="360327546">
-    <w:abstractNumId w:val="1"/>
+    <w:abstractNumId w:val="3"/>
   </w:num>
   <w:num w:numId="3" w16cid:durableId="854809895">
-    <w:abstractNumId w:val="19"/>
+    <w:abstractNumId w:val="35"/>
   </w:num>
   <w:num w:numId="4" w16cid:durableId="1722241343">
+    <w:abstractNumId w:val="39"/>
+  </w:num>
+  <w:num w:numId="5" w16cid:durableId="87695861">
+    <w:abstractNumId w:val="13"/>
+  </w:num>
+  <w:num w:numId="6" w16cid:durableId="1665279080">
+    <w:abstractNumId w:val="34"/>
+  </w:num>
+  <w:num w:numId="7" w16cid:durableId="931204648">
+    <w:abstractNumId w:val="29"/>
+  </w:num>
+  <w:num w:numId="8" w16cid:durableId="1675305925">
+    <w:abstractNumId w:val="23"/>
+  </w:num>
+  <w:num w:numId="9" w16cid:durableId="803232996">
+    <w:abstractNumId w:val="47"/>
+  </w:num>
+  <w:num w:numId="10" w16cid:durableId="1616249662">
+    <w:abstractNumId w:val="18"/>
+  </w:num>
+  <w:num w:numId="11" w16cid:durableId="1243294531">
+    <w:abstractNumId w:val="4"/>
+  </w:num>
+  <w:num w:numId="12" w16cid:durableId="268128936">
+    <w:abstractNumId w:val="37"/>
+  </w:num>
+  <w:num w:numId="13" w16cid:durableId="567614952">
+    <w:abstractNumId w:val="21"/>
+  </w:num>
+  <w:num w:numId="14" w16cid:durableId="1925412231">
+    <w:abstractNumId w:val="43"/>
+  </w:num>
+  <w:num w:numId="15" w16cid:durableId="1684472481">
+    <w:abstractNumId w:val="7"/>
+  </w:num>
+  <w:num w:numId="16" w16cid:durableId="1561406237">
+    <w:abstractNumId w:val="5"/>
+  </w:num>
+  <w:num w:numId="17" w16cid:durableId="1646231406">
+    <w:abstractNumId w:val="20"/>
+  </w:num>
+  <w:num w:numId="18" w16cid:durableId="13044952">
+    <w:abstractNumId w:val="28"/>
+  </w:num>
+  <w:num w:numId="19" w16cid:durableId="678582282">
+    <w:abstractNumId w:val="15"/>
+  </w:num>
+  <w:num w:numId="20" w16cid:durableId="386998226">
+    <w:abstractNumId w:val="38"/>
+  </w:num>
+  <w:num w:numId="21" w16cid:durableId="1923104031">
     <w:abstractNumId w:val="22"/>
   </w:num>
-  <w:num w:numId="5" w16cid:durableId="87695861">
-    <w:abstractNumId w:val="5"/>
-  </w:num>
-  <w:num w:numId="6" w16cid:durableId="1665279080">
-    <w:abstractNumId w:val="18"/>
-  </w:num>
-  <w:num w:numId="7" w16cid:durableId="931204648">
-    <w:abstractNumId w:val="16"/>
-  </w:num>
-  <w:num w:numId="8" w16cid:durableId="1675305925">
-    <w:abstractNumId w:val="13"/>
-  </w:num>
-  <w:num w:numId="9" w16cid:durableId="803232996">
-    <w:abstractNumId w:val="28"/>
-  </w:num>
-  <w:num w:numId="10" w16cid:durableId="1616249662">
-    <w:abstractNumId w:val="9"/>
-  </w:num>
-  <w:num w:numId="11" w16cid:durableId="1243294531">
-    <w:abstractNumId w:val="2"/>
-  </w:num>
-  <w:num w:numId="12" w16cid:durableId="268128936">
-    <w:abstractNumId w:val="20"/>
-  </w:num>
-  <w:num w:numId="13" w16cid:durableId="567614952">
-    <w:abstractNumId w:val="11"/>
-  </w:num>
-  <w:num w:numId="14" w16cid:durableId="1925412231">
-    <w:abstractNumId w:val="25"/>
-  </w:num>
-  <w:num w:numId="15" w16cid:durableId="1684472481">
-    <w:abstractNumId w:val="4"/>
-  </w:num>
-  <w:num w:numId="16" w16cid:durableId="1561406237">
-    <w:abstractNumId w:val="3"/>
-  </w:num>
-  <w:num w:numId="17" w16cid:durableId="1646231406">
-    <w:abstractNumId w:val="10"/>
-  </w:num>
-  <w:num w:numId="18" w16cid:durableId="13044952">
-    <w:abstractNumId w:val="15"/>
-  </w:num>
-  <w:num w:numId="19" w16cid:durableId="678582282">
-    <w:abstractNumId w:val="7"/>
-  </w:num>
-  <w:num w:numId="20" w16cid:durableId="386998226">
-    <w:abstractNumId w:val="21"/>
-  </w:num>
-  <w:num w:numId="21" w16cid:durableId="1923104031">
-    <w:abstractNumId w:val="12"/>
-  </w:num>
   <w:num w:numId="22" w16cid:durableId="2141994239">
-    <w:abstractNumId w:val="26"/>
+    <w:abstractNumId w:val="45"/>
   </w:num>
   <w:num w:numId="23" w16cid:durableId="1257636640">
-    <w:abstractNumId w:val="8"/>
+    <w:abstractNumId w:val="17"/>
   </w:num>
   <w:num w:numId="24" w16cid:durableId="327640859">
     <w:abstractNumId w:val="0"/>
   </w:num>
   <w:num w:numId="25" w16cid:durableId="1785495370">
-    <w:abstractNumId w:val="14"/>
+    <w:abstractNumId w:val="27"/>
   </w:num>
   <w:num w:numId="26" w16cid:durableId="619847782">
-    <w:abstractNumId w:val="29"/>
+    <w:abstractNumId w:val="48"/>
   </w:num>
   <w:num w:numId="27" w16cid:durableId="1246963652">
-    <w:abstractNumId w:val="17"/>
+    <w:abstractNumId w:val="31"/>
   </w:num>
   <w:num w:numId="28" w16cid:durableId="144442981">
+    <w:abstractNumId w:val="42"/>
+  </w:num>
+  <w:num w:numId="29" w16cid:durableId="385616010">
+    <w:abstractNumId w:val="46"/>
+  </w:num>
+  <w:num w:numId="30" w16cid:durableId="1411926495">
+    <w:abstractNumId w:val="41"/>
+  </w:num>
+  <w:num w:numId="31" w16cid:durableId="1189948829">
     <w:abstractNumId w:val="24"/>
   </w:num>
-  <w:num w:numId="29" w16cid:durableId="385616010">
-    <w:abstractNumId w:val="27"/>
+  <w:num w:numId="32" w16cid:durableId="758332697">
+    <w:abstractNumId w:val="1"/>
   </w:num>
-  <w:num w:numId="30" w16cid:durableId="1411926495">
-    <w:abstractNumId w:val="23"/>
+  <w:num w:numId="33" w16cid:durableId="1876580078">
+    <w:abstractNumId w:val="9"/>
+  </w:num>
+  <w:num w:numId="34" w16cid:durableId="228273986">
+    <w:abstractNumId w:val="11"/>
+  </w:num>
+  <w:num w:numId="35" w16cid:durableId="28800686">
+    <w:abstractNumId w:val="16"/>
+  </w:num>
+  <w:num w:numId="36" w16cid:durableId="1134984379">
+    <w:abstractNumId w:val="33"/>
+  </w:num>
+  <w:num w:numId="37" w16cid:durableId="1592739425">
+    <w:abstractNumId w:val="25"/>
+  </w:num>
+  <w:num w:numId="38" w16cid:durableId="902523341">
+    <w:abstractNumId w:val="12"/>
+  </w:num>
+  <w:num w:numId="39" w16cid:durableId="302002635">
+    <w:abstractNumId w:val="44"/>
+  </w:num>
+  <w:num w:numId="40" w16cid:durableId="694384615">
+    <w:abstractNumId w:val="8"/>
+  </w:num>
+  <w:num w:numId="41" w16cid:durableId="307326666">
+    <w:abstractNumId w:val="6"/>
+  </w:num>
+  <w:num w:numId="42" w16cid:durableId="1225992450">
+    <w:abstractNumId w:val="32"/>
+  </w:num>
+  <w:num w:numId="43" w16cid:durableId="1989822410">
+    <w:abstractNumId w:val="36"/>
+  </w:num>
+  <w:num w:numId="44" w16cid:durableId="463930264">
+    <w:abstractNumId w:val="10"/>
+  </w:num>
+  <w:num w:numId="45" w16cid:durableId="535697120">
+    <w:abstractNumId w:val="26"/>
+  </w:num>
+  <w:num w:numId="46" w16cid:durableId="1833377113">
+    <w:abstractNumId w:val="2"/>
+  </w:num>
+  <w:num w:numId="47" w16cid:durableId="1227689867">
+    <w:abstractNumId w:val="40"/>
+  </w:num>
+  <w:num w:numId="48" w16cid:durableId="1756633814">
+    <w:abstractNumId w:val="19"/>
+  </w:num>
+  <w:num w:numId="49" w16cid:durableId="1610817906">
+    <w:abstractNumId w:val="30"/>
   </w:num>
 </w:numbering>
 </file>
@@ -7799,7 +10172,6 @@
   <w:style w:type="character" w:default="1" w:styleId="Fuentedeprrafopredeter">
     <w:name w:val="Default Paragraph Font"/>
     <w:uiPriority w:val="1"/>
-    <w:semiHidden/>
     <w:unhideWhenUsed/>
   </w:style>
   <w:style w:type="table" w:default="1" w:styleId="Tablanormal">
